--- a/docs/major-project-report.docx
+++ b/docs/major-project-report.docx
@@ -126,7 +126,7 @@
     <w:p>
       <w:r>
         <w:pict w14:anchorId="78B03D03">
-          <v:rect id="_x0000_i1043" style="width:0;height:1.5pt" o:hralign="center" o:hrstd="t" o:hr="t" fillcolor="#a0a0a0" stroked="f"/>
+          <v:rect id="_x0000_i1025" style="width:0;height:1.5pt" o:hralign="center" o:hrstd="t" o:hr="t" fillcolor="#a0a0a0" stroked="f"/>
         </w:pict>
       </w:r>
     </w:p>
@@ -206,7 +206,7 @@
     <w:p>
       <w:r>
         <w:pict w14:anchorId="1C219B78">
-          <v:rect id="_x0000_i1044" style="width:0;height:1.5pt" o:hralign="center" o:hrstd="t" o:hr="t" fillcolor="#a0a0a0" stroked="f"/>
+          <v:rect id="_x0000_i1026" style="width:0;height:1.5pt" o:hralign="center" o:hrstd="t" o:hr="t" fillcolor="#a0a0a0" stroked="f"/>
         </w:pict>
       </w:r>
     </w:p>
@@ -258,7 +258,7 @@
     <w:p>
       <w:r>
         <w:pict w14:anchorId="50561C57">
-          <v:rect id="_x0000_i1045" style="width:0;height:1.5pt" o:hralign="center" o:hrstd="t" o:hr="t" fillcolor="#a0a0a0" stroked="f"/>
+          <v:rect id="_x0000_i1027" style="width:0;height:1.5pt" o:hralign="center" o:hrstd="t" o:hr="t" fillcolor="#a0a0a0" stroked="f"/>
         </w:pict>
       </w:r>
     </w:p>
@@ -335,7 +335,7 @@
     <w:p>
       <w:r>
         <w:pict w14:anchorId="7A6F14DA">
-          <v:rect id="_x0000_i1061" style="width:0;height:1.5pt" o:hralign="center" o:hrstd="t" o:hr="t" fillcolor="#a0a0a0" stroked="f"/>
+          <v:rect id="_x0000_i1028" style="width:0;height:1.5pt" o:hralign="center" o:hrstd="t" o:hr="t" fillcolor="#a0a0a0" stroked="f"/>
         </w:pict>
       </w:r>
     </w:p>
@@ -347,7 +347,7 @@
     <w:p>
       <w:r>
         <w:pict w14:anchorId="127FF4A5">
-          <v:rect id="_x0000_i1062" style="width:0;height:1.5pt" o:hralign="center" o:hrstd="t" o:hr="t" fillcolor="#a0a0a0" stroked="f"/>
+          <v:rect id="_x0000_i1029" style="width:0;height:1.5pt" o:hralign="center" o:hrstd="t" o:hr="t" fillcolor="#a0a0a0" stroked="f"/>
         </w:pict>
       </w:r>
     </w:p>
@@ -410,7 +410,7 @@
     <w:p>
       <w:r>
         <w:pict w14:anchorId="0E6A502F">
-          <v:rect id="_x0000_i1071" style="width:0;height:1.5pt" o:hralign="center" o:hrstd="t" o:hr="t" fillcolor="#a0a0a0" stroked="f"/>
+          <v:rect id="_x0000_i1030" style="width:0;height:1.5pt" o:hralign="center" o:hrstd="t" o:hr="t" fillcolor="#a0a0a0" stroked="f"/>
         </w:pict>
       </w:r>
     </w:p>
@@ -482,7 +482,7 @@
     <w:p>
       <w:r>
         <w:pict w14:anchorId="54485489">
-          <v:rect id="_x0000_i1079" style="width:0;height:1.5pt" o:hralign="center" o:hrstd="t" o:hr="t" fillcolor="#a0a0a0" stroked="f"/>
+          <v:rect id="_x0000_i1031" style="width:0;height:1.5pt" o:hralign="center" o:hrstd="t" o:hr="t" fillcolor="#a0a0a0" stroked="f"/>
         </w:pict>
       </w:r>
     </w:p>
@@ -577,7 +577,1168 @@
     <w:p/>
     <w:p/>
     <w:p/>
-    <w:p/>
+    <w:p>
+      <w:pPr>
+        <w:pStyle w:val="ListParagraph"/>
+        <w:numPr>
+          <w:ilvl w:val="0"/>
+          <w:numId w:val="1"/>
+        </w:numPr>
+      </w:pPr>
+      <w:r>
+        <w:lastRenderedPageBreak/>
+        <w:t xml:space="preserve">Introduction </w:t>
+      </w:r>
+    </w:p>
+    <w:p>
+      <w:pPr>
+        <w:pStyle w:val="ListParagraph"/>
+        <w:numPr>
+          <w:ilvl w:val="0"/>
+          <w:numId w:val="1"/>
+        </w:numPr>
+      </w:pPr>
+      <w:r>
+        <w:t xml:space="preserve">Objectives </w:t>
+      </w:r>
+    </w:p>
+    <w:p>
+      <w:pPr>
+        <w:pStyle w:val="ListParagraph"/>
+        <w:numPr>
+          <w:ilvl w:val="0"/>
+          <w:numId w:val="1"/>
+        </w:numPr>
+      </w:pPr>
+      <w:r>
+        <w:t xml:space="preserve">Technologies Used </w:t>
+      </w:r>
+    </w:p>
+    <w:p>
+      <w:pPr>
+        <w:pStyle w:val="ListParagraph"/>
+        <w:numPr>
+          <w:ilvl w:val="0"/>
+          <w:numId w:val="1"/>
+        </w:numPr>
+      </w:pPr>
+      <w:r>
+        <w:t>AWS Services Used</w:t>
+      </w:r>
+    </w:p>
+    <w:p/>
+    <w:p>
+      <w:pPr>
+        <w:rPr>
+          <w:b/>
+          <w:bCs/>
+        </w:rPr>
+      </w:pPr>
+    </w:p>
+    <w:p>
+      <w:pPr>
+        <w:rPr>
+          <w:b/>
+          <w:bCs/>
+        </w:rPr>
+      </w:pPr>
+      <w:r>
+        <w:rPr>
+          <w:b/>
+          <w:bCs/>
+        </w:rPr>
+        <w:t>INTRODUCTION</w:t>
+      </w:r>
+    </w:p>
+    <w:p>
+      <w:r>
+        <w:t>Cloud computing is widely used for deploying and managing modern IT infrastructure. Manual cloud infrastructure management is time-consuming, error-prone, and difficult to maintain. Infrastructure as Code (</w:t>
+      </w:r>
+      <w:proofErr w:type="spellStart"/>
+      <w:r>
+        <w:t>IaC</w:t>
+      </w:r>
+      <w:proofErr w:type="spellEnd"/>
+      <w:r>
+        <w:t>) is a modern approach that automates infrastructure provisioning using configuration files.</w:t>
+      </w:r>
+    </w:p>
+    <w:p>
+      <w:r>
+        <w:t xml:space="preserve">Terraform is an open-source Infrastructure as Code tool developed by </w:t>
+      </w:r>
+      <w:proofErr w:type="spellStart"/>
+      <w:r>
+        <w:t>HashiCorp</w:t>
+      </w:r>
+      <w:proofErr w:type="spellEnd"/>
+      <w:r>
+        <w:t xml:space="preserve"> that enables automated provisioning and management of cloud infrastructure.</w:t>
+      </w:r>
+    </w:p>
+    <w:p>
+      <w:r>
+        <w:t>This project focuses on automating AWS infrastructure provisioning using Terraform with modular architecture, remote backend configuration using Amazon S3, and state locking using DynamoDB.</w:t>
+      </w:r>
+    </w:p>
+    <w:p>
+      <w:r>
+        <w:t>The project provisions AWS resources such as Virtual Private Cloud (VPC), Subnet, Security Group, and EC2 Instance. The implementation improves infrastructure consistency, scalability, and automation.</w:t>
+      </w:r>
+    </w:p>
+    <w:p/>
+    <w:p>
+      <w:pPr>
+        <w:rPr>
+          <w:b/>
+          <w:bCs/>
+        </w:rPr>
+      </w:pPr>
+      <w:r>
+        <w:rPr>
+          <w:b/>
+          <w:bCs/>
+        </w:rPr>
+        <w:t>OBJECTIVES</w:t>
+      </w:r>
+    </w:p>
+    <w:p>
+      <w:pPr>
+        <w:numPr>
+          <w:ilvl w:val="0"/>
+          <w:numId w:val="3"/>
+        </w:numPr>
+      </w:pPr>
+      <w:r>
+        <w:t>To automate AWS infrastructure provisioning using Terraform</w:t>
+      </w:r>
+    </w:p>
+    <w:p>
+      <w:pPr>
+        <w:numPr>
+          <w:ilvl w:val="0"/>
+          <w:numId w:val="3"/>
+        </w:numPr>
+      </w:pPr>
+      <w:r>
+        <w:t>To implement Infrastructure as Code (</w:t>
+      </w:r>
+      <w:proofErr w:type="spellStart"/>
+      <w:r>
+        <w:t>IaC</w:t>
+      </w:r>
+      <w:proofErr w:type="spellEnd"/>
+      <w:r>
+        <w:t>)</w:t>
+      </w:r>
+    </w:p>
+    <w:p>
+      <w:pPr>
+        <w:numPr>
+          <w:ilvl w:val="0"/>
+          <w:numId w:val="3"/>
+        </w:numPr>
+      </w:pPr>
+      <w:r>
+        <w:t>To configure remote backend using Amazon S3</w:t>
+      </w:r>
+    </w:p>
+    <w:p>
+      <w:pPr>
+        <w:numPr>
+          <w:ilvl w:val="0"/>
+          <w:numId w:val="3"/>
+        </w:numPr>
+      </w:pPr>
+      <w:r>
+        <w:t>To implement state locking using DynamoDB</w:t>
+      </w:r>
+    </w:p>
+    <w:p>
+      <w:pPr>
+        <w:numPr>
+          <w:ilvl w:val="0"/>
+          <w:numId w:val="3"/>
+        </w:numPr>
+      </w:pPr>
+      <w:r>
+        <w:t xml:space="preserve">To create </w:t>
+      </w:r>
+      <w:proofErr w:type="gramStart"/>
+      <w:r>
+        <w:t>reusable</w:t>
+      </w:r>
+      <w:proofErr w:type="gramEnd"/>
+      <w:r>
+        <w:t xml:space="preserve"> Terraform modules</w:t>
+      </w:r>
+    </w:p>
+    <w:p>
+      <w:pPr>
+        <w:numPr>
+          <w:ilvl w:val="0"/>
+          <w:numId w:val="3"/>
+        </w:numPr>
+      </w:pPr>
+      <w:r>
+        <w:t>To reduce manual infrastructure configuration</w:t>
+      </w:r>
+    </w:p>
+    <w:p>
+      <w:pPr>
+        <w:numPr>
+          <w:ilvl w:val="0"/>
+          <w:numId w:val="3"/>
+        </w:numPr>
+      </w:pPr>
+      <w:r>
+        <w:t>To improve infrastructure consistency and automation</w:t>
+      </w:r>
+    </w:p>
+    <w:p/>
+    <w:p/>
+    <w:p/>
+    <w:p/>
+    <w:p/>
+    <w:p/>
+    <w:p/>
+    <w:p>
+      <w:pPr>
+        <w:rPr>
+          <w:b/>
+          <w:bCs/>
+        </w:rPr>
+      </w:pPr>
+      <w:r>
+        <w:rPr>
+          <w:b/>
+          <w:bCs/>
+        </w:rPr>
+        <w:lastRenderedPageBreak/>
+        <w:t>TECHNOLOGIES USED</w:t>
+      </w:r>
+    </w:p>
+    <w:tbl>
+      <w:tblPr>
+        <w:tblW w:w="0" w:type="auto"/>
+        <w:tblCellSpacing w:w="15" w:type="dxa"/>
+        <w:tblCellMar>
+          <w:top w:w="15" w:type="dxa"/>
+          <w:left w:w="15" w:type="dxa"/>
+          <w:bottom w:w="15" w:type="dxa"/>
+          <w:right w:w="15" w:type="dxa"/>
+        </w:tblCellMar>
+        <w:tblLook w:val="04A0" w:firstRow="1" w:lastRow="0" w:firstColumn="1" w:lastColumn="0" w:noHBand="0" w:noVBand="1"/>
+      </w:tblPr>
+      <w:tblGrid>
+        <w:gridCol w:w="1542"/>
+        <w:gridCol w:w="2639"/>
+      </w:tblGrid>
+      <w:tr>
+        <w:trPr>
+          <w:tblHeader/>
+          <w:tblCellSpacing w:w="15" w:type="dxa"/>
+        </w:trPr>
+        <w:tc>
+          <w:tcPr>
+            <w:tcW w:w="0" w:type="auto"/>
+            <w:vAlign w:val="center"/>
+            <w:hideMark/>
+          </w:tcPr>
+          <w:p>
+            <w:pPr>
+              <w:rPr>
+                <w:b/>
+                <w:bCs/>
+              </w:rPr>
+            </w:pPr>
+            <w:r>
+              <w:rPr>
+                <w:b/>
+                <w:bCs/>
+              </w:rPr>
+              <w:t>Technology</w:t>
+            </w:r>
+          </w:p>
+        </w:tc>
+        <w:tc>
+          <w:tcPr>
+            <w:tcW w:w="0" w:type="auto"/>
+            <w:vAlign w:val="center"/>
+            <w:hideMark/>
+          </w:tcPr>
+          <w:p>
+            <w:pPr>
+              <w:rPr>
+                <w:b/>
+                <w:bCs/>
+              </w:rPr>
+            </w:pPr>
+            <w:r>
+              <w:rPr>
+                <w:b/>
+                <w:bCs/>
+              </w:rPr>
+              <w:t>Purpose</w:t>
+            </w:r>
+          </w:p>
+        </w:tc>
+      </w:tr>
+      <w:tr>
+        <w:trPr>
+          <w:tblCellSpacing w:w="15" w:type="dxa"/>
+        </w:trPr>
+        <w:tc>
+          <w:tcPr>
+            <w:tcW w:w="0" w:type="auto"/>
+            <w:vAlign w:val="center"/>
+            <w:hideMark/>
+          </w:tcPr>
+          <w:p>
+            <w:r>
+              <w:t>Terraform</w:t>
+            </w:r>
+          </w:p>
+        </w:tc>
+        <w:tc>
+          <w:tcPr>
+            <w:tcW w:w="0" w:type="auto"/>
+            <w:vAlign w:val="center"/>
+            <w:hideMark/>
+          </w:tcPr>
+          <w:p>
+            <w:r>
+              <w:t>Infrastructure Automation</w:t>
+            </w:r>
+          </w:p>
+        </w:tc>
+      </w:tr>
+      <w:tr>
+        <w:trPr>
+          <w:tblCellSpacing w:w="15" w:type="dxa"/>
+        </w:trPr>
+        <w:tc>
+          <w:tcPr>
+            <w:tcW w:w="0" w:type="auto"/>
+            <w:vAlign w:val="center"/>
+            <w:hideMark/>
+          </w:tcPr>
+          <w:p>
+            <w:r>
+              <w:t>AWS EC2</w:t>
+            </w:r>
+          </w:p>
+        </w:tc>
+        <w:tc>
+          <w:tcPr>
+            <w:tcW w:w="0" w:type="auto"/>
+            <w:vAlign w:val="center"/>
+            <w:hideMark/>
+          </w:tcPr>
+          <w:p>
+            <w:r>
+              <w:t>Virtual Machine Provisioning</w:t>
+            </w:r>
+          </w:p>
+        </w:tc>
+      </w:tr>
+      <w:tr>
+        <w:trPr>
+          <w:tblCellSpacing w:w="15" w:type="dxa"/>
+        </w:trPr>
+        <w:tc>
+          <w:tcPr>
+            <w:tcW w:w="0" w:type="auto"/>
+            <w:vAlign w:val="center"/>
+            <w:hideMark/>
+          </w:tcPr>
+          <w:p>
+            <w:r>
+              <w:t>AWS VPC</w:t>
+            </w:r>
+          </w:p>
+        </w:tc>
+        <w:tc>
+          <w:tcPr>
+            <w:tcW w:w="0" w:type="auto"/>
+            <w:vAlign w:val="center"/>
+            <w:hideMark/>
+          </w:tcPr>
+          <w:p>
+            <w:r>
+              <w:t>Network Infrastructure</w:t>
+            </w:r>
+          </w:p>
+        </w:tc>
+      </w:tr>
+      <w:tr>
+        <w:trPr>
+          <w:tblCellSpacing w:w="15" w:type="dxa"/>
+        </w:trPr>
+        <w:tc>
+          <w:tcPr>
+            <w:tcW w:w="0" w:type="auto"/>
+            <w:vAlign w:val="center"/>
+            <w:hideMark/>
+          </w:tcPr>
+          <w:p>
+            <w:r>
+              <w:t>AWS S3</w:t>
+            </w:r>
+          </w:p>
+        </w:tc>
+        <w:tc>
+          <w:tcPr>
+            <w:tcW w:w="0" w:type="auto"/>
+            <w:vAlign w:val="center"/>
+            <w:hideMark/>
+          </w:tcPr>
+          <w:p>
+            <w:r>
+              <w:t>Remote Backend Storage</w:t>
+            </w:r>
+          </w:p>
+        </w:tc>
+      </w:tr>
+      <w:tr>
+        <w:trPr>
+          <w:tblCellSpacing w:w="15" w:type="dxa"/>
+        </w:trPr>
+        <w:tc>
+          <w:tcPr>
+            <w:tcW w:w="0" w:type="auto"/>
+            <w:vAlign w:val="center"/>
+            <w:hideMark/>
+          </w:tcPr>
+          <w:p>
+            <w:r>
+              <w:t>AWS DynamoDB</w:t>
+            </w:r>
+          </w:p>
+        </w:tc>
+        <w:tc>
+          <w:tcPr>
+            <w:tcW w:w="0" w:type="auto"/>
+            <w:vAlign w:val="center"/>
+            <w:hideMark/>
+          </w:tcPr>
+          <w:p>
+            <w:r>
+              <w:t>State Locking</w:t>
+            </w:r>
+          </w:p>
+        </w:tc>
+      </w:tr>
+      <w:tr>
+        <w:trPr>
+          <w:tblCellSpacing w:w="15" w:type="dxa"/>
+        </w:trPr>
+        <w:tc>
+          <w:tcPr>
+            <w:tcW w:w="0" w:type="auto"/>
+            <w:vAlign w:val="center"/>
+            <w:hideMark/>
+          </w:tcPr>
+          <w:p>
+            <w:r>
+              <w:t>GitHub</w:t>
+            </w:r>
+          </w:p>
+        </w:tc>
+        <w:tc>
+          <w:tcPr>
+            <w:tcW w:w="0" w:type="auto"/>
+            <w:vAlign w:val="center"/>
+            <w:hideMark/>
+          </w:tcPr>
+          <w:p>
+            <w:r>
+              <w:t>Version Control</w:t>
+            </w:r>
+          </w:p>
+        </w:tc>
+      </w:tr>
+      <w:tr>
+        <w:trPr>
+          <w:tblCellSpacing w:w="15" w:type="dxa"/>
+        </w:trPr>
+        <w:tc>
+          <w:tcPr>
+            <w:tcW w:w="0" w:type="auto"/>
+            <w:vAlign w:val="center"/>
+            <w:hideMark/>
+          </w:tcPr>
+          <w:p>
+            <w:r>
+              <w:t>VS Code</w:t>
+            </w:r>
+          </w:p>
+        </w:tc>
+        <w:tc>
+          <w:tcPr>
+            <w:tcW w:w="0" w:type="auto"/>
+            <w:vAlign w:val="center"/>
+            <w:hideMark/>
+          </w:tcPr>
+          <w:p>
+            <w:r>
+              <w:t>Development Environment</w:t>
+            </w:r>
+          </w:p>
+        </w:tc>
+      </w:tr>
+      <w:tr>
+        <w:trPr>
+          <w:tblCellSpacing w:w="15" w:type="dxa"/>
+        </w:trPr>
+        <w:tc>
+          <w:tcPr>
+            <w:tcW w:w="0" w:type="auto"/>
+            <w:vAlign w:val="center"/>
+            <w:hideMark/>
+          </w:tcPr>
+          <w:p>
+            <w:r>
+              <w:t>AWS CLI</w:t>
+            </w:r>
+          </w:p>
+        </w:tc>
+        <w:tc>
+          <w:tcPr>
+            <w:tcW w:w="0" w:type="auto"/>
+            <w:vAlign w:val="center"/>
+            <w:hideMark/>
+          </w:tcPr>
+          <w:p>
+            <w:r>
+              <w:t>AWS Configuration</w:t>
+            </w:r>
+          </w:p>
+        </w:tc>
+      </w:tr>
+    </w:tbl>
+    <w:p/>
+    <w:p>
+      <w:pPr>
+        <w:rPr>
+          <w:b/>
+          <w:bCs/>
+        </w:rPr>
+      </w:pPr>
+      <w:r>
+        <w:rPr>
+          <w:b/>
+          <w:bCs/>
+        </w:rPr>
+        <w:t>AWS SERVICES USED</w:t>
+      </w:r>
+    </w:p>
+    <w:p>
+      <w:pPr>
+        <w:rPr>
+          <w:b/>
+          <w:bCs/>
+        </w:rPr>
+      </w:pPr>
+      <w:r>
+        <w:rPr>
+          <w:b/>
+          <w:bCs/>
+        </w:rPr>
+        <w:t>Amazon EC2</w:t>
+      </w:r>
+    </w:p>
+    <w:p>
+      <w:r>
+        <w:t>Used to provision virtual servers in AWS cloud.</w:t>
+      </w:r>
+    </w:p>
+    <w:p>
+      <w:pPr>
+        <w:rPr>
+          <w:b/>
+          <w:bCs/>
+        </w:rPr>
+      </w:pPr>
+      <w:r>
+        <w:rPr>
+          <w:b/>
+          <w:bCs/>
+        </w:rPr>
+        <w:t>Amazon VPC</w:t>
+      </w:r>
+    </w:p>
+    <w:p>
+      <w:r>
+        <w:t>Used to create isolated cloud network infrastructure.</w:t>
+      </w:r>
+    </w:p>
+    <w:p>
+      <w:pPr>
+        <w:rPr>
+          <w:b/>
+          <w:bCs/>
+        </w:rPr>
+      </w:pPr>
+      <w:r>
+        <w:rPr>
+          <w:b/>
+          <w:bCs/>
+        </w:rPr>
+        <w:t>Amazon S3</w:t>
+      </w:r>
+    </w:p>
+    <w:p>
+      <w:r>
+        <w:t>Used as remote backend for Terraform state management.</w:t>
+      </w:r>
+    </w:p>
+    <w:p>
+      <w:pPr>
+        <w:rPr>
+          <w:b/>
+          <w:bCs/>
+        </w:rPr>
+      </w:pPr>
+      <w:r>
+        <w:rPr>
+          <w:b/>
+          <w:bCs/>
+        </w:rPr>
+        <w:t>Amazon DynamoDB</w:t>
+      </w:r>
+    </w:p>
+    <w:p>
+      <w:r>
+        <w:t>Used for Terraform state locking to prevent concurrent modifications.</w:t>
+      </w:r>
+    </w:p>
+    <w:p>
+      <w:pPr>
+        <w:rPr>
+          <w:b/>
+          <w:bCs/>
+        </w:rPr>
+      </w:pPr>
+      <w:r>
+        <w:rPr>
+          <w:b/>
+          <w:bCs/>
+        </w:rPr>
+        <w:t>Security Group</w:t>
+      </w:r>
+    </w:p>
+    <w:p>
+      <w:r>
+        <w:t>Used to control inbound and outbound traffic for EC2 instances.</w:t>
+      </w:r>
+    </w:p>
+    <w:p/>
+    <w:p/>
+    <w:p/>
+    <w:p/>
+    <w:p/>
+    <w:p/>
+    <w:p>
+      <w:pPr>
+        <w:rPr>
+          <w:b/>
+          <w:bCs/>
+          <w:noProof/>
+        </w:rPr>
+      </w:pPr>
+    </w:p>
+    <w:p>
+      <w:pPr>
+        <w:rPr>
+          <w:b/>
+          <w:bCs/>
+          <w:noProof/>
+        </w:rPr>
+      </w:pPr>
+    </w:p>
+    <w:p>
+      <w:pPr>
+        <w:rPr>
+          <w:b/>
+          <w:bCs/>
+          <w:noProof/>
+        </w:rPr>
+      </w:pPr>
+      <w:r>
+        <w:rPr>
+          <w:b/>
+          <w:bCs/>
+          <w:noProof/>
+        </w:rPr>
+        <w:lastRenderedPageBreak/>
+        <w:t>EC2</w:t>
+      </w:r>
+      <w:r>
+        <w:rPr>
+          <w:b/>
+          <w:bCs/>
+          <w:noProof/>
+        </w:rPr>
+        <w:tab/>
+      </w:r>
+    </w:p>
+    <w:p>
+      <w:pPr>
+        <w:rPr>
+          <w:b/>
+          <w:bCs/>
+          <w:noProof/>
+        </w:rPr>
+      </w:pPr>
+      <w:r>
+        <w:rPr>
+          <w:b/>
+          <w:bCs/>
+          <w:noProof/>
+        </w:rPr>
+        <w:tab/>
+      </w:r>
+      <w:r>
+        <w:rPr>
+          <w:b/>
+          <w:bCs/>
+          <w:noProof/>
+        </w:rPr>
+        <w:tab/>
+      </w:r>
+      <w:r>
+        <w:rPr>
+          <w:b/>
+          <w:bCs/>
+          <w:noProof/>
+        </w:rPr>
+        <w:tab/>
+      </w:r>
+      <w:r>
+        <w:rPr>
+          <w:b/>
+          <w:bCs/>
+          <w:noProof/>
+        </w:rPr>
+        <w:tab/>
+      </w:r>
+      <w:r>
+        <w:rPr>
+          <w:b/>
+          <w:bCs/>
+          <w:noProof/>
+        </w:rPr>
+        <w:tab/>
+      </w:r>
+      <w:r>
+        <w:rPr>
+          <w:b/>
+          <w:bCs/>
+          <w:noProof/>
+        </w:rPr>
+        <w:tab/>
+      </w:r>
+      <w:r>
+        <w:rPr>
+          <w:b/>
+          <w:bCs/>
+          <w:noProof/>
+        </w:rPr>
+        <w:tab/>
+      </w:r>
+      <w:r>
+        <w:rPr>
+          <w:b/>
+          <w:bCs/>
+          <w:noProof/>
+        </w:rPr>
+        <w:tab/>
+      </w:r>
+      <w:r>
+        <w:rPr>
+          <w:b/>
+          <w:bCs/>
+          <w:noProof/>
+        </w:rPr>
+        <w:tab/>
+      </w:r>
+      <w:r>
+        <w:rPr>
+          <w:b/>
+          <w:bCs/>
+          <w:noProof/>
+        </w:rPr>
+        <w:tab/>
+      </w:r>
+      <w:r>
+        <w:rPr>
+          <w:b/>
+          <w:bCs/>
+          <w:noProof/>
+        </w:rPr>
+        <w:tab/>
+      </w:r>
+    </w:p>
+    <w:p>
+      <w:r>
+        <w:rPr>
+          <w:noProof/>
+        </w:rPr>
+        <w:drawing>
+          <wp:inline distT="0" distB="0" distL="0" distR="0" wp14:anchorId="6965A390" wp14:editId="459C2E8F">
+            <wp:extent cx="5731510" cy="2621280"/>
+            <wp:effectExtent l="0" t="0" r="2540" b="7620"/>
+            <wp:docPr id="818400968" name="Picture 5"/>
+            <wp:cNvGraphicFramePr>
+              <a:graphicFrameLocks xmlns:a="http://schemas.openxmlformats.org/drawingml/2006/main" noChangeAspect="1"/>
+            </wp:cNvGraphicFramePr>
+            <a:graphic xmlns:a="http://schemas.openxmlformats.org/drawingml/2006/main">
+              <a:graphicData uri="http://schemas.openxmlformats.org/drawingml/2006/picture">
+                <pic:pic xmlns:pic="http://schemas.openxmlformats.org/drawingml/2006/picture">
+                  <pic:nvPicPr>
+                    <pic:cNvPr id="818400968" name="Picture 818400968"/>
+                    <pic:cNvPicPr/>
+                  </pic:nvPicPr>
+                  <pic:blipFill>
+                    <a:blip r:embed="rId7" cstate="print">
+                      <a:extLst>
+                        <a:ext uri="{28A0092B-C50C-407E-A947-70E740481C1C}">
+                          <a14:useLocalDpi xmlns:a14="http://schemas.microsoft.com/office/drawing/2010/main" val="0"/>
+                        </a:ext>
+                      </a:extLst>
+                    </a:blip>
+                    <a:stretch>
+                      <a:fillRect/>
+                    </a:stretch>
+                  </pic:blipFill>
+                  <pic:spPr>
+                    <a:xfrm>
+                      <a:off x="0" y="0"/>
+                      <a:ext cx="5731510" cy="2621280"/>
+                    </a:xfrm>
+                    <a:prstGeom prst="rect">
+                      <a:avLst/>
+                    </a:prstGeom>
+                  </pic:spPr>
+                </pic:pic>
+              </a:graphicData>
+            </a:graphic>
+          </wp:inline>
+        </w:drawing>
+      </w:r>
+    </w:p>
+    <w:p/>
+    <w:p>
+      <w:pPr>
+        <w:rPr>
+          <w:b/>
+          <w:bCs/>
+        </w:rPr>
+      </w:pPr>
+    </w:p>
+    <w:p>
+      <w:pPr>
+        <w:rPr>
+          <w:b/>
+          <w:bCs/>
+        </w:rPr>
+      </w:pPr>
+    </w:p>
+    <w:p>
+      <w:pPr>
+        <w:rPr>
+          <w:b/>
+          <w:bCs/>
+        </w:rPr>
+      </w:pPr>
+      <w:r>
+        <w:rPr>
+          <w:b/>
+          <w:bCs/>
+        </w:rPr>
+        <w:t>VPC</w:t>
+      </w:r>
+    </w:p>
+    <w:p>
+      <w:pPr>
+        <w:rPr>
+          <w:b/>
+          <w:bCs/>
+        </w:rPr>
+      </w:pPr>
+    </w:p>
+    <w:p>
+      <w:pPr>
+        <w:rPr>
+          <w:b/>
+          <w:bCs/>
+        </w:rPr>
+      </w:pPr>
+      <w:r>
+        <w:rPr>
+          <w:b/>
+          <w:bCs/>
+          <w:noProof/>
+        </w:rPr>
+        <w:drawing>
+          <wp:inline distT="0" distB="0" distL="0" distR="0" wp14:anchorId="614F2768" wp14:editId="47A5FB08">
+            <wp:extent cx="5731510" cy="2578735"/>
+            <wp:effectExtent l="0" t="0" r="2540" b="0"/>
+            <wp:docPr id="1379152077" name="Picture 6"/>
+            <wp:cNvGraphicFramePr>
+              <a:graphicFrameLocks xmlns:a="http://schemas.openxmlformats.org/drawingml/2006/main" noChangeAspect="1"/>
+            </wp:cNvGraphicFramePr>
+            <a:graphic xmlns:a="http://schemas.openxmlformats.org/drawingml/2006/main">
+              <a:graphicData uri="http://schemas.openxmlformats.org/drawingml/2006/picture">
+                <pic:pic xmlns:pic="http://schemas.openxmlformats.org/drawingml/2006/picture">
+                  <pic:nvPicPr>
+                    <pic:cNvPr id="1379152077" name="Picture 1379152077"/>
+                    <pic:cNvPicPr/>
+                  </pic:nvPicPr>
+                  <pic:blipFill>
+                    <a:blip r:embed="rId8" cstate="print">
+                      <a:extLst>
+                        <a:ext uri="{28A0092B-C50C-407E-A947-70E740481C1C}">
+                          <a14:useLocalDpi xmlns:a14="http://schemas.microsoft.com/office/drawing/2010/main" val="0"/>
+                        </a:ext>
+                      </a:extLst>
+                    </a:blip>
+                    <a:stretch>
+                      <a:fillRect/>
+                    </a:stretch>
+                  </pic:blipFill>
+                  <pic:spPr>
+                    <a:xfrm>
+                      <a:off x="0" y="0"/>
+                      <a:ext cx="5731510" cy="2578735"/>
+                    </a:xfrm>
+                    <a:prstGeom prst="rect">
+                      <a:avLst/>
+                    </a:prstGeom>
+                  </pic:spPr>
+                </pic:pic>
+              </a:graphicData>
+            </a:graphic>
+          </wp:inline>
+        </w:drawing>
+      </w:r>
+    </w:p>
+    <w:p>
+      <w:pPr>
+        <w:rPr>
+          <w:b/>
+          <w:bCs/>
+        </w:rPr>
+      </w:pPr>
+    </w:p>
+    <w:p>
+      <w:pPr>
+        <w:rPr>
+          <w:b/>
+          <w:bCs/>
+        </w:rPr>
+      </w:pPr>
+    </w:p>
+    <w:p>
+      <w:pPr>
+        <w:rPr>
+          <w:b/>
+          <w:bCs/>
+        </w:rPr>
+      </w:pPr>
+    </w:p>
+    <w:p>
+      <w:pPr>
+        <w:rPr>
+          <w:b/>
+          <w:bCs/>
+        </w:rPr>
+      </w:pPr>
+    </w:p>
+    <w:p>
+      <w:pPr>
+        <w:rPr>
+          <w:b/>
+          <w:bCs/>
+        </w:rPr>
+      </w:pPr>
+    </w:p>
+    <w:p>
+      <w:pPr>
+        <w:rPr>
+          <w:b/>
+          <w:bCs/>
+        </w:rPr>
+      </w:pPr>
+      <w:r>
+        <w:rPr>
+          <w:b/>
+          <w:bCs/>
+        </w:rPr>
+        <w:lastRenderedPageBreak/>
+        <w:t>S3</w:t>
+      </w:r>
+    </w:p>
+    <w:p>
+      <w:pPr>
+        <w:rPr>
+          <w:b/>
+          <w:bCs/>
+        </w:rPr>
+      </w:pPr>
+    </w:p>
+    <w:p>
+      <w:pPr>
+        <w:rPr>
+          <w:b/>
+          <w:bCs/>
+        </w:rPr>
+      </w:pPr>
+      <w:r>
+        <w:rPr>
+          <w:b/>
+          <w:bCs/>
+          <w:noProof/>
+        </w:rPr>
+        <w:drawing>
+          <wp:inline distT="0" distB="0" distL="0" distR="0" wp14:anchorId="70AF7499" wp14:editId="3B4B025A">
+            <wp:extent cx="5731510" cy="2581275"/>
+            <wp:effectExtent l="0" t="0" r="2540" b="9525"/>
+            <wp:docPr id="328677267" name="Picture 7"/>
+            <wp:cNvGraphicFramePr>
+              <a:graphicFrameLocks xmlns:a="http://schemas.openxmlformats.org/drawingml/2006/main" noChangeAspect="1"/>
+            </wp:cNvGraphicFramePr>
+            <a:graphic xmlns:a="http://schemas.openxmlformats.org/drawingml/2006/main">
+              <a:graphicData uri="http://schemas.openxmlformats.org/drawingml/2006/picture">
+                <pic:pic xmlns:pic="http://schemas.openxmlformats.org/drawingml/2006/picture">
+                  <pic:nvPicPr>
+                    <pic:cNvPr id="328677267" name="Picture 328677267"/>
+                    <pic:cNvPicPr/>
+                  </pic:nvPicPr>
+                  <pic:blipFill>
+                    <a:blip r:embed="rId9" cstate="print">
+                      <a:extLst>
+                        <a:ext uri="{28A0092B-C50C-407E-A947-70E740481C1C}">
+                          <a14:useLocalDpi xmlns:a14="http://schemas.microsoft.com/office/drawing/2010/main" val="0"/>
+                        </a:ext>
+                      </a:extLst>
+                    </a:blip>
+                    <a:stretch>
+                      <a:fillRect/>
+                    </a:stretch>
+                  </pic:blipFill>
+                  <pic:spPr>
+                    <a:xfrm>
+                      <a:off x="0" y="0"/>
+                      <a:ext cx="5731510" cy="2581275"/>
+                    </a:xfrm>
+                    <a:prstGeom prst="rect">
+                      <a:avLst/>
+                    </a:prstGeom>
+                  </pic:spPr>
+                </pic:pic>
+              </a:graphicData>
+            </a:graphic>
+          </wp:inline>
+        </w:drawing>
+      </w:r>
+    </w:p>
+    <w:p>
+      <w:pPr>
+        <w:rPr>
+          <w:b/>
+          <w:bCs/>
+        </w:rPr>
+      </w:pPr>
+    </w:p>
+    <w:p>
+      <w:pPr>
+        <w:rPr>
+          <w:b/>
+          <w:bCs/>
+        </w:rPr>
+      </w:pPr>
+    </w:p>
+    <w:p>
+      <w:pPr>
+        <w:rPr>
+          <w:b/>
+          <w:bCs/>
+        </w:rPr>
+      </w:pPr>
+      <w:r>
+        <w:rPr>
+          <w:b/>
+          <w:bCs/>
+        </w:rPr>
+        <w:t xml:space="preserve">DYNAMO DB </w:t>
+      </w:r>
+    </w:p>
+    <w:p>
+      <w:pPr>
+        <w:rPr>
+          <w:b/>
+          <w:bCs/>
+        </w:rPr>
+      </w:pPr>
+    </w:p>
+    <w:p>
+      <w:pPr>
+        <w:rPr>
+          <w:b/>
+          <w:bCs/>
+        </w:rPr>
+      </w:pPr>
+      <w:r>
+        <w:rPr>
+          <w:b/>
+          <w:bCs/>
+          <w:noProof/>
+        </w:rPr>
+        <w:drawing>
+          <wp:inline distT="0" distB="0" distL="0" distR="0" wp14:anchorId="2C4B6732" wp14:editId="256F5635">
+            <wp:extent cx="5731510" cy="2544445"/>
+            <wp:effectExtent l="0" t="0" r="2540" b="8255"/>
+            <wp:docPr id="615609533" name="Picture 8"/>
+            <wp:cNvGraphicFramePr>
+              <a:graphicFrameLocks xmlns:a="http://schemas.openxmlformats.org/drawingml/2006/main" noChangeAspect="1"/>
+            </wp:cNvGraphicFramePr>
+            <a:graphic xmlns:a="http://schemas.openxmlformats.org/drawingml/2006/main">
+              <a:graphicData uri="http://schemas.openxmlformats.org/drawingml/2006/picture">
+                <pic:pic xmlns:pic="http://schemas.openxmlformats.org/drawingml/2006/picture">
+                  <pic:nvPicPr>
+                    <pic:cNvPr id="615609533" name="Picture 615609533"/>
+                    <pic:cNvPicPr/>
+                  </pic:nvPicPr>
+                  <pic:blipFill>
+                    <a:blip r:embed="rId10" cstate="print">
+                      <a:extLst>
+                        <a:ext uri="{28A0092B-C50C-407E-A947-70E740481C1C}">
+                          <a14:useLocalDpi xmlns:a14="http://schemas.microsoft.com/office/drawing/2010/main" val="0"/>
+                        </a:ext>
+                      </a:extLst>
+                    </a:blip>
+                    <a:stretch>
+                      <a:fillRect/>
+                    </a:stretch>
+                  </pic:blipFill>
+                  <pic:spPr>
+                    <a:xfrm>
+                      <a:off x="0" y="0"/>
+                      <a:ext cx="5731510" cy="2544445"/>
+                    </a:xfrm>
+                    <a:prstGeom prst="rect">
+                      <a:avLst/>
+                    </a:prstGeom>
+                  </pic:spPr>
+                </pic:pic>
+              </a:graphicData>
+            </a:graphic>
+          </wp:inline>
+        </w:drawing>
+      </w:r>
+    </w:p>
     <w:sectPr>
       <w:pgSz w:w="11906" w:h="16838"/>
       <w:pgMar w:top="1440" w:right="1440" w:bottom="1440" w:left="1440" w:header="708" w:footer="708" w:gutter="0"/>
@@ -586,6 +1747,444 @@
     </w:sectPr>
   </w:body>
 </w:document>
+</file>
+
+<file path=word/endnotes.xml><?xml version="1.0" encoding="utf-8"?>
+<w:endnotes xmlns:wpc="http://schemas.microsoft.com/office/word/2010/wordprocessingCanvas" xmlns:cx="http://schemas.microsoft.com/office/drawing/2014/chartex" xmlns:cx1="http://schemas.microsoft.com/office/drawing/2015/9/8/chartex" xmlns:cx2="http://schemas.microsoft.com/office/drawing/2015/10/21/chartex" xmlns:cx3="http://schemas.microsoft.com/office/drawing/2016/5/9/chartex" xmlns:cx4="http://schemas.microsoft.com/office/drawing/2016/5/10/chartex" xmlns:cx5="http://schemas.microsoft.com/office/drawing/2016/5/11/chartex" xmlns:cx6="http://schemas.microsoft.com/office/drawing/2016/5/12/chartex" xmlns:cx7="http://schemas.microsoft.com/office/drawing/2016/5/13/chartex" xmlns:cx8="http://schemas.microsoft.com/office/drawing/2016/5/14/chartex" xmlns:mc="http://schemas.openxmlformats.org/markup-compatibility/2006" xmlns:aink="http://schemas.microsoft.com/office/drawing/2016/ink" xmlns:am3d="http://schemas.microsoft.com/office/drawing/2017/model3d" xmlns:o="urn:schemas-microsoft-com:office:office" xmlns:oel="http://schemas.microsoft.com/office/2019/extlst" xmlns:r="http://schemas.openxmlformats.org/officeDocument/2006/relationships" xmlns:m="http://schemas.openxmlformats.org/officeDocument/2006/math" xmlns:v="urn:schemas-microsoft-com:vml" xmlns:wp14="http://schemas.microsoft.com/office/word/2010/wordprocessingDrawing" xmlns:wp="http://schemas.openxmlformats.org/drawingml/2006/wordprocessingDrawing" xmlns:w10="urn:schemas-microsoft-com:office:word" xmlns:w="http://schemas.openxmlformats.org/wordprocessingml/2006/main" xmlns:w14="http://schemas.microsoft.com/office/word/2010/wordml" xmlns:w15="http://schemas.microsoft.com/office/word/2012/wordml" xmlns:w16cex="http://schemas.microsoft.com/office/word/2018/wordml/cex" xmlns:w16cid="http://schemas.microsoft.com/office/word/2016/wordml/cid" xmlns:w16="http://schemas.microsoft.com/office/word/2018/wordml" xmlns:w16du="http://schemas.microsoft.com/office/word/2023/wordml/word16du" xmlns:w16sdtdh="http://schemas.microsoft.com/office/word/2020/wordml/sdtdatahash" xmlns:w16sdtfl="http://schemas.microsoft.com/office/word/2024/wordml/sdtformatlock" xmlns:w16se="http://schemas.microsoft.com/office/word/2015/wordml/symex" xmlns:wpg="http://schemas.microsoft.com/office/word/2010/wordprocessingGroup" xmlns:wpi="http://schemas.microsoft.com/office/word/2010/wordprocessingInk" xmlns:wne="http://schemas.microsoft.com/office/word/2006/wordml" xmlns:wps="http://schemas.microsoft.com/office/word/2010/wordprocessingShape" mc:Ignorable="w14 w15 w16se w16cid w16 w16cex w16sdtdh w16sdtfl w16du wp14">
+  <w:endnote w:type="separator" w:id="-1">
+    <w:p>
+      <w:pPr>
+        <w:spacing w:after="0" w:line="240" w:lineRule="auto"/>
+      </w:pPr>
+      <w:r>
+        <w:separator/>
+      </w:r>
+    </w:p>
+  </w:endnote>
+  <w:endnote w:type="continuationSeparator" w:id="0">
+    <w:p>
+      <w:pPr>
+        <w:spacing w:after="0" w:line="240" w:lineRule="auto"/>
+      </w:pPr>
+      <w:r>
+        <w:continuationSeparator/>
+      </w:r>
+    </w:p>
+  </w:endnote>
+</w:endnotes>
+</file>
+
+<file path=word/footnotes.xml><?xml version="1.0" encoding="utf-8"?>
+<w:footnotes xmlns:wpc="http://schemas.microsoft.com/office/word/2010/wordprocessingCanvas" xmlns:cx="http://schemas.microsoft.com/office/drawing/2014/chartex" xmlns:cx1="http://schemas.microsoft.com/office/drawing/2015/9/8/chartex" xmlns:cx2="http://schemas.microsoft.com/office/drawing/2015/10/21/chartex" xmlns:cx3="http://schemas.microsoft.com/office/drawing/2016/5/9/chartex" xmlns:cx4="http://schemas.microsoft.com/office/drawing/2016/5/10/chartex" xmlns:cx5="http://schemas.microsoft.com/office/drawing/2016/5/11/chartex" xmlns:cx6="http://schemas.microsoft.com/office/drawing/2016/5/12/chartex" xmlns:cx7="http://schemas.microsoft.com/office/drawing/2016/5/13/chartex" xmlns:cx8="http://schemas.microsoft.com/office/drawing/2016/5/14/chartex" xmlns:mc="http://schemas.openxmlformats.org/markup-compatibility/2006" xmlns:aink="http://schemas.microsoft.com/office/drawing/2016/ink" xmlns:am3d="http://schemas.microsoft.com/office/drawing/2017/model3d" xmlns:o="urn:schemas-microsoft-com:office:office" xmlns:oel="http://schemas.microsoft.com/office/2019/extlst" xmlns:r="http://schemas.openxmlformats.org/officeDocument/2006/relationships" xmlns:m="http://schemas.openxmlformats.org/officeDocument/2006/math" xmlns:v="urn:schemas-microsoft-com:vml" xmlns:wp14="http://schemas.microsoft.com/office/word/2010/wordprocessingDrawing" xmlns:wp="http://schemas.openxmlformats.org/drawingml/2006/wordprocessingDrawing" xmlns:w10="urn:schemas-microsoft-com:office:word" xmlns:w="http://schemas.openxmlformats.org/wordprocessingml/2006/main" xmlns:w14="http://schemas.microsoft.com/office/word/2010/wordml" xmlns:w15="http://schemas.microsoft.com/office/word/2012/wordml" xmlns:w16cex="http://schemas.microsoft.com/office/word/2018/wordml/cex" xmlns:w16cid="http://schemas.microsoft.com/office/word/2016/wordml/cid" xmlns:w16="http://schemas.microsoft.com/office/word/2018/wordml" xmlns:w16du="http://schemas.microsoft.com/office/word/2023/wordml/word16du" xmlns:w16sdtdh="http://schemas.microsoft.com/office/word/2020/wordml/sdtdatahash" xmlns:w16sdtfl="http://schemas.microsoft.com/office/word/2024/wordml/sdtformatlock" xmlns:w16se="http://schemas.microsoft.com/office/word/2015/wordml/symex" xmlns:wpg="http://schemas.microsoft.com/office/word/2010/wordprocessingGroup" xmlns:wpi="http://schemas.microsoft.com/office/word/2010/wordprocessingInk" xmlns:wne="http://schemas.microsoft.com/office/word/2006/wordml" xmlns:wps="http://schemas.microsoft.com/office/word/2010/wordprocessingShape" mc:Ignorable="w14 w15 w16se w16cid w16 w16cex w16sdtdh w16sdtfl w16du wp14">
+  <w:footnote w:type="separator" w:id="-1">
+    <w:p>
+      <w:pPr>
+        <w:spacing w:after="0" w:line="240" w:lineRule="auto"/>
+      </w:pPr>
+      <w:r>
+        <w:separator/>
+      </w:r>
+    </w:p>
+  </w:footnote>
+  <w:footnote w:type="continuationSeparator" w:id="0">
+    <w:p>
+      <w:pPr>
+        <w:spacing w:after="0" w:line="240" w:lineRule="auto"/>
+      </w:pPr>
+      <w:r>
+        <w:continuationSeparator/>
+      </w:r>
+    </w:p>
+  </w:footnote>
+</w:footnotes>
+</file>
+
+<file path=word/numbering.xml><?xml version="1.0" encoding="utf-8"?>
+<w:numbering xmlns:wpc="http://schemas.microsoft.com/office/word/2010/wordprocessingCanvas" xmlns:cx="http://schemas.microsoft.com/office/drawing/2014/chartex" xmlns:cx1="http://schemas.microsoft.com/office/drawing/2015/9/8/chartex" xmlns:cx2="http://schemas.microsoft.com/office/drawing/2015/10/21/chartex" xmlns:cx3="http://schemas.microsoft.com/office/drawing/2016/5/9/chartex" xmlns:cx4="http://schemas.microsoft.com/office/drawing/2016/5/10/chartex" xmlns:cx5="http://schemas.microsoft.com/office/drawing/2016/5/11/chartex" xmlns:cx6="http://schemas.microsoft.com/office/drawing/2016/5/12/chartex" xmlns:cx7="http://schemas.microsoft.com/office/drawing/2016/5/13/chartex" xmlns:cx8="http://schemas.microsoft.com/office/drawing/2016/5/14/chartex" xmlns:mc="http://schemas.openxmlformats.org/markup-compatibility/2006" xmlns:aink="http://schemas.microsoft.com/office/drawing/2016/ink" xmlns:am3d="http://schemas.microsoft.com/office/drawing/2017/model3d" xmlns:o="urn:schemas-microsoft-com:office:office" xmlns:oel="http://schemas.microsoft.com/office/2019/extlst" xmlns:r="http://schemas.openxmlformats.org/officeDocument/2006/relationships" xmlns:m="http://schemas.openxmlformats.org/officeDocument/2006/math" xmlns:v="urn:schemas-microsoft-com:vml" xmlns:wp14="http://schemas.microsoft.com/office/word/2010/wordprocessingDrawing" xmlns:wp="http://schemas.openxmlformats.org/drawingml/2006/wordprocessingDrawing" xmlns:w10="urn:schemas-microsoft-com:office:word" xmlns:w="http://schemas.openxmlformats.org/wordprocessingml/2006/main" xmlns:w14="http://schemas.microsoft.com/office/word/2010/wordml" xmlns:w15="http://schemas.microsoft.com/office/word/2012/wordml" xmlns:w16cex="http://schemas.microsoft.com/office/word/2018/wordml/cex" xmlns:w16cid="http://schemas.microsoft.com/office/word/2016/wordml/cid" xmlns:w16="http://schemas.microsoft.com/office/word/2018/wordml" xmlns:w16du="http://schemas.microsoft.com/office/word/2023/wordml/word16du" xmlns:w16sdtdh="http://schemas.microsoft.com/office/word/2020/wordml/sdtdatahash" xmlns:w16sdtfl="http://schemas.microsoft.com/office/word/2024/wordml/sdtformatlock" xmlns:w16se="http://schemas.microsoft.com/office/word/2015/wordml/symex" xmlns:wpg="http://schemas.microsoft.com/office/word/2010/wordprocessingGroup" xmlns:wpi="http://schemas.microsoft.com/office/word/2010/wordprocessingInk" xmlns:wne="http://schemas.microsoft.com/office/word/2006/wordml" xmlns:wps="http://schemas.microsoft.com/office/word/2010/wordprocessingShape" mc:Ignorable="w14 w15 w16se w16cid w16 w16cex w16sdtdh w16sdtfl w16du wp14">
+  <w:abstractNum w:abstractNumId="0" w15:restartNumberingAfterBreak="0">
+    <w:nsid w:val="1A3B087A"/>
+    <w:multiLevelType w:val="hybridMultilevel"/>
+    <w:tmpl w:val="E3C81D5A"/>
+    <w:lvl w:ilvl="0" w:tplc="40090001">
+      <w:start w:val="1"/>
+      <w:numFmt w:val="bullet"/>
+      <w:lvlText w:val=""/>
+      <w:lvlJc w:val="left"/>
+      <w:pPr>
+        <w:ind w:left="720" w:hanging="360"/>
+      </w:pPr>
+      <w:rPr>
+        <w:rFonts w:ascii="Symbol" w:hAnsi="Symbol" w:hint="default"/>
+      </w:rPr>
+    </w:lvl>
+    <w:lvl w:ilvl="1" w:tplc="40090003" w:tentative="1">
+      <w:start w:val="1"/>
+      <w:numFmt w:val="bullet"/>
+      <w:lvlText w:val="o"/>
+      <w:lvlJc w:val="left"/>
+      <w:pPr>
+        <w:ind w:left="1440" w:hanging="360"/>
+      </w:pPr>
+      <w:rPr>
+        <w:rFonts w:ascii="Courier New" w:hAnsi="Courier New" w:cs="Courier New" w:hint="default"/>
+      </w:rPr>
+    </w:lvl>
+    <w:lvl w:ilvl="2" w:tplc="40090005" w:tentative="1">
+      <w:start w:val="1"/>
+      <w:numFmt w:val="bullet"/>
+      <w:lvlText w:val=""/>
+      <w:lvlJc w:val="left"/>
+      <w:pPr>
+        <w:ind w:left="2160" w:hanging="360"/>
+      </w:pPr>
+      <w:rPr>
+        <w:rFonts w:ascii="Wingdings" w:hAnsi="Wingdings" w:hint="default"/>
+      </w:rPr>
+    </w:lvl>
+    <w:lvl w:ilvl="3" w:tplc="40090001" w:tentative="1">
+      <w:start w:val="1"/>
+      <w:numFmt w:val="bullet"/>
+      <w:lvlText w:val=""/>
+      <w:lvlJc w:val="left"/>
+      <w:pPr>
+        <w:ind w:left="2880" w:hanging="360"/>
+      </w:pPr>
+      <w:rPr>
+        <w:rFonts w:ascii="Symbol" w:hAnsi="Symbol" w:hint="default"/>
+      </w:rPr>
+    </w:lvl>
+    <w:lvl w:ilvl="4" w:tplc="40090003" w:tentative="1">
+      <w:start w:val="1"/>
+      <w:numFmt w:val="bullet"/>
+      <w:lvlText w:val="o"/>
+      <w:lvlJc w:val="left"/>
+      <w:pPr>
+        <w:ind w:left="3600" w:hanging="360"/>
+      </w:pPr>
+      <w:rPr>
+        <w:rFonts w:ascii="Courier New" w:hAnsi="Courier New" w:cs="Courier New" w:hint="default"/>
+      </w:rPr>
+    </w:lvl>
+    <w:lvl w:ilvl="5" w:tplc="40090005" w:tentative="1">
+      <w:start w:val="1"/>
+      <w:numFmt w:val="bullet"/>
+      <w:lvlText w:val=""/>
+      <w:lvlJc w:val="left"/>
+      <w:pPr>
+        <w:ind w:left="4320" w:hanging="360"/>
+      </w:pPr>
+      <w:rPr>
+        <w:rFonts w:ascii="Wingdings" w:hAnsi="Wingdings" w:hint="default"/>
+      </w:rPr>
+    </w:lvl>
+    <w:lvl w:ilvl="6" w:tplc="40090001" w:tentative="1">
+      <w:start w:val="1"/>
+      <w:numFmt w:val="bullet"/>
+      <w:lvlText w:val=""/>
+      <w:lvlJc w:val="left"/>
+      <w:pPr>
+        <w:ind w:left="5040" w:hanging="360"/>
+      </w:pPr>
+      <w:rPr>
+        <w:rFonts w:ascii="Symbol" w:hAnsi="Symbol" w:hint="default"/>
+      </w:rPr>
+    </w:lvl>
+    <w:lvl w:ilvl="7" w:tplc="40090003" w:tentative="1">
+      <w:start w:val="1"/>
+      <w:numFmt w:val="bullet"/>
+      <w:lvlText w:val="o"/>
+      <w:lvlJc w:val="left"/>
+      <w:pPr>
+        <w:ind w:left="5760" w:hanging="360"/>
+      </w:pPr>
+      <w:rPr>
+        <w:rFonts w:ascii="Courier New" w:hAnsi="Courier New" w:cs="Courier New" w:hint="default"/>
+      </w:rPr>
+    </w:lvl>
+    <w:lvl w:ilvl="8" w:tplc="40090005" w:tentative="1">
+      <w:start w:val="1"/>
+      <w:numFmt w:val="bullet"/>
+      <w:lvlText w:val=""/>
+      <w:lvlJc w:val="left"/>
+      <w:pPr>
+        <w:ind w:left="6480" w:hanging="360"/>
+      </w:pPr>
+      <w:rPr>
+        <w:rFonts w:ascii="Wingdings" w:hAnsi="Wingdings" w:hint="default"/>
+      </w:rPr>
+    </w:lvl>
+  </w:abstractNum>
+  <w:abstractNum w:abstractNumId="1" w15:restartNumberingAfterBreak="0">
+    <w:nsid w:val="20047B0F"/>
+    <w:multiLevelType w:val="hybridMultilevel"/>
+    <w:tmpl w:val="514C2E2E"/>
+    <w:lvl w:ilvl="0" w:tplc="3AEE1FD4">
+      <w:numFmt w:val="bullet"/>
+      <w:lvlText w:val=""/>
+      <w:lvlJc w:val="left"/>
+      <w:pPr>
+        <w:ind w:left="720" w:hanging="360"/>
+      </w:pPr>
+      <w:rPr>
+        <w:rFonts w:ascii="Calibri" w:eastAsiaTheme="minorHAnsi" w:hAnsi="Calibri" w:cs="Calibri" w:hint="default"/>
+      </w:rPr>
+    </w:lvl>
+    <w:lvl w:ilvl="1" w:tplc="40090003" w:tentative="1">
+      <w:start w:val="1"/>
+      <w:numFmt w:val="bullet"/>
+      <w:lvlText w:val="o"/>
+      <w:lvlJc w:val="left"/>
+      <w:pPr>
+        <w:ind w:left="1440" w:hanging="360"/>
+      </w:pPr>
+      <w:rPr>
+        <w:rFonts w:ascii="Courier New" w:hAnsi="Courier New" w:cs="Courier New" w:hint="default"/>
+      </w:rPr>
+    </w:lvl>
+    <w:lvl w:ilvl="2" w:tplc="40090005" w:tentative="1">
+      <w:start w:val="1"/>
+      <w:numFmt w:val="bullet"/>
+      <w:lvlText w:val=""/>
+      <w:lvlJc w:val="left"/>
+      <w:pPr>
+        <w:ind w:left="2160" w:hanging="360"/>
+      </w:pPr>
+      <w:rPr>
+        <w:rFonts w:ascii="Wingdings" w:hAnsi="Wingdings" w:hint="default"/>
+      </w:rPr>
+    </w:lvl>
+    <w:lvl w:ilvl="3" w:tplc="40090001" w:tentative="1">
+      <w:start w:val="1"/>
+      <w:numFmt w:val="bullet"/>
+      <w:lvlText w:val=""/>
+      <w:lvlJc w:val="left"/>
+      <w:pPr>
+        <w:ind w:left="2880" w:hanging="360"/>
+      </w:pPr>
+      <w:rPr>
+        <w:rFonts w:ascii="Symbol" w:hAnsi="Symbol" w:hint="default"/>
+      </w:rPr>
+    </w:lvl>
+    <w:lvl w:ilvl="4" w:tplc="40090003" w:tentative="1">
+      <w:start w:val="1"/>
+      <w:numFmt w:val="bullet"/>
+      <w:lvlText w:val="o"/>
+      <w:lvlJc w:val="left"/>
+      <w:pPr>
+        <w:ind w:left="3600" w:hanging="360"/>
+      </w:pPr>
+      <w:rPr>
+        <w:rFonts w:ascii="Courier New" w:hAnsi="Courier New" w:cs="Courier New" w:hint="default"/>
+      </w:rPr>
+    </w:lvl>
+    <w:lvl w:ilvl="5" w:tplc="40090005" w:tentative="1">
+      <w:start w:val="1"/>
+      <w:numFmt w:val="bullet"/>
+      <w:lvlText w:val=""/>
+      <w:lvlJc w:val="left"/>
+      <w:pPr>
+        <w:ind w:left="4320" w:hanging="360"/>
+      </w:pPr>
+      <w:rPr>
+        <w:rFonts w:ascii="Wingdings" w:hAnsi="Wingdings" w:hint="default"/>
+      </w:rPr>
+    </w:lvl>
+    <w:lvl w:ilvl="6" w:tplc="40090001" w:tentative="1">
+      <w:start w:val="1"/>
+      <w:numFmt w:val="bullet"/>
+      <w:lvlText w:val=""/>
+      <w:lvlJc w:val="left"/>
+      <w:pPr>
+        <w:ind w:left="5040" w:hanging="360"/>
+      </w:pPr>
+      <w:rPr>
+        <w:rFonts w:ascii="Symbol" w:hAnsi="Symbol" w:hint="default"/>
+      </w:rPr>
+    </w:lvl>
+    <w:lvl w:ilvl="7" w:tplc="40090003" w:tentative="1">
+      <w:start w:val="1"/>
+      <w:numFmt w:val="bullet"/>
+      <w:lvlText w:val="o"/>
+      <w:lvlJc w:val="left"/>
+      <w:pPr>
+        <w:ind w:left="5760" w:hanging="360"/>
+      </w:pPr>
+      <w:rPr>
+        <w:rFonts w:ascii="Courier New" w:hAnsi="Courier New" w:cs="Courier New" w:hint="default"/>
+      </w:rPr>
+    </w:lvl>
+    <w:lvl w:ilvl="8" w:tplc="40090005" w:tentative="1">
+      <w:start w:val="1"/>
+      <w:numFmt w:val="bullet"/>
+      <w:lvlText w:val=""/>
+      <w:lvlJc w:val="left"/>
+      <w:pPr>
+        <w:ind w:left="6480" w:hanging="360"/>
+      </w:pPr>
+      <w:rPr>
+        <w:rFonts w:ascii="Wingdings" w:hAnsi="Wingdings" w:hint="default"/>
+      </w:rPr>
+    </w:lvl>
+  </w:abstractNum>
+  <w:abstractNum w:abstractNumId="2" w15:restartNumberingAfterBreak="0">
+    <w:nsid w:val="48CD32F1"/>
+    <w:multiLevelType w:val="multilevel"/>
+    <w:tmpl w:val="1A988BCE"/>
+    <w:lvl w:ilvl="0">
+      <w:start w:val="1"/>
+      <w:numFmt w:val="bullet"/>
+      <w:lvlText w:val=""/>
+      <w:lvlJc w:val="left"/>
+      <w:pPr>
+        <w:tabs>
+          <w:tab w:val="num" w:pos="720"/>
+        </w:tabs>
+        <w:ind w:left="720" w:hanging="360"/>
+      </w:pPr>
+      <w:rPr>
+        <w:rFonts w:ascii="Symbol" w:hAnsi="Symbol" w:hint="default"/>
+        <w:sz w:val="20"/>
+      </w:rPr>
+    </w:lvl>
+    <w:lvl w:ilvl="1" w:tentative="1">
+      <w:start w:val="1"/>
+      <w:numFmt w:val="bullet"/>
+      <w:lvlText w:val="o"/>
+      <w:lvlJc w:val="left"/>
+      <w:pPr>
+        <w:tabs>
+          <w:tab w:val="num" w:pos="1440"/>
+        </w:tabs>
+        <w:ind w:left="1440" w:hanging="360"/>
+      </w:pPr>
+      <w:rPr>
+        <w:rFonts w:ascii="Courier New" w:hAnsi="Courier New" w:hint="default"/>
+        <w:sz w:val="20"/>
+      </w:rPr>
+    </w:lvl>
+    <w:lvl w:ilvl="2" w:tentative="1">
+      <w:start w:val="1"/>
+      <w:numFmt w:val="bullet"/>
+      <w:lvlText w:val=""/>
+      <w:lvlJc w:val="left"/>
+      <w:pPr>
+        <w:tabs>
+          <w:tab w:val="num" w:pos="2160"/>
+        </w:tabs>
+        <w:ind w:left="2160" w:hanging="360"/>
+      </w:pPr>
+      <w:rPr>
+        <w:rFonts w:ascii="Wingdings" w:hAnsi="Wingdings" w:hint="default"/>
+        <w:sz w:val="20"/>
+      </w:rPr>
+    </w:lvl>
+    <w:lvl w:ilvl="3" w:tentative="1">
+      <w:start w:val="1"/>
+      <w:numFmt w:val="bullet"/>
+      <w:lvlText w:val=""/>
+      <w:lvlJc w:val="left"/>
+      <w:pPr>
+        <w:tabs>
+          <w:tab w:val="num" w:pos="2880"/>
+        </w:tabs>
+        <w:ind w:left="2880" w:hanging="360"/>
+      </w:pPr>
+      <w:rPr>
+        <w:rFonts w:ascii="Wingdings" w:hAnsi="Wingdings" w:hint="default"/>
+        <w:sz w:val="20"/>
+      </w:rPr>
+    </w:lvl>
+    <w:lvl w:ilvl="4" w:tentative="1">
+      <w:start w:val="1"/>
+      <w:numFmt w:val="bullet"/>
+      <w:lvlText w:val=""/>
+      <w:lvlJc w:val="left"/>
+      <w:pPr>
+        <w:tabs>
+          <w:tab w:val="num" w:pos="3600"/>
+        </w:tabs>
+        <w:ind w:left="3600" w:hanging="360"/>
+      </w:pPr>
+      <w:rPr>
+        <w:rFonts w:ascii="Wingdings" w:hAnsi="Wingdings" w:hint="default"/>
+        <w:sz w:val="20"/>
+      </w:rPr>
+    </w:lvl>
+    <w:lvl w:ilvl="5" w:tentative="1">
+      <w:start w:val="1"/>
+      <w:numFmt w:val="bullet"/>
+      <w:lvlText w:val=""/>
+      <w:lvlJc w:val="left"/>
+      <w:pPr>
+        <w:tabs>
+          <w:tab w:val="num" w:pos="4320"/>
+        </w:tabs>
+        <w:ind w:left="4320" w:hanging="360"/>
+      </w:pPr>
+      <w:rPr>
+        <w:rFonts w:ascii="Wingdings" w:hAnsi="Wingdings" w:hint="default"/>
+        <w:sz w:val="20"/>
+      </w:rPr>
+    </w:lvl>
+    <w:lvl w:ilvl="6" w:tentative="1">
+      <w:start w:val="1"/>
+      <w:numFmt w:val="bullet"/>
+      <w:lvlText w:val=""/>
+      <w:lvlJc w:val="left"/>
+      <w:pPr>
+        <w:tabs>
+          <w:tab w:val="num" w:pos="5040"/>
+        </w:tabs>
+        <w:ind w:left="5040" w:hanging="360"/>
+      </w:pPr>
+      <w:rPr>
+        <w:rFonts w:ascii="Wingdings" w:hAnsi="Wingdings" w:hint="default"/>
+        <w:sz w:val="20"/>
+      </w:rPr>
+    </w:lvl>
+    <w:lvl w:ilvl="7" w:tentative="1">
+      <w:start w:val="1"/>
+      <w:numFmt w:val="bullet"/>
+      <w:lvlText w:val=""/>
+      <w:lvlJc w:val="left"/>
+      <w:pPr>
+        <w:tabs>
+          <w:tab w:val="num" w:pos="5760"/>
+        </w:tabs>
+        <w:ind w:left="5760" w:hanging="360"/>
+      </w:pPr>
+      <w:rPr>
+        <w:rFonts w:ascii="Wingdings" w:hAnsi="Wingdings" w:hint="default"/>
+        <w:sz w:val="20"/>
+      </w:rPr>
+    </w:lvl>
+    <w:lvl w:ilvl="8" w:tentative="1">
+      <w:start w:val="1"/>
+      <w:numFmt w:val="bullet"/>
+      <w:lvlText w:val=""/>
+      <w:lvlJc w:val="left"/>
+      <w:pPr>
+        <w:tabs>
+          <w:tab w:val="num" w:pos="6480"/>
+        </w:tabs>
+        <w:ind w:left="6480" w:hanging="360"/>
+      </w:pPr>
+      <w:rPr>
+        <w:rFonts w:ascii="Wingdings" w:hAnsi="Wingdings" w:hint="default"/>
+        <w:sz w:val="20"/>
+      </w:rPr>
+    </w:lvl>
+  </w:abstractNum>
+  <w:num w:numId="1" w16cid:durableId="829716211">
+    <w:abstractNumId w:val="0"/>
+  </w:num>
+  <w:num w:numId="2" w16cid:durableId="1205561444">
+    <w:abstractNumId w:val="1"/>
+  </w:num>
+  <w:num w:numId="3" w16cid:durableId="2105374395">
+    <w:abstractNumId w:val="2"/>
+  </w:num>
+</w:numbering>
 </file>
 
 <file path=word/styles.xml><?xml version="1.0" encoding="utf-8"?>
@@ -1504,6 +3103,50 @@
       <w:spacing w:val="5"/>
     </w:rPr>
   </w:style>
+  <w:style w:type="paragraph" w:styleId="Header">
+    <w:name w:val="header"/>
+    <w:basedOn w:val="Normal"/>
+    <w:link w:val="HeaderChar"/>
+    <w:uiPriority w:val="99"/>
+    <w:unhideWhenUsed/>
+    <w:rsid w:val="004F0561"/>
+    <w:pPr>
+      <w:tabs>
+        <w:tab w:val="center" w:pos="4513"/>
+        <w:tab w:val="right" w:pos="9026"/>
+      </w:tabs>
+      <w:spacing w:after="0" w:line="240" w:lineRule="auto"/>
+    </w:pPr>
+  </w:style>
+  <w:style w:type="character" w:customStyle="1" w:styleId="HeaderChar">
+    <w:name w:val="Header Char"/>
+    <w:basedOn w:val="DefaultParagraphFont"/>
+    <w:link w:val="Header"/>
+    <w:uiPriority w:val="99"/>
+    <w:rsid w:val="004F0561"/>
+  </w:style>
+  <w:style w:type="paragraph" w:styleId="Footer">
+    <w:name w:val="footer"/>
+    <w:basedOn w:val="Normal"/>
+    <w:link w:val="FooterChar"/>
+    <w:uiPriority w:val="99"/>
+    <w:unhideWhenUsed/>
+    <w:rsid w:val="004F0561"/>
+    <w:pPr>
+      <w:tabs>
+        <w:tab w:val="center" w:pos="4513"/>
+        <w:tab w:val="right" w:pos="9026"/>
+      </w:tabs>
+      <w:spacing w:after="0" w:line="240" w:lineRule="auto"/>
+    </w:pPr>
+  </w:style>
+  <w:style w:type="character" w:customStyle="1" w:styleId="FooterChar">
+    <w:name w:val="Footer Char"/>
+    <w:basedOn w:val="DefaultParagraphFont"/>
+    <w:link w:val="Footer"/>
+    <w:uiPriority w:val="99"/>
+    <w:rsid w:val="004F0561"/>
+  </w:style>
 </w:styles>
 </file>
 

--- a/docs/major-project-report.docx
+++ b/docs/major-project-report.docx
@@ -24,6 +24,14 @@
           <w:bCs/>
         </w:rPr>
       </w:pPr>
+    </w:p>
+    <w:p>
+      <w:pPr>
+        <w:rPr>
+          <w:b/>
+          <w:bCs/>
+        </w:rPr>
+      </w:pPr>
       <w:r>
         <w:rPr>
           <w:b/>
@@ -39,21 +47,28 @@
           <w:bCs/>
         </w:rPr>
       </w:pPr>
-      <w:r>
-        <w:rPr>
-          <w:b/>
-          <w:bCs/>
-        </w:rPr>
-        <w:t>MAJOR PROJECT REPORT</w:t>
-      </w:r>
-    </w:p>
-    <w:p>
-      <w:pPr>
-        <w:rPr>
-          <w:b/>
-          <w:bCs/>
-        </w:rPr>
-      </w:pPr>
+    </w:p>
+    <w:p>
+      <w:pPr>
+        <w:rPr>
+          <w:b/>
+          <w:bCs/>
+        </w:rPr>
+      </w:pPr>
+      <w:r>
+        <w:rPr>
+          <w:b/>
+          <w:bCs/>
+        </w:rPr>
+        <w:t>MAJOR PROJECT REPOR</w:t>
+      </w:r>
+      <w:r>
+        <w:rPr>
+          <w:b/>
+          <w:bCs/>
+        </w:rPr>
+        <w:t xml:space="preserve">T </w:t>
+      </w:r>
       <w:r>
         <w:rPr>
           <w:b/>
@@ -84,6 +99,14 @@
           <w:bCs/>
         </w:rPr>
       </w:pPr>
+    </w:p>
+    <w:p>
+      <w:pPr>
+        <w:rPr>
+          <w:b/>
+          <w:bCs/>
+        </w:rPr>
+      </w:pPr>
       <w:r>
         <w:rPr>
           <w:b/>
@@ -126,7 +149,7 @@
     <w:p>
       <w:r>
         <w:pict w14:anchorId="78B03D03">
-          <v:rect id="_x0000_i1025" style="width:0;height:1.5pt" o:hralign="center" o:hrstd="t" o:hr="t" fillcolor="#a0a0a0" stroked="f"/>
+          <v:rect id="_x0000_i1046" style="width:0;height:1.5pt" o:hralign="center" o:hrstd="t" o:hr="t" fillcolor="#a0a0a0" stroked="f"/>
         </w:pict>
       </w:r>
     </w:p>
@@ -206,7 +229,7 @@
     <w:p>
       <w:r>
         <w:pict w14:anchorId="1C219B78">
-          <v:rect id="_x0000_i1026" style="width:0;height:1.5pt" o:hralign="center" o:hrstd="t" o:hr="t" fillcolor="#a0a0a0" stroked="f"/>
+          <v:rect id="_x0000_i1047" style="width:0;height:1.5pt" o:hralign="center" o:hrstd="t" o:hr="t" fillcolor="#a0a0a0" stroked="f"/>
         </w:pict>
       </w:r>
     </w:p>
@@ -258,7 +281,7 @@
     <w:p>
       <w:r>
         <w:pict w14:anchorId="50561C57">
-          <v:rect id="_x0000_i1027" style="width:0;height:1.5pt" o:hralign="center" o:hrstd="t" o:hr="t" fillcolor="#a0a0a0" stroked="f"/>
+          <v:rect id="_x0000_i1048" style="width:0;height:1.5pt" o:hralign="center" o:hrstd="t" o:hr="t" fillcolor="#a0a0a0" stroked="f"/>
         </w:pict>
       </w:r>
     </w:p>
@@ -310,7 +333,6 @@
           <w:b/>
           <w:bCs/>
         </w:rPr>
-        <w:lastRenderedPageBreak/>
         <w:t>CERTIFICATE</w:t>
       </w:r>
     </w:p>
@@ -335,7 +357,7 @@
     <w:p>
       <w:r>
         <w:pict w14:anchorId="7A6F14DA">
-          <v:rect id="_x0000_i1028" style="width:0;height:1.5pt" o:hralign="center" o:hrstd="t" o:hr="t" fillcolor="#a0a0a0" stroked="f"/>
+          <v:rect id="_x0000_i1049" style="width:0;height:1.5pt" o:hralign="center" o:hrstd="t" o:hr="t" fillcolor="#a0a0a0" stroked="f"/>
         </w:pict>
       </w:r>
     </w:p>
@@ -347,7 +369,7 @@
     <w:p>
       <w:r>
         <w:pict w14:anchorId="127FF4A5">
-          <v:rect id="_x0000_i1029" style="width:0;height:1.5pt" o:hralign="center" o:hrstd="t" o:hr="t" fillcolor="#a0a0a0" stroked="f"/>
+          <v:rect id="_x0000_i1050" style="width:0;height:1.5pt" o:hralign="center" o:hrstd="t" o:hr="t" fillcolor="#a0a0a0" stroked="f"/>
         </w:pict>
       </w:r>
     </w:p>
@@ -390,7 +412,6 @@
           <w:b/>
           <w:bCs/>
         </w:rPr>
-        <w:lastRenderedPageBreak/>
         <w:t>DECLARATION</w:t>
       </w:r>
     </w:p>
@@ -410,7 +431,7 @@
     <w:p>
       <w:r>
         <w:pict w14:anchorId="0E6A502F">
-          <v:rect id="_x0000_i1030" style="width:0;height:1.5pt" o:hralign="center" o:hrstd="t" o:hr="t" fillcolor="#a0a0a0" stroked="f"/>
+          <v:rect id="_x0000_i1051" style="width:0;height:1.5pt" o:hralign="center" o:hrstd="t" o:hr="t" fillcolor="#a0a0a0" stroked="f"/>
         </w:pict>
       </w:r>
     </w:p>
@@ -460,7 +481,6 @@
           <w:b/>
           <w:bCs/>
         </w:rPr>
-        <w:lastRenderedPageBreak/>
         <w:t>ACKNOWLEDGEMENT</w:t>
       </w:r>
     </w:p>
@@ -482,7 +502,7 @@
     <w:p>
       <w:r>
         <w:pict w14:anchorId="54485489">
-          <v:rect id="_x0000_i1031" style="width:0;height:1.5pt" o:hralign="center" o:hrstd="t" o:hr="t" fillcolor="#a0a0a0" stroked="f"/>
+          <v:rect id="_x0000_i1052" style="width:0;height:1.5pt" o:hralign="center" o:hrstd="t" o:hr="t" fillcolor="#a0a0a0" stroked="f"/>
         </w:pict>
       </w:r>
     </w:p>
@@ -526,7 +546,6 @@
           <w:b/>
           <w:bCs/>
         </w:rPr>
-        <w:lastRenderedPageBreak/>
         <w:t>ABSTRACT</w:t>
       </w:r>
     </w:p>
@@ -586,7 +605,6 @@
         </w:numPr>
       </w:pPr>
       <w:r>
-        <w:lastRenderedPageBreak/>
         <w:t xml:space="preserve">Introduction </w:t>
       </w:r>
     </w:p>
@@ -640,12 +658,14 @@
         <w:rPr>
           <w:b/>
           <w:bCs/>
-        </w:rPr>
-      </w:pPr>
-      <w:r>
-        <w:rPr>
-          <w:b/>
-          <w:bCs/>
+          <w:u w:val="single"/>
+        </w:rPr>
+      </w:pPr>
+      <w:r>
+        <w:rPr>
+          <w:b/>
+          <w:bCs/>
+          <w:u w:val="single"/>
         </w:rPr>
         <w:t>INTRODUCTION</w:t>
       </w:r>
@@ -692,12 +712,14 @@
         <w:rPr>
           <w:b/>
           <w:bCs/>
-        </w:rPr>
-      </w:pPr>
-      <w:r>
-        <w:rPr>
-          <w:b/>
-          <w:bCs/>
+          <w:u w:val="single"/>
+        </w:rPr>
+      </w:pPr>
+      <w:r>
+        <w:rPr>
+          <w:b/>
+          <w:bCs/>
+          <w:u w:val="single"/>
         </w:rPr>
         <w:t>OBJECTIVES</w:t>
       </w:r>
@@ -807,14 +829,15 @@
         <w:rPr>
           <w:b/>
           <w:bCs/>
-        </w:rPr>
-      </w:pPr>
-      <w:r>
-        <w:rPr>
-          <w:b/>
-          <w:bCs/>
-        </w:rPr>
-        <w:lastRenderedPageBreak/>
+          <w:u w:val="single"/>
+        </w:rPr>
+      </w:pPr>
+      <w:r>
+        <w:rPr>
+          <w:b/>
+          <w:bCs/>
+          <w:u w:val="single"/>
+        </w:rPr>
         <w:t>TECHNOLOGIES USED</w:t>
       </w:r>
     </w:p>
@@ -1123,12 +1146,14 @@
         <w:rPr>
           <w:b/>
           <w:bCs/>
-        </w:rPr>
-      </w:pPr>
-      <w:r>
-        <w:rPr>
-          <w:b/>
-          <w:bCs/>
+          <w:u w:val="single"/>
+        </w:rPr>
+      </w:pPr>
+      <w:r>
+        <w:rPr>
+          <w:b/>
+          <w:bCs/>
+          <w:u w:val="single"/>
         </w:rPr>
         <w:t>AWS SERVICES USED</w:t>
       </w:r>
@@ -1271,16 +1296,7 @@
           <w:bCs/>
           <w:noProof/>
         </w:rPr>
-        <w:lastRenderedPageBreak/>
-        <w:t>EC2</w:t>
-      </w:r>
-      <w:r>
-        <w:rPr>
-          <w:b/>
-          <w:bCs/>
-          <w:noProof/>
-        </w:rPr>
-        <w:tab/>
+        <w:t>Figure 1: EC2 Instance</w:t>
       </w:r>
     </w:p>
     <w:p>
@@ -1401,7 +1417,7 @@
                     <pic:cNvPicPr/>
                   </pic:nvPicPr>
                   <pic:blipFill>
-                    <a:blip r:embed="rId7" cstate="print">
+                    <a:blip r:embed="rId8" cstate="print">
                       <a:extLst>
                         <a:ext uri="{28A0092B-C50C-407E-A947-70E740481C1C}">
                           <a14:useLocalDpi xmlns:a14="http://schemas.microsoft.com/office/drawing/2010/main" val="0"/>
@@ -1457,7 +1473,7 @@
           <w:b/>
           <w:bCs/>
         </w:rPr>
-        <w:t>VPC</w:t>
+        <w:t>Figure 2: VPC Configuration</w:t>
       </w:r>
     </w:p>
     <w:p>
@@ -1497,7 +1513,7 @@
                     <pic:cNvPicPr/>
                   </pic:nvPicPr>
                   <pic:blipFill>
-                    <a:blip r:embed="rId8" cstate="print">
+                    <a:blip r:embed="rId9" cstate="print">
                       <a:extLst>
                         <a:ext uri="{28A0092B-C50C-407E-A947-70E740481C1C}">
                           <a14:useLocalDpi xmlns:a14="http://schemas.microsoft.com/office/drawing/2010/main" val="0"/>
@@ -1576,8 +1592,7 @@
           <w:b/>
           <w:bCs/>
         </w:rPr>
-        <w:lastRenderedPageBreak/>
-        <w:t>S3</w:t>
+        <w:t>Figure 3: S3 Backend</w:t>
       </w:r>
     </w:p>
     <w:p>
@@ -1617,7 +1632,7 @@
                     <pic:cNvPicPr/>
                   </pic:nvPicPr>
                   <pic:blipFill>
-                    <a:blip r:embed="rId9" cstate="print">
+                    <a:blip r:embed="rId10" cstate="print">
                       <a:extLst>
                         <a:ext uri="{28A0092B-C50C-407E-A947-70E740481C1C}">
                           <a14:useLocalDpi xmlns:a14="http://schemas.microsoft.com/office/drawing/2010/main" val="0"/>
@@ -1672,7 +1687,7 @@
           <w:b/>
           <w:bCs/>
         </w:rPr>
-        <w:t xml:space="preserve">DYNAMO DB </w:t>
+        <w:t>Figure 4: DynamoDB Locking</w:t>
       </w:r>
     </w:p>
     <w:p>
@@ -1712,7 +1727,7 @@
                     <pic:cNvPicPr/>
                   </pic:nvPicPr>
                   <pic:blipFill>
-                    <a:blip r:embed="rId10" cstate="print">
+                    <a:blip r:embed="rId11" cstate="print">
                       <a:extLst>
                         <a:ext uri="{28A0092B-C50C-407E-A947-70E740481C1C}">
                           <a14:useLocalDpi xmlns:a14="http://schemas.microsoft.com/office/drawing/2010/main" val="0"/>
@@ -1739,7 +1754,1864 @@
         </w:drawing>
       </w:r>
     </w:p>
+    <w:p>
+      <w:pPr>
+        <w:rPr>
+          <w:b/>
+          <w:bCs/>
+        </w:rPr>
+      </w:pPr>
+    </w:p>
+    <w:p>
+      <w:pPr>
+        <w:rPr>
+          <w:b/>
+          <w:bCs/>
+        </w:rPr>
+      </w:pPr>
+    </w:p>
+    <w:p>
+      <w:pPr>
+        <w:rPr>
+          <w:b/>
+          <w:bCs/>
+        </w:rPr>
+      </w:pPr>
+    </w:p>
+    <w:p>
+      <w:pPr>
+        <w:rPr>
+          <w:b/>
+          <w:bCs/>
+        </w:rPr>
+      </w:pPr>
+    </w:p>
+    <w:p>
+      <w:pPr>
+        <w:rPr>
+          <w:b/>
+          <w:bCs/>
+        </w:rPr>
+      </w:pPr>
+    </w:p>
+    <w:p>
+      <w:pPr>
+        <w:rPr>
+          <w:b/>
+          <w:bCs/>
+        </w:rPr>
+      </w:pPr>
+    </w:p>
+    <w:p>
+      <w:pPr>
+        <w:rPr>
+          <w:b/>
+          <w:bCs/>
+          <w:u w:val="single"/>
+        </w:rPr>
+      </w:pPr>
+      <w:r>
+        <w:rPr>
+          <w:b/>
+          <w:bCs/>
+          <w:u w:val="single"/>
+        </w:rPr>
+        <w:t>IMPLEMENTATION</w:t>
+      </w:r>
+    </w:p>
+    <w:p/>
+    <w:p>
+      <w:r>
+        <w:t>The project was implemented using Terraform and AWS cloud services. The infrastructure was provisioned using modular Terraform configurations with remote backend support.</w:t>
+      </w:r>
+    </w:p>
+    <w:p>
+      <w:r>
+        <w:t>The implementation process included the following steps:</w:t>
+      </w:r>
+    </w:p>
+    <w:p>
+      <w:pPr>
+        <w:numPr>
+          <w:ilvl w:val="0"/>
+          <w:numId w:val="4"/>
+        </w:numPr>
+      </w:pPr>
+      <w:r>
+        <w:t>AWS account configuration using AWS CLI</w:t>
+      </w:r>
+    </w:p>
+    <w:p>
+      <w:pPr>
+        <w:numPr>
+          <w:ilvl w:val="0"/>
+          <w:numId w:val="4"/>
+        </w:numPr>
+      </w:pPr>
+      <w:r>
+        <w:t>Terraform installation and initialization</w:t>
+      </w:r>
+    </w:p>
+    <w:p>
+      <w:pPr>
+        <w:numPr>
+          <w:ilvl w:val="0"/>
+          <w:numId w:val="4"/>
+        </w:numPr>
+      </w:pPr>
+      <w:r>
+        <w:t>Creation of Terraform configuration files</w:t>
+      </w:r>
+    </w:p>
+    <w:p>
+      <w:pPr>
+        <w:numPr>
+          <w:ilvl w:val="0"/>
+          <w:numId w:val="4"/>
+        </w:numPr>
+      </w:pPr>
+      <w:r>
+        <w:t>Creation of reusable Terraform modules</w:t>
+      </w:r>
+    </w:p>
+    <w:p>
+      <w:pPr>
+        <w:numPr>
+          <w:ilvl w:val="0"/>
+          <w:numId w:val="4"/>
+        </w:numPr>
+      </w:pPr>
+      <w:r>
+        <w:t>Configuration of AWS provider</w:t>
+      </w:r>
+    </w:p>
+    <w:p>
+      <w:pPr>
+        <w:numPr>
+          <w:ilvl w:val="0"/>
+          <w:numId w:val="4"/>
+        </w:numPr>
+      </w:pPr>
+      <w:r>
+        <w:t>Setup of remote backend using Amazon S3</w:t>
+      </w:r>
+    </w:p>
+    <w:p>
+      <w:pPr>
+        <w:numPr>
+          <w:ilvl w:val="0"/>
+          <w:numId w:val="4"/>
+        </w:numPr>
+      </w:pPr>
+      <w:r>
+        <w:t>Configuration of DynamoDB for state locking</w:t>
+      </w:r>
+    </w:p>
+    <w:p>
+      <w:pPr>
+        <w:numPr>
+          <w:ilvl w:val="0"/>
+          <w:numId w:val="4"/>
+        </w:numPr>
+      </w:pPr>
+      <w:r>
+        <w:t>Provisioning of AWS infrastructure resources</w:t>
+      </w:r>
+    </w:p>
+    <w:p>
+      <w:pPr>
+        <w:numPr>
+          <w:ilvl w:val="0"/>
+          <w:numId w:val="4"/>
+        </w:numPr>
+      </w:pPr>
+      <w:r>
+        <w:t>Validation and testing of infrastructure deployment</w:t>
+      </w:r>
+    </w:p>
+    <w:p>
+      <w:r>
+        <w:t>The following AWS resources were successfully provisioned:</w:t>
+      </w:r>
+    </w:p>
+    <w:p>
+      <w:pPr>
+        <w:numPr>
+          <w:ilvl w:val="0"/>
+          <w:numId w:val="5"/>
+        </w:numPr>
+      </w:pPr>
+      <w:r>
+        <w:t>VPC</w:t>
+      </w:r>
+    </w:p>
+    <w:p>
+      <w:pPr>
+        <w:numPr>
+          <w:ilvl w:val="0"/>
+          <w:numId w:val="5"/>
+        </w:numPr>
+      </w:pPr>
+      <w:r>
+        <w:t>Subnet</w:t>
+      </w:r>
+    </w:p>
+    <w:p>
+      <w:pPr>
+        <w:numPr>
+          <w:ilvl w:val="0"/>
+          <w:numId w:val="5"/>
+        </w:numPr>
+      </w:pPr>
+      <w:r>
+        <w:t>Security Group</w:t>
+      </w:r>
+    </w:p>
+    <w:p>
+      <w:pPr>
+        <w:numPr>
+          <w:ilvl w:val="0"/>
+          <w:numId w:val="5"/>
+        </w:numPr>
+      </w:pPr>
+      <w:r>
+        <w:t>EC2 Instance</w:t>
+      </w:r>
+    </w:p>
+    <w:p>
+      <w:pPr>
+        <w:numPr>
+          <w:ilvl w:val="0"/>
+          <w:numId w:val="5"/>
+        </w:numPr>
+      </w:pPr>
+      <w:r>
+        <w:t>S3 Bucket</w:t>
+      </w:r>
+    </w:p>
+    <w:p>
+      <w:pPr>
+        <w:numPr>
+          <w:ilvl w:val="0"/>
+          <w:numId w:val="5"/>
+        </w:numPr>
+      </w:pPr>
+      <w:r>
+        <w:t>DynamoDB Table</w:t>
+      </w:r>
+    </w:p>
+    <w:p/>
+    <w:p/>
+    <w:p/>
+    <w:p/>
+    <w:p/>
+    <w:p/>
+    <w:p/>
+    <w:p/>
+    <w:p/>
+    <w:p/>
+    <w:p>
+      <w:pPr>
+        <w:rPr>
+          <w:b/>
+          <w:bCs/>
+          <w:u w:val="single"/>
+        </w:rPr>
+      </w:pPr>
+      <w:r>
+        <w:rPr>
+          <w:b/>
+          <w:bCs/>
+          <w:u w:val="single"/>
+        </w:rPr>
+        <w:t>TERRAFORM COMMANDS USED</w:t>
+      </w:r>
+    </w:p>
+    <w:p/>
+    <w:p>
+      <w:pPr>
+        <w:rPr>
+          <w:b/>
+          <w:bCs/>
+        </w:rPr>
+      </w:pPr>
+      <w:r>
+        <w:rPr>
+          <w:b/>
+          <w:bCs/>
+        </w:rPr>
+        <w:t>Terraform Initialization</w:t>
+      </w:r>
+    </w:p>
+    <w:p>
+      <w:r>
+        <w:t xml:space="preserve">terraform </w:t>
+      </w:r>
+      <w:proofErr w:type="spellStart"/>
+      <w:r>
+        <w:t>init</w:t>
+      </w:r>
+      <w:proofErr w:type="spellEnd"/>
+    </w:p>
+    <w:p/>
+    <w:p>
+      <w:pPr>
+        <w:rPr>
+          <w:b/>
+          <w:bCs/>
+        </w:rPr>
+      </w:pPr>
+      <w:r>
+        <w:rPr>
+          <w:b/>
+          <w:bCs/>
+        </w:rPr>
+        <w:t>Terraform Validation</w:t>
+      </w:r>
+    </w:p>
+    <w:p>
+      <w:r>
+        <w:t>terraform validate</w:t>
+      </w:r>
+    </w:p>
+    <w:p/>
+    <w:p>
+      <w:pPr>
+        <w:rPr>
+          <w:b/>
+          <w:bCs/>
+        </w:rPr>
+      </w:pPr>
+      <w:r>
+        <w:rPr>
+          <w:b/>
+          <w:bCs/>
+        </w:rPr>
+        <w:t>Terraform Planning</w:t>
+      </w:r>
+    </w:p>
+    <w:p>
+      <w:r>
+        <w:t>terraform plan</w:t>
+      </w:r>
+    </w:p>
+    <w:p/>
+    <w:p>
+      <w:pPr>
+        <w:rPr>
+          <w:b/>
+          <w:bCs/>
+        </w:rPr>
+      </w:pPr>
+      <w:r>
+        <w:rPr>
+          <w:b/>
+          <w:bCs/>
+        </w:rPr>
+        <w:t>Terraform Deployment</w:t>
+      </w:r>
+    </w:p>
+    <w:p>
+      <w:r>
+        <w:t>terraform apply</w:t>
+      </w:r>
+    </w:p>
+    <w:p/>
+    <w:p>
+      <w:pPr>
+        <w:rPr>
+          <w:b/>
+          <w:bCs/>
+        </w:rPr>
+      </w:pPr>
+      <w:r>
+        <w:rPr>
+          <w:b/>
+          <w:bCs/>
+        </w:rPr>
+        <w:t>Terraform Destruction</w:t>
+      </w:r>
+    </w:p>
+    <w:p>
+      <w:r>
+        <w:t>terraform destroy</w:t>
+      </w:r>
+    </w:p>
+    <w:p/>
+    <w:p/>
+    <w:p/>
+    <w:p/>
+    <w:p/>
+    <w:p/>
+    <w:p/>
+    <w:p/>
+    <w:p/>
+    <w:p/>
+    <w:p/>
+    <w:p/>
+    <w:p/>
+    <w:p/>
+    <w:p/>
+    <w:p>
+      <w:pPr>
+        <w:rPr>
+          <w:b/>
+          <w:bCs/>
+          <w:u w:val="single"/>
+        </w:rPr>
+      </w:pPr>
+      <w:r>
+        <w:rPr>
+          <w:b/>
+          <w:bCs/>
+          <w:u w:val="single"/>
+        </w:rPr>
+        <w:t>TESTING</w:t>
+      </w:r>
+    </w:p>
+    <w:p/>
+    <w:p>
+      <w:r>
+        <w:t>The project infrastructure was tested successfully using Terraform commands and AWS console verification.</w:t>
+      </w:r>
+    </w:p>
+    <w:p/>
+    <w:p>
+      <w:pPr>
+        <w:rPr>
+          <w:b/>
+          <w:bCs/>
+        </w:rPr>
+      </w:pPr>
+      <w:r>
+        <w:rPr>
+          <w:b/>
+          <w:bCs/>
+        </w:rPr>
+        <w:t>Testing Performed</w:t>
+      </w:r>
+    </w:p>
+    <w:p>
+      <w:pPr>
+        <w:rPr>
+          <w:b/>
+          <w:bCs/>
+        </w:rPr>
+      </w:pPr>
+      <w:r>
+        <w:rPr>
+          <w:b/>
+          <w:bCs/>
+        </w:rPr>
+        <w:t>Unit Testing</w:t>
+      </w:r>
+    </w:p>
+    <w:p>
+      <w:r>
+        <w:t>Individual Terraform modules such as VPC, EC2, and Security Group modules were tested separately.</w:t>
+      </w:r>
+    </w:p>
+    <w:p>
+      <w:pPr>
+        <w:rPr>
+          <w:b/>
+          <w:bCs/>
+        </w:rPr>
+      </w:pPr>
+      <w:r>
+        <w:rPr>
+          <w:b/>
+          <w:bCs/>
+        </w:rPr>
+        <w:t>Integration Testing</w:t>
+      </w:r>
+    </w:p>
+    <w:p>
+      <w:r>
+        <w:t>All Terraform modules were integrated and tested together.</w:t>
+      </w:r>
+    </w:p>
+    <w:p>
+      <w:pPr>
+        <w:rPr>
+          <w:b/>
+          <w:bCs/>
+        </w:rPr>
+      </w:pPr>
+      <w:r>
+        <w:rPr>
+          <w:b/>
+          <w:bCs/>
+        </w:rPr>
+        <w:t>Validation Testing</w:t>
+      </w:r>
+    </w:p>
+    <w:p>
+      <w:r>
+        <w:t>Terraform validate command was used to verify configuration correctness.</w:t>
+      </w:r>
+    </w:p>
+    <w:p>
+      <w:pPr>
+        <w:rPr>
+          <w:b/>
+          <w:bCs/>
+        </w:rPr>
+      </w:pPr>
+      <w:r>
+        <w:rPr>
+          <w:b/>
+          <w:bCs/>
+        </w:rPr>
+        <w:t>Deployment Testing</w:t>
+      </w:r>
+    </w:p>
+    <w:p>
+      <w:r>
+        <w:t>Terraform apply command was used to provision infrastructure successfully on AWS cloud.</w:t>
+      </w:r>
+    </w:p>
+    <w:p>
+      <w:pPr>
+        <w:rPr>
+          <w:b/>
+          <w:bCs/>
+        </w:rPr>
+      </w:pPr>
+      <w:r>
+        <w:rPr>
+          <w:b/>
+          <w:bCs/>
+        </w:rPr>
+        <w:t>AWS Resource Verification</w:t>
+      </w:r>
+    </w:p>
+    <w:p>
+      <w:r>
+        <w:t>Provisioned resources were verified using AWS Management Console.</w:t>
+      </w:r>
+    </w:p>
+    <w:p/>
+    <w:p/>
+    <w:p/>
+    <w:p/>
+    <w:p/>
+    <w:p/>
+    <w:p/>
+    <w:p/>
+    <w:p/>
+    <w:p/>
+    <w:p/>
+    <w:p/>
+    <w:p/>
+    <w:p/>
+    <w:p/>
+    <w:p>
+      <w:pPr>
+        <w:rPr>
+          <w:b/>
+          <w:bCs/>
+          <w:u w:val="single"/>
+        </w:rPr>
+      </w:pPr>
+      <w:r>
+        <w:rPr>
+          <w:b/>
+          <w:bCs/>
+          <w:u w:val="single"/>
+        </w:rPr>
+        <w:t>RESULTS AND OUTPUT</w:t>
+      </w:r>
+    </w:p>
+    <w:p/>
+    <w:p>
+      <w:r>
+        <w:t>The project successfully automated AWS cloud infrastructure provisioning using Terraform.</w:t>
+      </w:r>
+    </w:p>
+    <w:p>
+      <w:r>
+        <w:t>The following outputs were achieved:</w:t>
+      </w:r>
+    </w:p>
+    <w:p>
+      <w:pPr>
+        <w:numPr>
+          <w:ilvl w:val="0"/>
+          <w:numId w:val="6"/>
+        </w:numPr>
+      </w:pPr>
+      <w:r>
+        <w:t>Automated AWS infrastructure deployment</w:t>
+      </w:r>
+    </w:p>
+    <w:p>
+      <w:pPr>
+        <w:numPr>
+          <w:ilvl w:val="0"/>
+          <w:numId w:val="6"/>
+        </w:numPr>
+      </w:pPr>
+      <w:r>
+        <w:t>Successful EC2 instance provisioning</w:t>
+      </w:r>
+    </w:p>
+    <w:p>
+      <w:pPr>
+        <w:numPr>
+          <w:ilvl w:val="0"/>
+          <w:numId w:val="6"/>
+        </w:numPr>
+      </w:pPr>
+      <w:r>
+        <w:t>Successful VPC and Subnet creation</w:t>
+      </w:r>
+    </w:p>
+    <w:p>
+      <w:pPr>
+        <w:numPr>
+          <w:ilvl w:val="0"/>
+          <w:numId w:val="6"/>
+        </w:numPr>
+      </w:pPr>
+      <w:r>
+        <w:t>Remote Terraform state management using S3</w:t>
+      </w:r>
+    </w:p>
+    <w:p>
+      <w:pPr>
+        <w:numPr>
+          <w:ilvl w:val="0"/>
+          <w:numId w:val="6"/>
+        </w:numPr>
+      </w:pPr>
+      <w:r>
+        <w:t>Terraform state locking using DynamoDB</w:t>
+      </w:r>
+    </w:p>
+    <w:p>
+      <w:pPr>
+        <w:numPr>
+          <w:ilvl w:val="0"/>
+          <w:numId w:val="6"/>
+        </w:numPr>
+      </w:pPr>
+      <w:r>
+        <w:t>Improved infrastructure consistency and automation</w:t>
+      </w:r>
+    </w:p>
+    <w:p>
+      <w:r>
+        <w:t>The project demonstrated Infrastructure as Code implementation successfully using Terraform on AWS cloud platform.</w:t>
+      </w:r>
+    </w:p>
+    <w:p/>
+    <w:p/>
+    <w:p/>
+    <w:p/>
+    <w:p/>
+    <w:p/>
+    <w:p/>
+    <w:p/>
+    <w:p/>
+    <w:p/>
+    <w:p/>
+    <w:p/>
+    <w:p/>
+    <w:p/>
+    <w:p/>
+    <w:p/>
+    <w:p/>
+    <w:p/>
+    <w:p/>
+    <w:p>
+      <w:pPr>
+        <w:rPr>
+          <w:b/>
+          <w:bCs/>
+          <w:u w:val="single"/>
+        </w:rPr>
+      </w:pPr>
+      <w:r>
+        <w:rPr>
+          <w:b/>
+          <w:bCs/>
+          <w:u w:val="single"/>
+        </w:rPr>
+        <w:t>ADVANTAGES OF THE PROJECT</w:t>
+      </w:r>
+    </w:p>
+    <w:p/>
+    <w:p>
+      <w:pPr>
+        <w:numPr>
+          <w:ilvl w:val="0"/>
+          <w:numId w:val="7"/>
+        </w:numPr>
+      </w:pPr>
+      <w:r>
+        <w:t>Faster infrastructure deployment</w:t>
+      </w:r>
+    </w:p>
+    <w:p>
+      <w:pPr>
+        <w:numPr>
+          <w:ilvl w:val="0"/>
+          <w:numId w:val="7"/>
+        </w:numPr>
+      </w:pPr>
+      <w:r>
+        <w:t>Reduced manual effort</w:t>
+      </w:r>
+    </w:p>
+    <w:p>
+      <w:pPr>
+        <w:numPr>
+          <w:ilvl w:val="0"/>
+          <w:numId w:val="7"/>
+        </w:numPr>
+      </w:pPr>
+      <w:r>
+        <w:t>Infrastructure consistency</w:t>
+      </w:r>
+    </w:p>
+    <w:p>
+      <w:pPr>
+        <w:numPr>
+          <w:ilvl w:val="0"/>
+          <w:numId w:val="7"/>
+        </w:numPr>
+      </w:pPr>
+      <w:r>
+        <w:t>Reusable Terraform modules</w:t>
+      </w:r>
+    </w:p>
+    <w:p>
+      <w:pPr>
+        <w:numPr>
+          <w:ilvl w:val="0"/>
+          <w:numId w:val="7"/>
+        </w:numPr>
+      </w:pPr>
+      <w:r>
+        <w:t>Better infrastructure management</w:t>
+      </w:r>
+    </w:p>
+    <w:p>
+      <w:pPr>
+        <w:numPr>
+          <w:ilvl w:val="0"/>
+          <w:numId w:val="7"/>
+        </w:numPr>
+      </w:pPr>
+      <w:r>
+        <w:t>Secure remote state handling</w:t>
+      </w:r>
+    </w:p>
+    <w:p>
+      <w:pPr>
+        <w:numPr>
+          <w:ilvl w:val="0"/>
+          <w:numId w:val="7"/>
+        </w:numPr>
+      </w:pPr>
+      <w:r>
+        <w:t>Improved collaboration using remote backend</w:t>
+      </w:r>
+    </w:p>
+    <w:p>
+      <w:pPr>
+        <w:numPr>
+          <w:ilvl w:val="0"/>
+          <w:numId w:val="7"/>
+        </w:numPr>
+      </w:pPr>
+      <w:r>
+        <w:t>Scalable cloud infrastructure</w:t>
+      </w:r>
+    </w:p>
+    <w:p/>
+    <w:p/>
+    <w:p/>
+    <w:p/>
+    <w:p/>
+    <w:p/>
+    <w:p/>
+    <w:p/>
+    <w:p/>
+    <w:p/>
+    <w:p/>
+    <w:p/>
+    <w:p/>
+    <w:p/>
+    <w:p/>
+    <w:p/>
+    <w:p/>
+    <w:p/>
+    <w:p/>
+    <w:p/>
+    <w:p/>
+    <w:p>
+      <w:pPr>
+        <w:rPr>
+          <w:b/>
+          <w:bCs/>
+          <w:u w:val="single"/>
+        </w:rPr>
+      </w:pPr>
+      <w:r>
+        <w:rPr>
+          <w:b/>
+          <w:bCs/>
+          <w:u w:val="single"/>
+        </w:rPr>
+        <w:t>FUTURE SCOPE</w:t>
+      </w:r>
+    </w:p>
+    <w:p/>
+    <w:p>
+      <w:pPr>
+        <w:numPr>
+          <w:ilvl w:val="0"/>
+          <w:numId w:val="8"/>
+        </w:numPr>
+      </w:pPr>
+      <w:r>
+        <w:t>Jenkins CI/CD integration</w:t>
+      </w:r>
+    </w:p>
+    <w:p>
+      <w:pPr>
+        <w:numPr>
+          <w:ilvl w:val="0"/>
+          <w:numId w:val="8"/>
+        </w:numPr>
+      </w:pPr>
+      <w:r>
+        <w:t>Kubernetes deployment</w:t>
+      </w:r>
+    </w:p>
+    <w:p>
+      <w:pPr>
+        <w:numPr>
+          <w:ilvl w:val="0"/>
+          <w:numId w:val="8"/>
+        </w:numPr>
+      </w:pPr>
+      <w:r>
+        <w:t>Monitoring using Prometheus and Grafana</w:t>
+      </w:r>
+    </w:p>
+    <w:p>
+      <w:pPr>
+        <w:numPr>
+          <w:ilvl w:val="0"/>
+          <w:numId w:val="8"/>
+        </w:numPr>
+      </w:pPr>
+      <w:r>
+        <w:t>Auto Scaling implementation</w:t>
+      </w:r>
+    </w:p>
+    <w:p>
+      <w:pPr>
+        <w:numPr>
+          <w:ilvl w:val="0"/>
+          <w:numId w:val="8"/>
+        </w:numPr>
+      </w:pPr>
+      <w:r>
+        <w:t>Multi-cloud infrastructure deployment</w:t>
+      </w:r>
+    </w:p>
+    <w:p>
+      <w:pPr>
+        <w:numPr>
+          <w:ilvl w:val="0"/>
+          <w:numId w:val="8"/>
+        </w:numPr>
+      </w:pPr>
+      <w:r>
+        <w:t>Infrastructure monitoring and alerting</w:t>
+      </w:r>
+    </w:p>
+    <w:p/>
+    <w:p/>
+    <w:p/>
+    <w:p/>
+    <w:p/>
+    <w:p/>
+    <w:p/>
+    <w:p/>
+    <w:p/>
+    <w:p/>
+    <w:p/>
+    <w:p/>
+    <w:p/>
+    <w:p/>
+    <w:p/>
+    <w:p/>
+    <w:p/>
+    <w:p/>
+    <w:p/>
+    <w:p/>
+    <w:p/>
+    <w:p/>
+    <w:p/>
+    <w:p>
+      <w:pPr>
+        <w:rPr>
+          <w:b/>
+          <w:bCs/>
+          <w:u w:val="single"/>
+        </w:rPr>
+      </w:pPr>
+      <w:r>
+        <w:rPr>
+          <w:b/>
+          <w:bCs/>
+          <w:u w:val="single"/>
+        </w:rPr>
+        <w:t>CONCLUSION</w:t>
+      </w:r>
+    </w:p>
+    <w:p/>
+    <w:p>
+      <w:r>
+        <w:t>This project successfully demonstrated cloud infrastructure automation using Terraform on AWS cloud platform. The project implemented Infrastructure as Code principles with modular Terraform configurations, remote backend management using Amazon S3, and state locking using DynamoDB.</w:t>
+      </w:r>
+    </w:p>
+    <w:p>
+      <w:r>
+        <w:t>The implementation reduced manual infrastructure provisioning effort and improved infrastructure consistency, scalability, and automation. The project also demonstrated the practical use of Terraform modules and AWS cloud services for modern cloud infrastructure management.</w:t>
+      </w:r>
+    </w:p>
+    <w:p/>
+    <w:p/>
+    <w:p/>
+    <w:p/>
+    <w:p/>
+    <w:p/>
+    <w:p/>
+    <w:p/>
+    <w:p/>
+    <w:p/>
+    <w:p/>
+    <w:p/>
+    <w:p/>
+    <w:p/>
+    <w:p/>
+    <w:p/>
+    <w:p/>
+    <w:p/>
+    <w:p/>
+    <w:p/>
+    <w:p/>
+    <w:p/>
+    <w:p/>
+    <w:p/>
+    <w:p>
+      <w:pPr>
+        <w:rPr>
+          <w:b/>
+          <w:bCs/>
+          <w:u w:val="single"/>
+        </w:rPr>
+      </w:pPr>
+      <w:r>
+        <w:rPr>
+          <w:b/>
+          <w:bCs/>
+          <w:u w:val="single"/>
+        </w:rPr>
+        <w:t>BIBLIOGRAPHY</w:t>
+      </w:r>
+    </w:p>
+    <w:p/>
+    <w:p>
+      <w:pPr>
+        <w:numPr>
+          <w:ilvl w:val="0"/>
+          <w:numId w:val="9"/>
+        </w:numPr>
+      </w:pPr>
+      <w:r>
+        <w:t xml:space="preserve">Terraform Official Documentation – </w:t>
+      </w:r>
+      <w:hyperlink r:id="rId12" w:history="1">
+        <w:r>
+          <w:rPr>
+            <w:rStyle w:val="Hyperlink"/>
+          </w:rPr>
+          <w:t>https://developer.hashicorp.com/terraform/docs</w:t>
+        </w:r>
+      </w:hyperlink>
+    </w:p>
+    <w:p>
+      <w:pPr>
+        <w:numPr>
+          <w:ilvl w:val="0"/>
+          <w:numId w:val="9"/>
+        </w:numPr>
+      </w:pPr>
+      <w:r>
+        <w:t xml:space="preserve">AWS Official Documentation – </w:t>
+      </w:r>
+      <w:hyperlink r:id="rId13" w:history="1">
+        <w:r>
+          <w:rPr>
+            <w:rStyle w:val="Hyperlink"/>
+          </w:rPr>
+          <w:t>https://docs.aws.amazon.com/</w:t>
+        </w:r>
+      </w:hyperlink>
+    </w:p>
+    <w:p>
+      <w:pPr>
+        <w:numPr>
+          <w:ilvl w:val="0"/>
+          <w:numId w:val="9"/>
+        </w:numPr>
+      </w:pPr>
+      <w:r>
+        <w:t xml:space="preserve">Terraform AWS Provider Documentation – </w:t>
+      </w:r>
+      <w:hyperlink r:id="rId14" w:history="1">
+        <w:r>
+          <w:rPr>
+            <w:rStyle w:val="Hyperlink"/>
+          </w:rPr>
+          <w:t>https://registry.terraform.io/providers/hashicorp/aws/latest/docs</w:t>
+        </w:r>
+      </w:hyperlink>
+    </w:p>
+    <w:p>
+      <w:pPr>
+        <w:numPr>
+          <w:ilvl w:val="0"/>
+          <w:numId w:val="9"/>
+        </w:numPr>
+      </w:pPr>
+      <w:r>
+        <w:t xml:space="preserve">GitHub Documentation – </w:t>
+      </w:r>
+      <w:hyperlink r:id="rId15" w:history="1">
+        <w:r>
+          <w:rPr>
+            <w:rStyle w:val="Hyperlink"/>
+          </w:rPr>
+          <w:t>https://docs.github.com/</w:t>
+        </w:r>
+      </w:hyperlink>
+    </w:p>
+    <w:p>
+      <w:pPr>
+        <w:numPr>
+          <w:ilvl w:val="0"/>
+          <w:numId w:val="9"/>
+        </w:numPr>
+      </w:pPr>
+      <w:proofErr w:type="spellStart"/>
+      <w:r>
+        <w:t>HashiCorp</w:t>
+      </w:r>
+      <w:proofErr w:type="spellEnd"/>
+      <w:r>
+        <w:t xml:space="preserve"> Learn – </w:t>
+      </w:r>
+      <w:hyperlink r:id="rId16" w:history="1">
+        <w:r>
+          <w:rPr>
+            <w:rStyle w:val="Hyperlink"/>
+          </w:rPr>
+          <w:t>https://developer.hashicorp.com/learn</w:t>
+        </w:r>
+      </w:hyperlink>
+    </w:p>
+    <w:p/>
+    <w:p/>
+    <w:p/>
+    <w:p/>
+    <w:p/>
+    <w:p/>
+    <w:p/>
+    <w:p/>
+    <w:p/>
+    <w:p/>
+    <w:p/>
+    <w:p/>
+    <w:p/>
+    <w:p/>
+    <w:p/>
+    <w:p/>
+    <w:p/>
+    <w:p/>
+    <w:p/>
+    <w:p/>
+    <w:p/>
+    <w:p/>
+    <w:p/>
+    <w:p>
+      <w:pPr>
+        <w:rPr>
+          <w:b/>
+          <w:bCs/>
+          <w:u w:val="single"/>
+        </w:rPr>
+      </w:pPr>
+      <w:r>
+        <w:rPr>
+          <w:b/>
+          <w:bCs/>
+          <w:u w:val="single"/>
+        </w:rPr>
+        <w:t>FINAL SCREENSHOTS SECTION</w:t>
+      </w:r>
+    </w:p>
+    <w:p>
+      <w:pPr>
+        <w:rPr>
+          <w:b/>
+          <w:bCs/>
+          <w:noProof/>
+        </w:rPr>
+      </w:pPr>
+    </w:p>
+    <w:p>
+      <w:pPr>
+        <w:rPr>
+          <w:b/>
+          <w:bCs/>
+          <w:noProof/>
+        </w:rPr>
+      </w:pPr>
+    </w:p>
+    <w:p>
+      <w:pPr>
+        <w:rPr>
+          <w:b/>
+          <w:bCs/>
+          <w:noProof/>
+        </w:rPr>
+      </w:pPr>
+      <w:r>
+        <w:rPr>
+          <w:b/>
+          <w:bCs/>
+          <w:noProof/>
+        </w:rPr>
+        <w:t xml:space="preserve">Figure 1: </w:t>
+      </w:r>
+      <w:r>
+        <w:rPr>
+          <w:b/>
+          <w:bCs/>
+          <w:noProof/>
+        </w:rPr>
+        <w:t>System Architecture</w:t>
+      </w:r>
+    </w:p>
+    <w:p>
+      <w:pPr>
+        <w:rPr>
+          <w:b/>
+          <w:bCs/>
+          <w:noProof/>
+        </w:rPr>
+      </w:pPr>
+      <w:r>
+        <w:rPr>
+          <w:b/>
+          <w:bCs/>
+          <w:noProof/>
+        </w:rPr>
+        <w:drawing>
+          <wp:inline distT="0" distB="0" distL="0" distR="0" wp14:anchorId="095BE590" wp14:editId="583F4740">
+            <wp:extent cx="5731510" cy="3820795"/>
+            <wp:effectExtent l="0" t="0" r="2540" b="8255"/>
+            <wp:docPr id="1266666876" name="Picture 1"/>
+            <wp:cNvGraphicFramePr>
+              <a:graphicFrameLocks xmlns:a="http://schemas.openxmlformats.org/drawingml/2006/main" noChangeAspect="1"/>
+            </wp:cNvGraphicFramePr>
+            <a:graphic xmlns:a="http://schemas.openxmlformats.org/drawingml/2006/main">
+              <a:graphicData uri="http://schemas.openxmlformats.org/drawingml/2006/picture">
+                <pic:pic xmlns:pic="http://schemas.openxmlformats.org/drawingml/2006/picture">
+                  <pic:nvPicPr>
+                    <pic:cNvPr id="1266666876" name="Picture 1266666876"/>
+                    <pic:cNvPicPr/>
+                  </pic:nvPicPr>
+                  <pic:blipFill>
+                    <a:blip r:embed="rId17" cstate="print">
+                      <a:extLst>
+                        <a:ext uri="{28A0092B-C50C-407E-A947-70E740481C1C}">
+                          <a14:useLocalDpi xmlns:a14="http://schemas.microsoft.com/office/drawing/2010/main" val="0"/>
+                        </a:ext>
+                      </a:extLst>
+                    </a:blip>
+                    <a:stretch>
+                      <a:fillRect/>
+                    </a:stretch>
+                  </pic:blipFill>
+                  <pic:spPr>
+                    <a:xfrm>
+                      <a:off x="0" y="0"/>
+                      <a:ext cx="5731510" cy="3820795"/>
+                    </a:xfrm>
+                    <a:prstGeom prst="rect">
+                      <a:avLst/>
+                    </a:prstGeom>
+                  </pic:spPr>
+                </pic:pic>
+              </a:graphicData>
+            </a:graphic>
+          </wp:inline>
+        </w:drawing>
+      </w:r>
+    </w:p>
+    <w:p>
+      <w:pPr>
+        <w:rPr>
+          <w:b/>
+          <w:bCs/>
+          <w:noProof/>
+        </w:rPr>
+      </w:pPr>
+    </w:p>
+    <w:p>
+      <w:pPr>
+        <w:rPr>
+          <w:b/>
+          <w:bCs/>
+          <w:noProof/>
+        </w:rPr>
+      </w:pPr>
+    </w:p>
+    <w:p>
+      <w:pPr>
+        <w:rPr>
+          <w:b/>
+          <w:bCs/>
+          <w:noProof/>
+        </w:rPr>
+      </w:pPr>
+    </w:p>
+    <w:p>
+      <w:pPr>
+        <w:rPr>
+          <w:b/>
+          <w:bCs/>
+          <w:noProof/>
+        </w:rPr>
+      </w:pPr>
+    </w:p>
+    <w:p>
+      <w:pPr>
+        <w:rPr>
+          <w:b/>
+          <w:bCs/>
+          <w:noProof/>
+        </w:rPr>
+      </w:pPr>
+    </w:p>
+    <w:p>
+      <w:pPr>
+        <w:rPr>
+          <w:b/>
+          <w:bCs/>
+          <w:noProof/>
+        </w:rPr>
+      </w:pPr>
+    </w:p>
+    <w:p>
+      <w:pPr>
+        <w:rPr>
+          <w:b/>
+          <w:bCs/>
+          <w:noProof/>
+        </w:rPr>
+      </w:pPr>
+    </w:p>
+    <w:p>
+      <w:pPr>
+        <w:rPr>
+          <w:b/>
+          <w:bCs/>
+          <w:noProof/>
+        </w:rPr>
+      </w:pPr>
+    </w:p>
+    <w:p>
+      <w:pPr>
+        <w:rPr>
+          <w:b/>
+          <w:bCs/>
+          <w:noProof/>
+        </w:rPr>
+      </w:pPr>
+    </w:p>
+    <w:p>
+      <w:pPr>
+        <w:rPr>
+          <w:b/>
+          <w:bCs/>
+          <w:noProof/>
+        </w:rPr>
+      </w:pPr>
+    </w:p>
+    <w:p>
+      <w:pPr>
+        <w:rPr>
+          <w:b/>
+          <w:bCs/>
+          <w:noProof/>
+        </w:rPr>
+      </w:pPr>
+    </w:p>
+    <w:p>
+      <w:pPr>
+        <w:rPr>
+          <w:b/>
+          <w:bCs/>
+          <w:noProof/>
+        </w:rPr>
+      </w:pPr>
+      <w:r>
+        <w:rPr>
+          <w:b/>
+          <w:bCs/>
+          <w:noProof/>
+        </w:rPr>
+        <w:lastRenderedPageBreak/>
+        <w:t xml:space="preserve">Figure </w:t>
+      </w:r>
+      <w:r>
+        <w:rPr>
+          <w:b/>
+          <w:bCs/>
+          <w:noProof/>
+        </w:rPr>
+        <w:t>2</w:t>
+      </w:r>
+      <w:r>
+        <w:rPr>
+          <w:b/>
+          <w:bCs/>
+          <w:noProof/>
+        </w:rPr>
+        <w:t>: EC2 Instance</w:t>
+      </w:r>
+      <w:r>
+        <w:rPr>
+          <w:b/>
+          <w:bCs/>
+          <w:noProof/>
+        </w:rPr>
+        <w:tab/>
+      </w:r>
+    </w:p>
+    <w:p>
+      <w:pPr>
+        <w:rPr>
+          <w:b/>
+          <w:bCs/>
+          <w:noProof/>
+        </w:rPr>
+      </w:pPr>
+      <w:r>
+        <w:rPr>
+          <w:b/>
+          <w:bCs/>
+          <w:noProof/>
+        </w:rPr>
+        <w:tab/>
+      </w:r>
+      <w:r>
+        <w:rPr>
+          <w:b/>
+          <w:bCs/>
+          <w:noProof/>
+        </w:rPr>
+        <w:tab/>
+      </w:r>
+      <w:r>
+        <w:rPr>
+          <w:b/>
+          <w:bCs/>
+          <w:noProof/>
+        </w:rPr>
+        <w:tab/>
+      </w:r>
+      <w:r>
+        <w:rPr>
+          <w:b/>
+          <w:bCs/>
+          <w:noProof/>
+        </w:rPr>
+        <w:tab/>
+      </w:r>
+      <w:r>
+        <w:rPr>
+          <w:b/>
+          <w:bCs/>
+          <w:noProof/>
+        </w:rPr>
+        <w:tab/>
+      </w:r>
+      <w:r>
+        <w:rPr>
+          <w:b/>
+          <w:bCs/>
+          <w:noProof/>
+        </w:rPr>
+        <w:tab/>
+      </w:r>
+      <w:r>
+        <w:rPr>
+          <w:b/>
+          <w:bCs/>
+          <w:noProof/>
+        </w:rPr>
+        <w:tab/>
+      </w:r>
+      <w:r>
+        <w:rPr>
+          <w:b/>
+          <w:bCs/>
+          <w:noProof/>
+        </w:rPr>
+        <w:tab/>
+      </w:r>
+      <w:r>
+        <w:rPr>
+          <w:b/>
+          <w:bCs/>
+          <w:noProof/>
+        </w:rPr>
+        <w:tab/>
+      </w:r>
+      <w:r>
+        <w:rPr>
+          <w:b/>
+          <w:bCs/>
+          <w:noProof/>
+        </w:rPr>
+        <w:tab/>
+      </w:r>
+      <w:r>
+        <w:rPr>
+          <w:b/>
+          <w:bCs/>
+          <w:noProof/>
+        </w:rPr>
+        <w:tab/>
+      </w:r>
+    </w:p>
+    <w:p>
+      <w:r>
+        <w:rPr>
+          <w:noProof/>
+        </w:rPr>
+        <w:drawing>
+          <wp:inline distT="0" distB="0" distL="0" distR="0" wp14:anchorId="59D02E43" wp14:editId="228BA306">
+            <wp:extent cx="5731510" cy="2621280"/>
+            <wp:effectExtent l="0" t="0" r="2540" b="7620"/>
+            <wp:docPr id="1051426942" name="Picture 5"/>
+            <wp:cNvGraphicFramePr>
+              <a:graphicFrameLocks xmlns:a="http://schemas.openxmlformats.org/drawingml/2006/main" noChangeAspect="1"/>
+            </wp:cNvGraphicFramePr>
+            <a:graphic xmlns:a="http://schemas.openxmlformats.org/drawingml/2006/main">
+              <a:graphicData uri="http://schemas.openxmlformats.org/drawingml/2006/picture">
+                <pic:pic xmlns:pic="http://schemas.openxmlformats.org/drawingml/2006/picture">
+                  <pic:nvPicPr>
+                    <pic:cNvPr id="818400968" name="Picture 818400968"/>
+                    <pic:cNvPicPr/>
+                  </pic:nvPicPr>
+                  <pic:blipFill>
+                    <a:blip r:embed="rId8" cstate="print">
+                      <a:extLst>
+                        <a:ext uri="{28A0092B-C50C-407E-A947-70E740481C1C}">
+                          <a14:useLocalDpi xmlns:a14="http://schemas.microsoft.com/office/drawing/2010/main" val="0"/>
+                        </a:ext>
+                      </a:extLst>
+                    </a:blip>
+                    <a:stretch>
+                      <a:fillRect/>
+                    </a:stretch>
+                  </pic:blipFill>
+                  <pic:spPr>
+                    <a:xfrm>
+                      <a:off x="0" y="0"/>
+                      <a:ext cx="5731510" cy="2621280"/>
+                    </a:xfrm>
+                    <a:prstGeom prst="rect">
+                      <a:avLst/>
+                    </a:prstGeom>
+                  </pic:spPr>
+                </pic:pic>
+              </a:graphicData>
+            </a:graphic>
+          </wp:inline>
+        </w:drawing>
+      </w:r>
+    </w:p>
+    <w:p/>
+    <w:p>
+      <w:pPr>
+        <w:rPr>
+          <w:b/>
+          <w:bCs/>
+        </w:rPr>
+      </w:pPr>
+    </w:p>
+    <w:p>
+      <w:pPr>
+        <w:rPr>
+          <w:b/>
+          <w:bCs/>
+        </w:rPr>
+      </w:pPr>
+    </w:p>
+    <w:p>
+      <w:pPr>
+        <w:rPr>
+          <w:b/>
+          <w:bCs/>
+        </w:rPr>
+      </w:pPr>
+      <w:r>
+        <w:rPr>
+          <w:b/>
+          <w:bCs/>
+        </w:rPr>
+        <w:t xml:space="preserve">Figure </w:t>
+      </w:r>
+      <w:r>
+        <w:rPr>
+          <w:b/>
+          <w:bCs/>
+        </w:rPr>
+        <w:t>3</w:t>
+      </w:r>
+      <w:r>
+        <w:rPr>
+          <w:b/>
+          <w:bCs/>
+        </w:rPr>
+        <w:t>: VPC Configuration</w:t>
+      </w:r>
+    </w:p>
+    <w:p>
+      <w:pPr>
+        <w:rPr>
+          <w:b/>
+          <w:bCs/>
+        </w:rPr>
+      </w:pPr>
+    </w:p>
+    <w:p>
+      <w:pPr>
+        <w:rPr>
+          <w:b/>
+          <w:bCs/>
+        </w:rPr>
+      </w:pPr>
+      <w:r>
+        <w:rPr>
+          <w:b/>
+          <w:bCs/>
+          <w:noProof/>
+        </w:rPr>
+        <w:drawing>
+          <wp:inline distT="0" distB="0" distL="0" distR="0" wp14:anchorId="61F9D91F" wp14:editId="490B6017">
+            <wp:extent cx="5731510" cy="2578735"/>
+            <wp:effectExtent l="0" t="0" r="2540" b="0"/>
+            <wp:docPr id="42246220" name="Picture 6"/>
+            <wp:cNvGraphicFramePr>
+              <a:graphicFrameLocks xmlns:a="http://schemas.openxmlformats.org/drawingml/2006/main" noChangeAspect="1"/>
+            </wp:cNvGraphicFramePr>
+            <a:graphic xmlns:a="http://schemas.openxmlformats.org/drawingml/2006/main">
+              <a:graphicData uri="http://schemas.openxmlformats.org/drawingml/2006/picture">
+                <pic:pic xmlns:pic="http://schemas.openxmlformats.org/drawingml/2006/picture">
+                  <pic:nvPicPr>
+                    <pic:cNvPr id="1379152077" name="Picture 1379152077"/>
+                    <pic:cNvPicPr/>
+                  </pic:nvPicPr>
+                  <pic:blipFill>
+                    <a:blip r:embed="rId9" cstate="print">
+                      <a:extLst>
+                        <a:ext uri="{28A0092B-C50C-407E-A947-70E740481C1C}">
+                          <a14:useLocalDpi xmlns:a14="http://schemas.microsoft.com/office/drawing/2010/main" val="0"/>
+                        </a:ext>
+                      </a:extLst>
+                    </a:blip>
+                    <a:stretch>
+                      <a:fillRect/>
+                    </a:stretch>
+                  </pic:blipFill>
+                  <pic:spPr>
+                    <a:xfrm>
+                      <a:off x="0" y="0"/>
+                      <a:ext cx="5731510" cy="2578735"/>
+                    </a:xfrm>
+                    <a:prstGeom prst="rect">
+                      <a:avLst/>
+                    </a:prstGeom>
+                  </pic:spPr>
+                </pic:pic>
+              </a:graphicData>
+            </a:graphic>
+          </wp:inline>
+        </w:drawing>
+      </w:r>
+    </w:p>
+    <w:p>
+      <w:pPr>
+        <w:rPr>
+          <w:b/>
+          <w:bCs/>
+        </w:rPr>
+      </w:pPr>
+    </w:p>
+    <w:p>
+      <w:pPr>
+        <w:rPr>
+          <w:b/>
+          <w:bCs/>
+        </w:rPr>
+      </w:pPr>
+    </w:p>
+    <w:p>
+      <w:pPr>
+        <w:rPr>
+          <w:b/>
+          <w:bCs/>
+        </w:rPr>
+      </w:pPr>
+    </w:p>
+    <w:p>
+      <w:pPr>
+        <w:rPr>
+          <w:b/>
+          <w:bCs/>
+        </w:rPr>
+      </w:pPr>
+    </w:p>
+    <w:p>
+      <w:pPr>
+        <w:rPr>
+          <w:b/>
+          <w:bCs/>
+        </w:rPr>
+      </w:pPr>
+    </w:p>
+    <w:p>
+      <w:pPr>
+        <w:rPr>
+          <w:b/>
+          <w:bCs/>
+        </w:rPr>
+      </w:pPr>
+      <w:r>
+        <w:rPr>
+          <w:b/>
+          <w:bCs/>
+        </w:rPr>
+        <w:lastRenderedPageBreak/>
+        <w:t xml:space="preserve">Figure </w:t>
+      </w:r>
+      <w:r>
+        <w:rPr>
+          <w:b/>
+          <w:bCs/>
+        </w:rPr>
+        <w:t>4</w:t>
+      </w:r>
+      <w:r>
+        <w:rPr>
+          <w:b/>
+          <w:bCs/>
+        </w:rPr>
+        <w:t>: S3 Backend</w:t>
+      </w:r>
+    </w:p>
+    <w:p>
+      <w:pPr>
+        <w:rPr>
+          <w:b/>
+          <w:bCs/>
+        </w:rPr>
+      </w:pPr>
+    </w:p>
+    <w:p>
+      <w:pPr>
+        <w:rPr>
+          <w:b/>
+          <w:bCs/>
+        </w:rPr>
+      </w:pPr>
+      <w:r>
+        <w:rPr>
+          <w:b/>
+          <w:bCs/>
+          <w:noProof/>
+        </w:rPr>
+        <w:drawing>
+          <wp:inline distT="0" distB="0" distL="0" distR="0" wp14:anchorId="5472266D" wp14:editId="3A38F5CB">
+            <wp:extent cx="5731510" cy="2581275"/>
+            <wp:effectExtent l="0" t="0" r="2540" b="9525"/>
+            <wp:docPr id="575487306" name="Picture 7"/>
+            <wp:cNvGraphicFramePr>
+              <a:graphicFrameLocks xmlns:a="http://schemas.openxmlformats.org/drawingml/2006/main" noChangeAspect="1"/>
+            </wp:cNvGraphicFramePr>
+            <a:graphic xmlns:a="http://schemas.openxmlformats.org/drawingml/2006/main">
+              <a:graphicData uri="http://schemas.openxmlformats.org/drawingml/2006/picture">
+                <pic:pic xmlns:pic="http://schemas.openxmlformats.org/drawingml/2006/picture">
+                  <pic:nvPicPr>
+                    <pic:cNvPr id="328677267" name="Picture 328677267"/>
+                    <pic:cNvPicPr/>
+                  </pic:nvPicPr>
+                  <pic:blipFill>
+                    <a:blip r:embed="rId10" cstate="print">
+                      <a:extLst>
+                        <a:ext uri="{28A0092B-C50C-407E-A947-70E740481C1C}">
+                          <a14:useLocalDpi xmlns:a14="http://schemas.microsoft.com/office/drawing/2010/main" val="0"/>
+                        </a:ext>
+                      </a:extLst>
+                    </a:blip>
+                    <a:stretch>
+                      <a:fillRect/>
+                    </a:stretch>
+                  </pic:blipFill>
+                  <pic:spPr>
+                    <a:xfrm>
+                      <a:off x="0" y="0"/>
+                      <a:ext cx="5731510" cy="2581275"/>
+                    </a:xfrm>
+                    <a:prstGeom prst="rect">
+                      <a:avLst/>
+                    </a:prstGeom>
+                  </pic:spPr>
+                </pic:pic>
+              </a:graphicData>
+            </a:graphic>
+          </wp:inline>
+        </w:drawing>
+      </w:r>
+    </w:p>
+    <w:p>
+      <w:pPr>
+        <w:rPr>
+          <w:b/>
+          <w:bCs/>
+        </w:rPr>
+      </w:pPr>
+    </w:p>
+    <w:p>
+      <w:pPr>
+        <w:rPr>
+          <w:b/>
+          <w:bCs/>
+        </w:rPr>
+      </w:pPr>
+    </w:p>
+    <w:p>
+      <w:pPr>
+        <w:rPr>
+          <w:b/>
+          <w:bCs/>
+        </w:rPr>
+      </w:pPr>
+      <w:r>
+        <w:rPr>
+          <w:b/>
+          <w:bCs/>
+        </w:rPr>
+        <w:t xml:space="preserve">Figure </w:t>
+      </w:r>
+      <w:r>
+        <w:rPr>
+          <w:b/>
+          <w:bCs/>
+        </w:rPr>
+        <w:t>5</w:t>
+      </w:r>
+      <w:r>
+        <w:rPr>
+          <w:b/>
+          <w:bCs/>
+        </w:rPr>
+        <w:t>: DynamoDB Locking</w:t>
+      </w:r>
+    </w:p>
+    <w:p>
+      <w:pPr>
+        <w:rPr>
+          <w:b/>
+          <w:bCs/>
+        </w:rPr>
+      </w:pPr>
+    </w:p>
+    <w:p>
+      <w:pPr>
+        <w:rPr>
+          <w:b/>
+          <w:bCs/>
+        </w:rPr>
+      </w:pPr>
+      <w:r>
+        <w:rPr>
+          <w:b/>
+          <w:bCs/>
+          <w:noProof/>
+        </w:rPr>
+        <w:drawing>
+          <wp:inline distT="0" distB="0" distL="0" distR="0" wp14:anchorId="363A508D" wp14:editId="763108F6">
+            <wp:extent cx="5731510" cy="2544445"/>
+            <wp:effectExtent l="0" t="0" r="2540" b="8255"/>
+            <wp:docPr id="213051681" name="Picture 8"/>
+            <wp:cNvGraphicFramePr>
+              <a:graphicFrameLocks xmlns:a="http://schemas.openxmlformats.org/drawingml/2006/main" noChangeAspect="1"/>
+            </wp:cNvGraphicFramePr>
+            <a:graphic xmlns:a="http://schemas.openxmlformats.org/drawingml/2006/main">
+              <a:graphicData uri="http://schemas.openxmlformats.org/drawingml/2006/picture">
+                <pic:pic xmlns:pic="http://schemas.openxmlformats.org/drawingml/2006/picture">
+                  <pic:nvPicPr>
+                    <pic:cNvPr id="615609533" name="Picture 615609533"/>
+                    <pic:cNvPicPr/>
+                  </pic:nvPicPr>
+                  <pic:blipFill>
+                    <a:blip r:embed="rId11" cstate="print">
+                      <a:extLst>
+                        <a:ext uri="{28A0092B-C50C-407E-A947-70E740481C1C}">
+                          <a14:useLocalDpi xmlns:a14="http://schemas.microsoft.com/office/drawing/2010/main" val="0"/>
+                        </a:ext>
+                      </a:extLst>
+                    </a:blip>
+                    <a:stretch>
+                      <a:fillRect/>
+                    </a:stretch>
+                  </pic:blipFill>
+                  <pic:spPr>
+                    <a:xfrm>
+                      <a:off x="0" y="0"/>
+                      <a:ext cx="5731510" cy="2544445"/>
+                    </a:xfrm>
+                    <a:prstGeom prst="rect">
+                      <a:avLst/>
+                    </a:prstGeom>
+                  </pic:spPr>
+                </pic:pic>
+              </a:graphicData>
+            </a:graphic>
+          </wp:inline>
+        </w:drawing>
+      </w:r>
+    </w:p>
+    <w:p/>
+    <w:p/>
     <w:sectPr>
+      <w:headerReference w:type="default" r:id="rId18"/>
+      <w:footerReference w:type="default" r:id="rId19"/>
       <w:pgSz w:w="11906" w:h="16838"/>
       <w:pgMar w:top="1440" w:right="1440" w:bottom="1440" w:left="1440" w:header="708" w:footer="708" w:gutter="0"/>
       <w:cols w:space="708"/>
@@ -1774,6 +3646,134 @@
 </w:endnotes>
 </file>
 
+<file path=word/footer1.xml><?xml version="1.0" encoding="utf-8"?>
+<w:ftr xmlns:wpc="http://schemas.microsoft.com/office/word/2010/wordprocessingCanvas" xmlns:cx="http://schemas.microsoft.com/office/drawing/2014/chartex" xmlns:cx1="http://schemas.microsoft.com/office/drawing/2015/9/8/chartex" xmlns:cx2="http://schemas.microsoft.com/office/drawing/2015/10/21/chartex" xmlns:cx3="http://schemas.microsoft.com/office/drawing/2016/5/9/chartex" xmlns:cx4="http://schemas.microsoft.com/office/drawing/2016/5/10/chartex" xmlns:cx5="http://schemas.microsoft.com/office/drawing/2016/5/11/chartex" xmlns:cx6="http://schemas.microsoft.com/office/drawing/2016/5/12/chartex" xmlns:cx7="http://schemas.microsoft.com/office/drawing/2016/5/13/chartex" xmlns:cx8="http://schemas.microsoft.com/office/drawing/2016/5/14/chartex" xmlns:mc="http://schemas.openxmlformats.org/markup-compatibility/2006" xmlns:aink="http://schemas.microsoft.com/office/drawing/2016/ink" xmlns:am3d="http://schemas.microsoft.com/office/drawing/2017/model3d" xmlns:o="urn:schemas-microsoft-com:office:office" xmlns:oel="http://schemas.microsoft.com/office/2019/extlst" xmlns:r="http://schemas.openxmlformats.org/officeDocument/2006/relationships" xmlns:m="http://schemas.openxmlformats.org/officeDocument/2006/math" xmlns:v="urn:schemas-microsoft-com:vml" xmlns:wp14="http://schemas.microsoft.com/office/word/2010/wordprocessingDrawing" xmlns:wp="http://schemas.openxmlformats.org/drawingml/2006/wordprocessingDrawing" xmlns:w10="urn:schemas-microsoft-com:office:word" xmlns:w="http://schemas.openxmlformats.org/wordprocessingml/2006/main" xmlns:w14="http://schemas.microsoft.com/office/word/2010/wordml" xmlns:w15="http://schemas.microsoft.com/office/word/2012/wordml" xmlns:w16cex="http://schemas.microsoft.com/office/word/2018/wordml/cex" xmlns:w16cid="http://schemas.microsoft.com/office/word/2016/wordml/cid" xmlns:w16="http://schemas.microsoft.com/office/word/2018/wordml" xmlns:w16du="http://schemas.microsoft.com/office/word/2023/wordml/word16du" xmlns:w16sdtdh="http://schemas.microsoft.com/office/word/2020/wordml/sdtdatahash" xmlns:w16sdtfl="http://schemas.microsoft.com/office/word/2024/wordml/sdtformatlock" xmlns:w16se="http://schemas.microsoft.com/office/word/2015/wordml/symex" xmlns:wpg="http://schemas.microsoft.com/office/word/2010/wordprocessingGroup" xmlns:wpi="http://schemas.microsoft.com/office/word/2010/wordprocessingInk" xmlns:wne="http://schemas.microsoft.com/office/word/2006/wordml" xmlns:wps="http://schemas.microsoft.com/office/word/2010/wordprocessingShape" mc:Ignorable="w14 w15 w16se w16cid w16 w16cex w16sdtdh w16sdtfl w16du wp14">
+  <w:sdt>
+    <w:sdtPr>
+      <w:id w:val="108092613"/>
+      <w:docPartObj>
+        <w:docPartGallery w:val="Page Numbers (Bottom of Page)"/>
+        <w:docPartUnique/>
+      </w:docPartObj>
+    </w:sdtPr>
+    <w:sdtContent>
+      <w:sdt>
+        <w:sdtPr>
+          <w:id w:val="-1769616900"/>
+          <w:docPartObj>
+            <w:docPartGallery w:val="Page Numbers (Top of Page)"/>
+            <w:docPartUnique/>
+          </w:docPartObj>
+        </w:sdtPr>
+        <w:sdtContent>
+          <w:p>
+            <w:pPr>
+              <w:pStyle w:val="Footer"/>
+              <w:jc w:val="right"/>
+            </w:pPr>
+            <w:r>
+              <w:t xml:space="preserve">Page </w:t>
+            </w:r>
+            <w:r>
+              <w:rPr>
+                <w:b/>
+                <w:bCs/>
+                <w:sz w:val="24"/>
+                <w:szCs w:val="24"/>
+              </w:rPr>
+              <w:fldChar w:fldCharType="begin"/>
+            </w:r>
+            <w:r>
+              <w:rPr>
+                <w:b/>
+                <w:bCs/>
+              </w:rPr>
+              <w:instrText xml:space="preserve"> PAGE </w:instrText>
+            </w:r>
+            <w:r>
+              <w:rPr>
+                <w:b/>
+                <w:bCs/>
+                <w:sz w:val="24"/>
+                <w:szCs w:val="24"/>
+              </w:rPr>
+              <w:fldChar w:fldCharType="separate"/>
+            </w:r>
+            <w:r>
+              <w:rPr>
+                <w:b/>
+                <w:bCs/>
+                <w:noProof/>
+              </w:rPr>
+              <w:t>2</w:t>
+            </w:r>
+            <w:r>
+              <w:rPr>
+                <w:b/>
+                <w:bCs/>
+                <w:sz w:val="24"/>
+                <w:szCs w:val="24"/>
+              </w:rPr>
+              <w:fldChar w:fldCharType="end"/>
+            </w:r>
+            <w:r>
+              <w:t xml:space="preserve"> of </w:t>
+            </w:r>
+            <w:r>
+              <w:rPr>
+                <w:b/>
+                <w:bCs/>
+                <w:sz w:val="24"/>
+                <w:szCs w:val="24"/>
+              </w:rPr>
+              <w:fldChar w:fldCharType="begin"/>
+            </w:r>
+            <w:r>
+              <w:rPr>
+                <w:b/>
+                <w:bCs/>
+              </w:rPr>
+              <w:instrText xml:space="preserve"> NUMPAGES  </w:instrText>
+            </w:r>
+            <w:r>
+              <w:rPr>
+                <w:b/>
+                <w:bCs/>
+                <w:sz w:val="24"/>
+                <w:szCs w:val="24"/>
+              </w:rPr>
+              <w:fldChar w:fldCharType="separate"/>
+            </w:r>
+            <w:r>
+              <w:rPr>
+                <w:b/>
+                <w:bCs/>
+                <w:noProof/>
+              </w:rPr>
+              <w:t>2</w:t>
+            </w:r>
+            <w:r>
+              <w:rPr>
+                <w:b/>
+                <w:bCs/>
+                <w:sz w:val="24"/>
+                <w:szCs w:val="24"/>
+              </w:rPr>
+              <w:fldChar w:fldCharType="end"/>
+            </w:r>
+          </w:p>
+        </w:sdtContent>
+      </w:sdt>
+    </w:sdtContent>
+  </w:sdt>
+  <w:p>
+    <w:pPr>
+      <w:pStyle w:val="Footer"/>
+    </w:pPr>
+  </w:p>
+</w:ftr>
+</file>
+
 <file path=word/footnotes.xml><?xml version="1.0" encoding="utf-8"?>
 <w:footnotes xmlns:wpc="http://schemas.microsoft.com/office/word/2010/wordprocessingCanvas" xmlns:cx="http://schemas.microsoft.com/office/drawing/2014/chartex" xmlns:cx1="http://schemas.microsoft.com/office/drawing/2015/9/8/chartex" xmlns:cx2="http://schemas.microsoft.com/office/drawing/2015/10/21/chartex" xmlns:cx3="http://schemas.microsoft.com/office/drawing/2016/5/9/chartex" xmlns:cx4="http://schemas.microsoft.com/office/drawing/2016/5/10/chartex" xmlns:cx5="http://schemas.microsoft.com/office/drawing/2016/5/11/chartex" xmlns:cx6="http://schemas.microsoft.com/office/drawing/2016/5/12/chartex" xmlns:cx7="http://schemas.microsoft.com/office/drawing/2016/5/13/chartex" xmlns:cx8="http://schemas.microsoft.com/office/drawing/2016/5/14/chartex" xmlns:mc="http://schemas.openxmlformats.org/markup-compatibility/2006" xmlns:aink="http://schemas.microsoft.com/office/drawing/2016/ink" xmlns:am3d="http://schemas.microsoft.com/office/drawing/2017/model3d" xmlns:o="urn:schemas-microsoft-com:office:office" xmlns:oel="http://schemas.microsoft.com/office/2019/extlst" xmlns:r="http://schemas.openxmlformats.org/officeDocument/2006/relationships" xmlns:m="http://schemas.openxmlformats.org/officeDocument/2006/math" xmlns:v="urn:schemas-microsoft-com:vml" xmlns:wp14="http://schemas.microsoft.com/office/word/2010/wordprocessingDrawing" xmlns:wp="http://schemas.openxmlformats.org/drawingml/2006/wordprocessingDrawing" xmlns:w10="urn:schemas-microsoft-com:office:word" xmlns:w="http://schemas.openxmlformats.org/wordprocessingml/2006/main" xmlns:w14="http://schemas.microsoft.com/office/word/2010/wordml" xmlns:w15="http://schemas.microsoft.com/office/word/2012/wordml" xmlns:w16cex="http://schemas.microsoft.com/office/word/2018/wordml/cex" xmlns:w16cid="http://schemas.microsoft.com/office/word/2016/wordml/cid" xmlns:w16="http://schemas.microsoft.com/office/word/2018/wordml" xmlns:w16du="http://schemas.microsoft.com/office/word/2023/wordml/word16du" xmlns:w16sdtdh="http://schemas.microsoft.com/office/word/2020/wordml/sdtdatahash" xmlns:w16sdtfl="http://schemas.microsoft.com/office/word/2024/wordml/sdtformatlock" xmlns:w16se="http://schemas.microsoft.com/office/word/2015/wordml/symex" xmlns:wpg="http://schemas.microsoft.com/office/word/2010/wordprocessingGroup" xmlns:wpi="http://schemas.microsoft.com/office/word/2010/wordprocessingInk" xmlns:wne="http://schemas.microsoft.com/office/word/2006/wordml" xmlns:wps="http://schemas.microsoft.com/office/word/2010/wordprocessingShape" mc:Ignorable="w14 w15 w16se w16cid w16 w16cex w16sdtdh w16sdtfl w16du wp14">
   <w:footnote w:type="separator" w:id="-1">
@@ -1797,11 +3797,362 @@
     </w:p>
   </w:footnote>
 </w:footnotes>
+</file>
+
+<file path=word/header1.xml><?xml version="1.0" encoding="utf-8"?>
+<w:hdr xmlns:wpc="http://schemas.microsoft.com/office/word/2010/wordprocessingCanvas" xmlns:cx="http://schemas.microsoft.com/office/drawing/2014/chartex" xmlns:cx1="http://schemas.microsoft.com/office/drawing/2015/9/8/chartex" xmlns:cx2="http://schemas.microsoft.com/office/drawing/2015/10/21/chartex" xmlns:cx3="http://schemas.microsoft.com/office/drawing/2016/5/9/chartex" xmlns:cx4="http://schemas.microsoft.com/office/drawing/2016/5/10/chartex" xmlns:cx5="http://schemas.microsoft.com/office/drawing/2016/5/11/chartex" xmlns:cx6="http://schemas.microsoft.com/office/drawing/2016/5/12/chartex" xmlns:cx7="http://schemas.microsoft.com/office/drawing/2016/5/13/chartex" xmlns:cx8="http://schemas.microsoft.com/office/drawing/2016/5/14/chartex" xmlns:mc="http://schemas.openxmlformats.org/markup-compatibility/2006" xmlns:aink="http://schemas.microsoft.com/office/drawing/2016/ink" xmlns:am3d="http://schemas.microsoft.com/office/drawing/2017/model3d" xmlns:o="urn:schemas-microsoft-com:office:office" xmlns:oel="http://schemas.microsoft.com/office/2019/extlst" xmlns:r="http://schemas.openxmlformats.org/officeDocument/2006/relationships" xmlns:m="http://schemas.openxmlformats.org/officeDocument/2006/math" xmlns:v="urn:schemas-microsoft-com:vml" xmlns:wp14="http://schemas.microsoft.com/office/word/2010/wordprocessingDrawing" xmlns:wp="http://schemas.openxmlformats.org/drawingml/2006/wordprocessingDrawing" xmlns:w10="urn:schemas-microsoft-com:office:word" xmlns:w="http://schemas.openxmlformats.org/wordprocessingml/2006/main" xmlns:w14="http://schemas.microsoft.com/office/word/2010/wordml" xmlns:w15="http://schemas.microsoft.com/office/word/2012/wordml" xmlns:w16cex="http://schemas.microsoft.com/office/word/2018/wordml/cex" xmlns:w16cid="http://schemas.microsoft.com/office/word/2016/wordml/cid" xmlns:w16="http://schemas.microsoft.com/office/word/2018/wordml" xmlns:w16du="http://schemas.microsoft.com/office/word/2023/wordml/word16du" xmlns:w16sdtdh="http://schemas.microsoft.com/office/word/2020/wordml/sdtdatahash" xmlns:w16sdtfl="http://schemas.microsoft.com/office/word/2024/wordml/sdtformatlock" xmlns:w16se="http://schemas.microsoft.com/office/word/2015/wordml/symex" xmlns:wpg="http://schemas.microsoft.com/office/word/2010/wordprocessingGroup" xmlns:wpi="http://schemas.microsoft.com/office/word/2010/wordprocessingInk" xmlns:wne="http://schemas.microsoft.com/office/word/2006/wordml" xmlns:wps="http://schemas.microsoft.com/office/word/2010/wordprocessingShape" mc:Ignorable="w14 w15 w16se w16cid w16 w16cex w16sdtdh w16sdtfl w16du wp14">
+  <w:sdt>
+    <w:sdtPr>
+      <w:rPr>
+        <w:color w:val="4472C4" w:themeColor="accent1"/>
+        <w:sz w:val="20"/>
+        <w:szCs w:val="20"/>
+      </w:rPr>
+      <w:alias w:val="Author"/>
+      <w:tag w:val=""/>
+      <w:id w:val="-952397527"/>
+      <w:placeholder>
+        <w:docPart w:val="DFCB6D6FC29D43BDAE77D2FD9BC18410"/>
+      </w:placeholder>
+      <w:dataBinding w:prefixMappings="xmlns:ns0='http://purl.org/dc/elements/1.1/' xmlns:ns1='http://schemas.openxmlformats.org/package/2006/metadata/core-properties' " w:xpath="/ns1:coreProperties[1]/ns0:creator[1]" w:storeItemID="{6C3C8BC8-F283-45AE-878A-BAB7291924A1}"/>
+      <w:text/>
+    </w:sdtPr>
+    <w:sdtContent>
+      <w:p>
+        <w:pPr>
+          <w:pStyle w:val="Header"/>
+          <w:jc w:val="center"/>
+          <w:rPr>
+            <w:color w:val="4472C4" w:themeColor="accent1"/>
+            <w:sz w:val="20"/>
+          </w:rPr>
+        </w:pPr>
+        <w:r>
+          <w:rPr>
+            <w:color w:val="4472C4" w:themeColor="accent1"/>
+            <w:sz w:val="20"/>
+            <w:szCs w:val="20"/>
+          </w:rPr>
+          <w:t>Sayank Jha</w:t>
+        </w:r>
+      </w:p>
+    </w:sdtContent>
+  </w:sdt>
+  <w:p>
+    <w:pPr>
+      <w:pStyle w:val="Header"/>
+      <w:jc w:val="center"/>
+      <w:rPr>
+        <w:caps/>
+        <w:color w:val="4472C4" w:themeColor="accent1"/>
+      </w:rPr>
+    </w:pPr>
+    <w:r>
+      <w:rPr>
+        <w:caps/>
+        <w:color w:val="4472C4" w:themeColor="accent1"/>
+      </w:rPr>
+      <w:t xml:space="preserve"> </w:t>
+    </w:r>
+    <w:sdt>
+      <w:sdtPr>
+        <w:rPr>
+          <w:caps/>
+          <w:color w:val="4472C4" w:themeColor="accent1"/>
+        </w:rPr>
+        <w:alias w:val="Title"/>
+        <w:tag w:val=""/>
+        <w:id w:val="-1954942076"/>
+        <w:placeholder>
+          <w:docPart w:val="28FFBB55A1514376B3F89B9B2D838959"/>
+        </w:placeholder>
+        <w:dataBinding w:prefixMappings="xmlns:ns0='http://purl.org/dc/elements/1.1/' xmlns:ns1='http://schemas.openxmlformats.org/package/2006/metadata/core-properties' " w:xpath="/ns1:coreProperties[1]/ns0:title[1]" w:storeItemID="{6C3C8BC8-F283-45AE-878A-BAB7291924A1}"/>
+        <w:text/>
+      </w:sdtPr>
+      <w:sdtContent>
+        <w:r>
+          <w:rPr>
+            <w:caps/>
+            <w:color w:val="4472C4" w:themeColor="accent1"/>
+          </w:rPr>
+          <w:t>Cloud Infrastructure Automation Using Terraform on AWS</w:t>
+        </w:r>
+      </w:sdtContent>
+    </w:sdt>
+  </w:p>
+  <w:p>
+    <w:pPr>
+      <w:pStyle w:val="Header"/>
+    </w:pPr>
+  </w:p>
+</w:hdr>
 </file>
 
 <file path=word/numbering.xml><?xml version="1.0" encoding="utf-8"?>
 <w:numbering xmlns:wpc="http://schemas.microsoft.com/office/word/2010/wordprocessingCanvas" xmlns:cx="http://schemas.microsoft.com/office/drawing/2014/chartex" xmlns:cx1="http://schemas.microsoft.com/office/drawing/2015/9/8/chartex" xmlns:cx2="http://schemas.microsoft.com/office/drawing/2015/10/21/chartex" xmlns:cx3="http://schemas.microsoft.com/office/drawing/2016/5/9/chartex" xmlns:cx4="http://schemas.microsoft.com/office/drawing/2016/5/10/chartex" xmlns:cx5="http://schemas.microsoft.com/office/drawing/2016/5/11/chartex" xmlns:cx6="http://schemas.microsoft.com/office/drawing/2016/5/12/chartex" xmlns:cx7="http://schemas.microsoft.com/office/drawing/2016/5/13/chartex" xmlns:cx8="http://schemas.microsoft.com/office/drawing/2016/5/14/chartex" xmlns:mc="http://schemas.openxmlformats.org/markup-compatibility/2006" xmlns:aink="http://schemas.microsoft.com/office/drawing/2016/ink" xmlns:am3d="http://schemas.microsoft.com/office/drawing/2017/model3d" xmlns:o="urn:schemas-microsoft-com:office:office" xmlns:oel="http://schemas.microsoft.com/office/2019/extlst" xmlns:r="http://schemas.openxmlformats.org/officeDocument/2006/relationships" xmlns:m="http://schemas.openxmlformats.org/officeDocument/2006/math" xmlns:v="urn:schemas-microsoft-com:vml" xmlns:wp14="http://schemas.microsoft.com/office/word/2010/wordprocessingDrawing" xmlns:wp="http://schemas.openxmlformats.org/drawingml/2006/wordprocessingDrawing" xmlns:w10="urn:schemas-microsoft-com:office:word" xmlns:w="http://schemas.openxmlformats.org/wordprocessingml/2006/main" xmlns:w14="http://schemas.microsoft.com/office/word/2010/wordml" xmlns:w15="http://schemas.microsoft.com/office/word/2012/wordml" xmlns:w16cex="http://schemas.microsoft.com/office/word/2018/wordml/cex" xmlns:w16cid="http://schemas.microsoft.com/office/word/2016/wordml/cid" xmlns:w16="http://schemas.microsoft.com/office/word/2018/wordml" xmlns:w16du="http://schemas.microsoft.com/office/word/2023/wordml/word16du" xmlns:w16sdtdh="http://schemas.microsoft.com/office/word/2020/wordml/sdtdatahash" xmlns:w16sdtfl="http://schemas.microsoft.com/office/word/2024/wordml/sdtformatlock" xmlns:w16se="http://schemas.microsoft.com/office/word/2015/wordml/symex" xmlns:wpg="http://schemas.microsoft.com/office/word/2010/wordprocessingGroup" xmlns:wpi="http://schemas.microsoft.com/office/word/2010/wordprocessingInk" xmlns:wne="http://schemas.microsoft.com/office/word/2006/wordml" xmlns:wps="http://schemas.microsoft.com/office/word/2010/wordprocessingShape" mc:Ignorable="w14 w15 w16se w16cid w16 w16cex w16sdtdh w16sdtfl w16du wp14">
   <w:abstractNum w:abstractNumId="0" w15:restartNumberingAfterBreak="0">
+    <w:nsid w:val="05A834D3"/>
+    <w:multiLevelType w:val="multilevel"/>
+    <w:tmpl w:val="632CFABE"/>
+    <w:lvl w:ilvl="0">
+      <w:start w:val="1"/>
+      <w:numFmt w:val="decimal"/>
+      <w:lvlText w:val="%1."/>
+      <w:lvlJc w:val="left"/>
+      <w:pPr>
+        <w:tabs>
+          <w:tab w:val="num" w:pos="720"/>
+        </w:tabs>
+        <w:ind w:left="720" w:hanging="360"/>
+      </w:pPr>
+    </w:lvl>
+    <w:lvl w:ilvl="1" w:tentative="1">
+      <w:start w:val="1"/>
+      <w:numFmt w:val="decimal"/>
+      <w:lvlText w:val="%2."/>
+      <w:lvlJc w:val="left"/>
+      <w:pPr>
+        <w:tabs>
+          <w:tab w:val="num" w:pos="1440"/>
+        </w:tabs>
+        <w:ind w:left="1440" w:hanging="360"/>
+      </w:pPr>
+    </w:lvl>
+    <w:lvl w:ilvl="2" w:tentative="1">
+      <w:start w:val="1"/>
+      <w:numFmt w:val="decimal"/>
+      <w:lvlText w:val="%3."/>
+      <w:lvlJc w:val="left"/>
+      <w:pPr>
+        <w:tabs>
+          <w:tab w:val="num" w:pos="2160"/>
+        </w:tabs>
+        <w:ind w:left="2160" w:hanging="360"/>
+      </w:pPr>
+    </w:lvl>
+    <w:lvl w:ilvl="3" w:tentative="1">
+      <w:start w:val="1"/>
+      <w:numFmt w:val="decimal"/>
+      <w:lvlText w:val="%4."/>
+      <w:lvlJc w:val="left"/>
+      <w:pPr>
+        <w:tabs>
+          <w:tab w:val="num" w:pos="2880"/>
+        </w:tabs>
+        <w:ind w:left="2880" w:hanging="360"/>
+      </w:pPr>
+    </w:lvl>
+    <w:lvl w:ilvl="4" w:tentative="1">
+      <w:start w:val="1"/>
+      <w:numFmt w:val="decimal"/>
+      <w:lvlText w:val="%5."/>
+      <w:lvlJc w:val="left"/>
+      <w:pPr>
+        <w:tabs>
+          <w:tab w:val="num" w:pos="3600"/>
+        </w:tabs>
+        <w:ind w:left="3600" w:hanging="360"/>
+      </w:pPr>
+    </w:lvl>
+    <w:lvl w:ilvl="5" w:tentative="1">
+      <w:start w:val="1"/>
+      <w:numFmt w:val="decimal"/>
+      <w:lvlText w:val="%6."/>
+      <w:lvlJc w:val="left"/>
+      <w:pPr>
+        <w:tabs>
+          <w:tab w:val="num" w:pos="4320"/>
+        </w:tabs>
+        <w:ind w:left="4320" w:hanging="360"/>
+      </w:pPr>
+    </w:lvl>
+    <w:lvl w:ilvl="6" w:tentative="1">
+      <w:start w:val="1"/>
+      <w:numFmt w:val="decimal"/>
+      <w:lvlText w:val="%7."/>
+      <w:lvlJc w:val="left"/>
+      <w:pPr>
+        <w:tabs>
+          <w:tab w:val="num" w:pos="5040"/>
+        </w:tabs>
+        <w:ind w:left="5040" w:hanging="360"/>
+      </w:pPr>
+    </w:lvl>
+    <w:lvl w:ilvl="7" w:tentative="1">
+      <w:start w:val="1"/>
+      <w:numFmt w:val="decimal"/>
+      <w:lvlText w:val="%8."/>
+      <w:lvlJc w:val="left"/>
+      <w:pPr>
+        <w:tabs>
+          <w:tab w:val="num" w:pos="5760"/>
+        </w:tabs>
+        <w:ind w:left="5760" w:hanging="360"/>
+      </w:pPr>
+    </w:lvl>
+    <w:lvl w:ilvl="8" w:tentative="1">
+      <w:start w:val="1"/>
+      <w:numFmt w:val="decimal"/>
+      <w:lvlText w:val="%9."/>
+      <w:lvlJc w:val="left"/>
+      <w:pPr>
+        <w:tabs>
+          <w:tab w:val="num" w:pos="6480"/>
+        </w:tabs>
+        <w:ind w:left="6480" w:hanging="360"/>
+      </w:pPr>
+    </w:lvl>
+  </w:abstractNum>
+  <w:abstractNum w:abstractNumId="1" w15:restartNumberingAfterBreak="0">
+    <w:nsid w:val="06145B23"/>
+    <w:multiLevelType w:val="multilevel"/>
+    <w:tmpl w:val="2AC081C4"/>
+    <w:lvl w:ilvl="0">
+      <w:start w:val="1"/>
+      <w:numFmt w:val="bullet"/>
+      <w:lvlText w:val=""/>
+      <w:lvlJc w:val="left"/>
+      <w:pPr>
+        <w:tabs>
+          <w:tab w:val="num" w:pos="720"/>
+        </w:tabs>
+        <w:ind w:left="720" w:hanging="360"/>
+      </w:pPr>
+      <w:rPr>
+        <w:rFonts w:ascii="Symbol" w:hAnsi="Symbol" w:hint="default"/>
+        <w:sz w:val="20"/>
+      </w:rPr>
+    </w:lvl>
+    <w:lvl w:ilvl="1" w:tentative="1">
+      <w:start w:val="1"/>
+      <w:numFmt w:val="bullet"/>
+      <w:lvlText w:val="o"/>
+      <w:lvlJc w:val="left"/>
+      <w:pPr>
+        <w:tabs>
+          <w:tab w:val="num" w:pos="1440"/>
+        </w:tabs>
+        <w:ind w:left="1440" w:hanging="360"/>
+      </w:pPr>
+      <w:rPr>
+        <w:rFonts w:ascii="Courier New" w:hAnsi="Courier New" w:hint="default"/>
+        <w:sz w:val="20"/>
+      </w:rPr>
+    </w:lvl>
+    <w:lvl w:ilvl="2" w:tentative="1">
+      <w:start w:val="1"/>
+      <w:numFmt w:val="bullet"/>
+      <w:lvlText w:val=""/>
+      <w:lvlJc w:val="left"/>
+      <w:pPr>
+        <w:tabs>
+          <w:tab w:val="num" w:pos="2160"/>
+        </w:tabs>
+        <w:ind w:left="2160" w:hanging="360"/>
+      </w:pPr>
+      <w:rPr>
+        <w:rFonts w:ascii="Wingdings" w:hAnsi="Wingdings" w:hint="default"/>
+        <w:sz w:val="20"/>
+      </w:rPr>
+    </w:lvl>
+    <w:lvl w:ilvl="3" w:tentative="1">
+      <w:start w:val="1"/>
+      <w:numFmt w:val="bullet"/>
+      <w:lvlText w:val=""/>
+      <w:lvlJc w:val="left"/>
+      <w:pPr>
+        <w:tabs>
+          <w:tab w:val="num" w:pos="2880"/>
+        </w:tabs>
+        <w:ind w:left="2880" w:hanging="360"/>
+      </w:pPr>
+      <w:rPr>
+        <w:rFonts w:ascii="Wingdings" w:hAnsi="Wingdings" w:hint="default"/>
+        <w:sz w:val="20"/>
+      </w:rPr>
+    </w:lvl>
+    <w:lvl w:ilvl="4" w:tentative="1">
+      <w:start w:val="1"/>
+      <w:numFmt w:val="bullet"/>
+      <w:lvlText w:val=""/>
+      <w:lvlJc w:val="left"/>
+      <w:pPr>
+        <w:tabs>
+          <w:tab w:val="num" w:pos="3600"/>
+        </w:tabs>
+        <w:ind w:left="3600" w:hanging="360"/>
+      </w:pPr>
+      <w:rPr>
+        <w:rFonts w:ascii="Wingdings" w:hAnsi="Wingdings" w:hint="default"/>
+        <w:sz w:val="20"/>
+      </w:rPr>
+    </w:lvl>
+    <w:lvl w:ilvl="5" w:tentative="1">
+      <w:start w:val="1"/>
+      <w:numFmt w:val="bullet"/>
+      <w:lvlText w:val=""/>
+      <w:lvlJc w:val="left"/>
+      <w:pPr>
+        <w:tabs>
+          <w:tab w:val="num" w:pos="4320"/>
+        </w:tabs>
+        <w:ind w:left="4320" w:hanging="360"/>
+      </w:pPr>
+      <w:rPr>
+        <w:rFonts w:ascii="Wingdings" w:hAnsi="Wingdings" w:hint="default"/>
+        <w:sz w:val="20"/>
+      </w:rPr>
+    </w:lvl>
+    <w:lvl w:ilvl="6" w:tentative="1">
+      <w:start w:val="1"/>
+      <w:numFmt w:val="bullet"/>
+      <w:lvlText w:val=""/>
+      <w:lvlJc w:val="left"/>
+      <w:pPr>
+        <w:tabs>
+          <w:tab w:val="num" w:pos="5040"/>
+        </w:tabs>
+        <w:ind w:left="5040" w:hanging="360"/>
+      </w:pPr>
+      <w:rPr>
+        <w:rFonts w:ascii="Wingdings" w:hAnsi="Wingdings" w:hint="default"/>
+        <w:sz w:val="20"/>
+      </w:rPr>
+    </w:lvl>
+    <w:lvl w:ilvl="7" w:tentative="1">
+      <w:start w:val="1"/>
+      <w:numFmt w:val="bullet"/>
+      <w:lvlText w:val=""/>
+      <w:lvlJc w:val="left"/>
+      <w:pPr>
+        <w:tabs>
+          <w:tab w:val="num" w:pos="5760"/>
+        </w:tabs>
+        <w:ind w:left="5760" w:hanging="360"/>
+      </w:pPr>
+      <w:rPr>
+        <w:rFonts w:ascii="Wingdings" w:hAnsi="Wingdings" w:hint="default"/>
+        <w:sz w:val="20"/>
+      </w:rPr>
+    </w:lvl>
+    <w:lvl w:ilvl="8" w:tentative="1">
+      <w:start w:val="1"/>
+      <w:numFmt w:val="bullet"/>
+      <w:lvlText w:val=""/>
+      <w:lvlJc w:val="left"/>
+      <w:pPr>
+        <w:tabs>
+          <w:tab w:val="num" w:pos="6480"/>
+        </w:tabs>
+        <w:ind w:left="6480" w:hanging="360"/>
+      </w:pPr>
+      <w:rPr>
+        <w:rFonts w:ascii="Wingdings" w:hAnsi="Wingdings" w:hint="default"/>
+        <w:sz w:val="20"/>
+      </w:rPr>
+    </w:lvl>
+  </w:abstractNum>
+  <w:abstractNum w:abstractNumId="2" w15:restartNumberingAfterBreak="0">
     <w:nsid w:val="1A3B087A"/>
     <w:multiLevelType w:val="hybridMultilevel"/>
     <w:tmpl w:val="E3C81D5A"/>
@@ -1914,7 +4265,156 @@
       </w:rPr>
     </w:lvl>
   </w:abstractNum>
-  <w:abstractNum w:abstractNumId="1" w15:restartNumberingAfterBreak="0">
+  <w:abstractNum w:abstractNumId="3" w15:restartNumberingAfterBreak="0">
+    <w:nsid w:val="1D114E35"/>
+    <w:multiLevelType w:val="multilevel"/>
+    <w:tmpl w:val="FD58DAE0"/>
+    <w:lvl w:ilvl="0">
+      <w:start w:val="1"/>
+      <w:numFmt w:val="bullet"/>
+      <w:lvlText w:val=""/>
+      <w:lvlJc w:val="left"/>
+      <w:pPr>
+        <w:tabs>
+          <w:tab w:val="num" w:pos="720"/>
+        </w:tabs>
+        <w:ind w:left="720" w:hanging="360"/>
+      </w:pPr>
+      <w:rPr>
+        <w:rFonts w:ascii="Symbol" w:hAnsi="Symbol" w:hint="default"/>
+        <w:sz w:val="20"/>
+      </w:rPr>
+    </w:lvl>
+    <w:lvl w:ilvl="1" w:tentative="1">
+      <w:start w:val="1"/>
+      <w:numFmt w:val="bullet"/>
+      <w:lvlText w:val="o"/>
+      <w:lvlJc w:val="left"/>
+      <w:pPr>
+        <w:tabs>
+          <w:tab w:val="num" w:pos="1440"/>
+        </w:tabs>
+        <w:ind w:left="1440" w:hanging="360"/>
+      </w:pPr>
+      <w:rPr>
+        <w:rFonts w:ascii="Courier New" w:hAnsi="Courier New" w:hint="default"/>
+        <w:sz w:val="20"/>
+      </w:rPr>
+    </w:lvl>
+    <w:lvl w:ilvl="2" w:tentative="1">
+      <w:start w:val="1"/>
+      <w:numFmt w:val="bullet"/>
+      <w:lvlText w:val=""/>
+      <w:lvlJc w:val="left"/>
+      <w:pPr>
+        <w:tabs>
+          <w:tab w:val="num" w:pos="2160"/>
+        </w:tabs>
+        <w:ind w:left="2160" w:hanging="360"/>
+      </w:pPr>
+      <w:rPr>
+        <w:rFonts w:ascii="Wingdings" w:hAnsi="Wingdings" w:hint="default"/>
+        <w:sz w:val="20"/>
+      </w:rPr>
+    </w:lvl>
+    <w:lvl w:ilvl="3" w:tentative="1">
+      <w:start w:val="1"/>
+      <w:numFmt w:val="bullet"/>
+      <w:lvlText w:val=""/>
+      <w:lvlJc w:val="left"/>
+      <w:pPr>
+        <w:tabs>
+          <w:tab w:val="num" w:pos="2880"/>
+        </w:tabs>
+        <w:ind w:left="2880" w:hanging="360"/>
+      </w:pPr>
+      <w:rPr>
+        <w:rFonts w:ascii="Wingdings" w:hAnsi="Wingdings" w:hint="default"/>
+        <w:sz w:val="20"/>
+      </w:rPr>
+    </w:lvl>
+    <w:lvl w:ilvl="4" w:tentative="1">
+      <w:start w:val="1"/>
+      <w:numFmt w:val="bullet"/>
+      <w:lvlText w:val=""/>
+      <w:lvlJc w:val="left"/>
+      <w:pPr>
+        <w:tabs>
+          <w:tab w:val="num" w:pos="3600"/>
+        </w:tabs>
+        <w:ind w:left="3600" w:hanging="360"/>
+      </w:pPr>
+      <w:rPr>
+        <w:rFonts w:ascii="Wingdings" w:hAnsi="Wingdings" w:hint="default"/>
+        <w:sz w:val="20"/>
+      </w:rPr>
+    </w:lvl>
+    <w:lvl w:ilvl="5" w:tentative="1">
+      <w:start w:val="1"/>
+      <w:numFmt w:val="bullet"/>
+      <w:lvlText w:val=""/>
+      <w:lvlJc w:val="left"/>
+      <w:pPr>
+        <w:tabs>
+          <w:tab w:val="num" w:pos="4320"/>
+        </w:tabs>
+        <w:ind w:left="4320" w:hanging="360"/>
+      </w:pPr>
+      <w:rPr>
+        <w:rFonts w:ascii="Wingdings" w:hAnsi="Wingdings" w:hint="default"/>
+        <w:sz w:val="20"/>
+      </w:rPr>
+    </w:lvl>
+    <w:lvl w:ilvl="6" w:tentative="1">
+      <w:start w:val="1"/>
+      <w:numFmt w:val="bullet"/>
+      <w:lvlText w:val=""/>
+      <w:lvlJc w:val="left"/>
+      <w:pPr>
+        <w:tabs>
+          <w:tab w:val="num" w:pos="5040"/>
+        </w:tabs>
+        <w:ind w:left="5040" w:hanging="360"/>
+      </w:pPr>
+      <w:rPr>
+        <w:rFonts w:ascii="Wingdings" w:hAnsi="Wingdings" w:hint="default"/>
+        <w:sz w:val="20"/>
+      </w:rPr>
+    </w:lvl>
+    <w:lvl w:ilvl="7" w:tentative="1">
+      <w:start w:val="1"/>
+      <w:numFmt w:val="bullet"/>
+      <w:lvlText w:val=""/>
+      <w:lvlJc w:val="left"/>
+      <w:pPr>
+        <w:tabs>
+          <w:tab w:val="num" w:pos="5760"/>
+        </w:tabs>
+        <w:ind w:left="5760" w:hanging="360"/>
+      </w:pPr>
+      <w:rPr>
+        <w:rFonts w:ascii="Wingdings" w:hAnsi="Wingdings" w:hint="default"/>
+        <w:sz w:val="20"/>
+      </w:rPr>
+    </w:lvl>
+    <w:lvl w:ilvl="8" w:tentative="1">
+      <w:start w:val="1"/>
+      <w:numFmt w:val="bullet"/>
+      <w:lvlText w:val=""/>
+      <w:lvlJc w:val="left"/>
+      <w:pPr>
+        <w:tabs>
+          <w:tab w:val="num" w:pos="6480"/>
+        </w:tabs>
+        <w:ind w:left="6480" w:hanging="360"/>
+      </w:pPr>
+      <w:rPr>
+        <w:rFonts w:ascii="Wingdings" w:hAnsi="Wingdings" w:hint="default"/>
+        <w:sz w:val="20"/>
+      </w:rPr>
+    </w:lvl>
+  </w:abstractNum>
+  <w:abstractNum w:abstractNumId="4" w15:restartNumberingAfterBreak="0">
     <w:nsid w:val="20047B0F"/>
     <w:multiLevelType w:val="hybridMultilevel"/>
     <w:tmpl w:val="514C2E2E"/>
@@ -2026,7 +4526,269 @@
       </w:rPr>
     </w:lvl>
   </w:abstractNum>
-  <w:abstractNum w:abstractNumId="2" w15:restartNumberingAfterBreak="0">
+  <w:abstractNum w:abstractNumId="5" w15:restartNumberingAfterBreak="0">
+    <w:nsid w:val="2FC4278E"/>
+    <w:multiLevelType w:val="multilevel"/>
+    <w:tmpl w:val="3E44359E"/>
+    <w:lvl w:ilvl="0">
+      <w:start w:val="1"/>
+      <w:numFmt w:val="decimal"/>
+      <w:lvlText w:val="%1."/>
+      <w:lvlJc w:val="left"/>
+      <w:pPr>
+        <w:tabs>
+          <w:tab w:val="num" w:pos="720"/>
+        </w:tabs>
+        <w:ind w:left="720" w:hanging="360"/>
+      </w:pPr>
+    </w:lvl>
+    <w:lvl w:ilvl="1" w:tentative="1">
+      <w:start w:val="1"/>
+      <w:numFmt w:val="decimal"/>
+      <w:lvlText w:val="%2."/>
+      <w:lvlJc w:val="left"/>
+      <w:pPr>
+        <w:tabs>
+          <w:tab w:val="num" w:pos="1440"/>
+        </w:tabs>
+        <w:ind w:left="1440" w:hanging="360"/>
+      </w:pPr>
+    </w:lvl>
+    <w:lvl w:ilvl="2" w:tentative="1">
+      <w:start w:val="1"/>
+      <w:numFmt w:val="decimal"/>
+      <w:lvlText w:val="%3."/>
+      <w:lvlJc w:val="left"/>
+      <w:pPr>
+        <w:tabs>
+          <w:tab w:val="num" w:pos="2160"/>
+        </w:tabs>
+        <w:ind w:left="2160" w:hanging="360"/>
+      </w:pPr>
+    </w:lvl>
+    <w:lvl w:ilvl="3" w:tentative="1">
+      <w:start w:val="1"/>
+      <w:numFmt w:val="decimal"/>
+      <w:lvlText w:val="%4."/>
+      <w:lvlJc w:val="left"/>
+      <w:pPr>
+        <w:tabs>
+          <w:tab w:val="num" w:pos="2880"/>
+        </w:tabs>
+        <w:ind w:left="2880" w:hanging="360"/>
+      </w:pPr>
+    </w:lvl>
+    <w:lvl w:ilvl="4" w:tentative="1">
+      <w:start w:val="1"/>
+      <w:numFmt w:val="decimal"/>
+      <w:lvlText w:val="%5."/>
+      <w:lvlJc w:val="left"/>
+      <w:pPr>
+        <w:tabs>
+          <w:tab w:val="num" w:pos="3600"/>
+        </w:tabs>
+        <w:ind w:left="3600" w:hanging="360"/>
+      </w:pPr>
+    </w:lvl>
+    <w:lvl w:ilvl="5" w:tentative="1">
+      <w:start w:val="1"/>
+      <w:numFmt w:val="decimal"/>
+      <w:lvlText w:val="%6."/>
+      <w:lvlJc w:val="left"/>
+      <w:pPr>
+        <w:tabs>
+          <w:tab w:val="num" w:pos="4320"/>
+        </w:tabs>
+        <w:ind w:left="4320" w:hanging="360"/>
+      </w:pPr>
+    </w:lvl>
+    <w:lvl w:ilvl="6" w:tentative="1">
+      <w:start w:val="1"/>
+      <w:numFmt w:val="decimal"/>
+      <w:lvlText w:val="%7."/>
+      <w:lvlJc w:val="left"/>
+      <w:pPr>
+        <w:tabs>
+          <w:tab w:val="num" w:pos="5040"/>
+        </w:tabs>
+        <w:ind w:left="5040" w:hanging="360"/>
+      </w:pPr>
+    </w:lvl>
+    <w:lvl w:ilvl="7" w:tentative="1">
+      <w:start w:val="1"/>
+      <w:numFmt w:val="decimal"/>
+      <w:lvlText w:val="%8."/>
+      <w:lvlJc w:val="left"/>
+      <w:pPr>
+        <w:tabs>
+          <w:tab w:val="num" w:pos="5760"/>
+        </w:tabs>
+        <w:ind w:left="5760" w:hanging="360"/>
+      </w:pPr>
+    </w:lvl>
+    <w:lvl w:ilvl="8" w:tentative="1">
+      <w:start w:val="1"/>
+      <w:numFmt w:val="decimal"/>
+      <w:lvlText w:val="%9."/>
+      <w:lvlJc w:val="left"/>
+      <w:pPr>
+        <w:tabs>
+          <w:tab w:val="num" w:pos="6480"/>
+        </w:tabs>
+        <w:ind w:left="6480" w:hanging="360"/>
+      </w:pPr>
+    </w:lvl>
+  </w:abstractNum>
+  <w:abstractNum w:abstractNumId="6" w15:restartNumberingAfterBreak="0">
+    <w:nsid w:val="44397935"/>
+    <w:multiLevelType w:val="multilevel"/>
+    <w:tmpl w:val="50564630"/>
+    <w:lvl w:ilvl="0">
+      <w:start w:val="1"/>
+      <w:numFmt w:val="bullet"/>
+      <w:lvlText w:val=""/>
+      <w:lvlJc w:val="left"/>
+      <w:pPr>
+        <w:tabs>
+          <w:tab w:val="num" w:pos="720"/>
+        </w:tabs>
+        <w:ind w:left="720" w:hanging="360"/>
+      </w:pPr>
+      <w:rPr>
+        <w:rFonts w:ascii="Symbol" w:hAnsi="Symbol" w:hint="default"/>
+        <w:sz w:val="20"/>
+      </w:rPr>
+    </w:lvl>
+    <w:lvl w:ilvl="1" w:tentative="1">
+      <w:start w:val="1"/>
+      <w:numFmt w:val="bullet"/>
+      <w:lvlText w:val="o"/>
+      <w:lvlJc w:val="left"/>
+      <w:pPr>
+        <w:tabs>
+          <w:tab w:val="num" w:pos="1440"/>
+        </w:tabs>
+        <w:ind w:left="1440" w:hanging="360"/>
+      </w:pPr>
+      <w:rPr>
+        <w:rFonts w:ascii="Courier New" w:hAnsi="Courier New" w:hint="default"/>
+        <w:sz w:val="20"/>
+      </w:rPr>
+    </w:lvl>
+    <w:lvl w:ilvl="2" w:tentative="1">
+      <w:start w:val="1"/>
+      <w:numFmt w:val="bullet"/>
+      <w:lvlText w:val=""/>
+      <w:lvlJc w:val="left"/>
+      <w:pPr>
+        <w:tabs>
+          <w:tab w:val="num" w:pos="2160"/>
+        </w:tabs>
+        <w:ind w:left="2160" w:hanging="360"/>
+      </w:pPr>
+      <w:rPr>
+        <w:rFonts w:ascii="Wingdings" w:hAnsi="Wingdings" w:hint="default"/>
+        <w:sz w:val="20"/>
+      </w:rPr>
+    </w:lvl>
+    <w:lvl w:ilvl="3" w:tentative="1">
+      <w:start w:val="1"/>
+      <w:numFmt w:val="bullet"/>
+      <w:lvlText w:val=""/>
+      <w:lvlJc w:val="left"/>
+      <w:pPr>
+        <w:tabs>
+          <w:tab w:val="num" w:pos="2880"/>
+        </w:tabs>
+        <w:ind w:left="2880" w:hanging="360"/>
+      </w:pPr>
+      <w:rPr>
+        <w:rFonts w:ascii="Wingdings" w:hAnsi="Wingdings" w:hint="default"/>
+        <w:sz w:val="20"/>
+      </w:rPr>
+    </w:lvl>
+    <w:lvl w:ilvl="4" w:tentative="1">
+      <w:start w:val="1"/>
+      <w:numFmt w:val="bullet"/>
+      <w:lvlText w:val=""/>
+      <w:lvlJc w:val="left"/>
+      <w:pPr>
+        <w:tabs>
+          <w:tab w:val="num" w:pos="3600"/>
+        </w:tabs>
+        <w:ind w:left="3600" w:hanging="360"/>
+      </w:pPr>
+      <w:rPr>
+        <w:rFonts w:ascii="Wingdings" w:hAnsi="Wingdings" w:hint="default"/>
+        <w:sz w:val="20"/>
+      </w:rPr>
+    </w:lvl>
+    <w:lvl w:ilvl="5" w:tentative="1">
+      <w:start w:val="1"/>
+      <w:numFmt w:val="bullet"/>
+      <w:lvlText w:val=""/>
+      <w:lvlJc w:val="left"/>
+      <w:pPr>
+        <w:tabs>
+          <w:tab w:val="num" w:pos="4320"/>
+        </w:tabs>
+        <w:ind w:left="4320" w:hanging="360"/>
+      </w:pPr>
+      <w:rPr>
+        <w:rFonts w:ascii="Wingdings" w:hAnsi="Wingdings" w:hint="default"/>
+        <w:sz w:val="20"/>
+      </w:rPr>
+    </w:lvl>
+    <w:lvl w:ilvl="6" w:tentative="1">
+      <w:start w:val="1"/>
+      <w:numFmt w:val="bullet"/>
+      <w:lvlText w:val=""/>
+      <w:lvlJc w:val="left"/>
+      <w:pPr>
+        <w:tabs>
+          <w:tab w:val="num" w:pos="5040"/>
+        </w:tabs>
+        <w:ind w:left="5040" w:hanging="360"/>
+      </w:pPr>
+      <w:rPr>
+        <w:rFonts w:ascii="Wingdings" w:hAnsi="Wingdings" w:hint="default"/>
+        <w:sz w:val="20"/>
+      </w:rPr>
+    </w:lvl>
+    <w:lvl w:ilvl="7" w:tentative="1">
+      <w:start w:val="1"/>
+      <w:numFmt w:val="bullet"/>
+      <w:lvlText w:val=""/>
+      <w:lvlJc w:val="left"/>
+      <w:pPr>
+        <w:tabs>
+          <w:tab w:val="num" w:pos="5760"/>
+        </w:tabs>
+        <w:ind w:left="5760" w:hanging="360"/>
+      </w:pPr>
+      <w:rPr>
+        <w:rFonts w:ascii="Wingdings" w:hAnsi="Wingdings" w:hint="default"/>
+        <w:sz w:val="20"/>
+      </w:rPr>
+    </w:lvl>
+    <w:lvl w:ilvl="8" w:tentative="1">
+      <w:start w:val="1"/>
+      <w:numFmt w:val="bullet"/>
+      <w:lvlText w:val=""/>
+      <w:lvlJc w:val="left"/>
+      <w:pPr>
+        <w:tabs>
+          <w:tab w:val="num" w:pos="6480"/>
+        </w:tabs>
+        <w:ind w:left="6480" w:hanging="360"/>
+      </w:pPr>
+      <w:rPr>
+        <w:rFonts w:ascii="Wingdings" w:hAnsi="Wingdings" w:hint="default"/>
+        <w:sz w:val="20"/>
+      </w:rPr>
+    </w:lvl>
+  </w:abstractNum>
+  <w:abstractNum w:abstractNumId="7" w15:restartNumberingAfterBreak="0">
     <w:nsid w:val="48CD32F1"/>
     <w:multiLevelType w:val="multilevel"/>
     <w:tmpl w:val="1A988BCE"/>
@@ -2175,14 +4937,181 @@
       </w:rPr>
     </w:lvl>
   </w:abstractNum>
+  <w:abstractNum w:abstractNumId="8" w15:restartNumberingAfterBreak="0">
+    <w:nsid w:val="5C7251E6"/>
+    <w:multiLevelType w:val="multilevel"/>
+    <w:tmpl w:val="736EC482"/>
+    <w:lvl w:ilvl="0">
+      <w:start w:val="1"/>
+      <w:numFmt w:val="bullet"/>
+      <w:lvlText w:val=""/>
+      <w:lvlJc w:val="left"/>
+      <w:pPr>
+        <w:tabs>
+          <w:tab w:val="num" w:pos="720"/>
+        </w:tabs>
+        <w:ind w:left="720" w:hanging="360"/>
+      </w:pPr>
+      <w:rPr>
+        <w:rFonts w:ascii="Symbol" w:hAnsi="Symbol" w:hint="default"/>
+        <w:sz w:val="20"/>
+      </w:rPr>
+    </w:lvl>
+    <w:lvl w:ilvl="1" w:tentative="1">
+      <w:start w:val="1"/>
+      <w:numFmt w:val="bullet"/>
+      <w:lvlText w:val="o"/>
+      <w:lvlJc w:val="left"/>
+      <w:pPr>
+        <w:tabs>
+          <w:tab w:val="num" w:pos="1440"/>
+        </w:tabs>
+        <w:ind w:left="1440" w:hanging="360"/>
+      </w:pPr>
+      <w:rPr>
+        <w:rFonts w:ascii="Courier New" w:hAnsi="Courier New" w:hint="default"/>
+        <w:sz w:val="20"/>
+      </w:rPr>
+    </w:lvl>
+    <w:lvl w:ilvl="2" w:tentative="1">
+      <w:start w:val="1"/>
+      <w:numFmt w:val="bullet"/>
+      <w:lvlText w:val=""/>
+      <w:lvlJc w:val="left"/>
+      <w:pPr>
+        <w:tabs>
+          <w:tab w:val="num" w:pos="2160"/>
+        </w:tabs>
+        <w:ind w:left="2160" w:hanging="360"/>
+      </w:pPr>
+      <w:rPr>
+        <w:rFonts w:ascii="Wingdings" w:hAnsi="Wingdings" w:hint="default"/>
+        <w:sz w:val="20"/>
+      </w:rPr>
+    </w:lvl>
+    <w:lvl w:ilvl="3" w:tentative="1">
+      <w:start w:val="1"/>
+      <w:numFmt w:val="bullet"/>
+      <w:lvlText w:val=""/>
+      <w:lvlJc w:val="left"/>
+      <w:pPr>
+        <w:tabs>
+          <w:tab w:val="num" w:pos="2880"/>
+        </w:tabs>
+        <w:ind w:left="2880" w:hanging="360"/>
+      </w:pPr>
+      <w:rPr>
+        <w:rFonts w:ascii="Wingdings" w:hAnsi="Wingdings" w:hint="default"/>
+        <w:sz w:val="20"/>
+      </w:rPr>
+    </w:lvl>
+    <w:lvl w:ilvl="4" w:tentative="1">
+      <w:start w:val="1"/>
+      <w:numFmt w:val="bullet"/>
+      <w:lvlText w:val=""/>
+      <w:lvlJc w:val="left"/>
+      <w:pPr>
+        <w:tabs>
+          <w:tab w:val="num" w:pos="3600"/>
+        </w:tabs>
+        <w:ind w:left="3600" w:hanging="360"/>
+      </w:pPr>
+      <w:rPr>
+        <w:rFonts w:ascii="Wingdings" w:hAnsi="Wingdings" w:hint="default"/>
+        <w:sz w:val="20"/>
+      </w:rPr>
+    </w:lvl>
+    <w:lvl w:ilvl="5" w:tentative="1">
+      <w:start w:val="1"/>
+      <w:numFmt w:val="bullet"/>
+      <w:lvlText w:val=""/>
+      <w:lvlJc w:val="left"/>
+      <w:pPr>
+        <w:tabs>
+          <w:tab w:val="num" w:pos="4320"/>
+        </w:tabs>
+        <w:ind w:left="4320" w:hanging="360"/>
+      </w:pPr>
+      <w:rPr>
+        <w:rFonts w:ascii="Wingdings" w:hAnsi="Wingdings" w:hint="default"/>
+        <w:sz w:val="20"/>
+      </w:rPr>
+    </w:lvl>
+    <w:lvl w:ilvl="6" w:tentative="1">
+      <w:start w:val="1"/>
+      <w:numFmt w:val="bullet"/>
+      <w:lvlText w:val=""/>
+      <w:lvlJc w:val="left"/>
+      <w:pPr>
+        <w:tabs>
+          <w:tab w:val="num" w:pos="5040"/>
+        </w:tabs>
+        <w:ind w:left="5040" w:hanging="360"/>
+      </w:pPr>
+      <w:rPr>
+        <w:rFonts w:ascii="Wingdings" w:hAnsi="Wingdings" w:hint="default"/>
+        <w:sz w:val="20"/>
+      </w:rPr>
+    </w:lvl>
+    <w:lvl w:ilvl="7" w:tentative="1">
+      <w:start w:val="1"/>
+      <w:numFmt w:val="bullet"/>
+      <w:lvlText w:val=""/>
+      <w:lvlJc w:val="left"/>
+      <w:pPr>
+        <w:tabs>
+          <w:tab w:val="num" w:pos="5760"/>
+        </w:tabs>
+        <w:ind w:left="5760" w:hanging="360"/>
+      </w:pPr>
+      <w:rPr>
+        <w:rFonts w:ascii="Wingdings" w:hAnsi="Wingdings" w:hint="default"/>
+        <w:sz w:val="20"/>
+      </w:rPr>
+    </w:lvl>
+    <w:lvl w:ilvl="8" w:tentative="1">
+      <w:start w:val="1"/>
+      <w:numFmt w:val="bullet"/>
+      <w:lvlText w:val=""/>
+      <w:lvlJc w:val="left"/>
+      <w:pPr>
+        <w:tabs>
+          <w:tab w:val="num" w:pos="6480"/>
+        </w:tabs>
+        <w:ind w:left="6480" w:hanging="360"/>
+      </w:pPr>
+      <w:rPr>
+        <w:rFonts w:ascii="Wingdings" w:hAnsi="Wingdings" w:hint="default"/>
+        <w:sz w:val="20"/>
+      </w:rPr>
+    </w:lvl>
+  </w:abstractNum>
   <w:num w:numId="1" w16cid:durableId="829716211">
+    <w:abstractNumId w:val="2"/>
+  </w:num>
+  <w:num w:numId="2" w16cid:durableId="1205561444">
+    <w:abstractNumId w:val="4"/>
+  </w:num>
+  <w:num w:numId="3" w16cid:durableId="2105374395">
+    <w:abstractNumId w:val="7"/>
+  </w:num>
+  <w:num w:numId="4" w16cid:durableId="39132213">
     <w:abstractNumId w:val="0"/>
   </w:num>
-  <w:num w:numId="2" w16cid:durableId="1205561444">
+  <w:num w:numId="5" w16cid:durableId="425807549">
+    <w:abstractNumId w:val="8"/>
+  </w:num>
+  <w:num w:numId="6" w16cid:durableId="855771899">
+    <w:abstractNumId w:val="3"/>
+  </w:num>
+  <w:num w:numId="7" w16cid:durableId="1903835224">
     <w:abstractNumId w:val="1"/>
   </w:num>
-  <w:num w:numId="3" w16cid:durableId="2105374395">
-    <w:abstractNumId w:val="2"/>
+  <w:num w:numId="8" w16cid:durableId="391730509">
+    <w:abstractNumId w:val="6"/>
+  </w:num>
+  <w:num w:numId="9" w16cid:durableId="1024869912">
+    <w:abstractNumId w:val="5"/>
   </w:num>
 </w:numbering>
 </file>
@@ -2587,6 +5516,7 @@
   <w:style w:type="paragraph" w:default="1" w:styleId="Normal">
     <w:name w:val="Normal"/>
     <w:qFormat/>
+    <w:rsid w:val="00F6385F"/>
   </w:style>
   <w:style w:type="paragraph" w:styleId="Heading1">
     <w:name w:val="heading 1"/>
@@ -3147,7 +6077,652 @@
     <w:uiPriority w:val="99"/>
     <w:rsid w:val="004F0561"/>
   </w:style>
+  <w:style w:type="character" w:styleId="Hyperlink">
+    <w:name w:val="Hyperlink"/>
+    <w:basedOn w:val="DefaultParagraphFont"/>
+    <w:uiPriority w:val="99"/>
+    <w:unhideWhenUsed/>
+    <w:rsid w:val="00F6385F"/>
+    <w:rPr>
+      <w:color w:val="0563C1" w:themeColor="hyperlink"/>
+      <w:u w:val="single"/>
+    </w:rPr>
+  </w:style>
+  <w:style w:type="character" w:styleId="UnresolvedMention">
+    <w:name w:val="Unresolved Mention"/>
+    <w:basedOn w:val="DefaultParagraphFont"/>
+    <w:uiPriority w:val="99"/>
+    <w:semiHidden/>
+    <w:unhideWhenUsed/>
+    <w:rsid w:val="00F6385F"/>
+    <w:rPr>
+      <w:color w:val="605E5C"/>
+      <w:shd w:val="clear" w:color="auto" w:fill="E1DFDD"/>
+    </w:rPr>
+  </w:style>
+  <w:style w:type="paragraph" w:styleId="TOCHeading">
+    <w:name w:val="TOC Heading"/>
+    <w:basedOn w:val="Heading1"/>
+    <w:next w:val="Normal"/>
+    <w:uiPriority w:val="39"/>
+    <w:unhideWhenUsed/>
+    <w:qFormat/>
+    <w:rsid w:val="006D5D9C"/>
+    <w:pPr>
+      <w:spacing w:before="240" w:after="0"/>
+      <w:outlineLvl w:val="9"/>
+    </w:pPr>
+    <w:rPr>
+      <w:kern w:val="0"/>
+      <w:sz w:val="32"/>
+      <w:szCs w:val="32"/>
+      <w:lang w:val="en-US"/>
+      <w14:ligatures w14:val="none"/>
+    </w:rPr>
+  </w:style>
 </w:styles>
+</file>
+
+<file path=word/glossary/document.xml><?xml version="1.0" encoding="utf-8"?>
+<w:glossaryDocument xmlns:wpc="http://schemas.microsoft.com/office/word/2010/wordprocessingCanvas" xmlns:cx="http://schemas.microsoft.com/office/drawing/2014/chartex" xmlns:cx1="http://schemas.microsoft.com/office/drawing/2015/9/8/chartex" xmlns:cx2="http://schemas.microsoft.com/office/drawing/2015/10/21/chartex" xmlns:cx3="http://schemas.microsoft.com/office/drawing/2016/5/9/chartex" xmlns:cx4="http://schemas.microsoft.com/office/drawing/2016/5/10/chartex" xmlns:cx5="http://schemas.microsoft.com/office/drawing/2016/5/11/chartex" xmlns:cx6="http://schemas.microsoft.com/office/drawing/2016/5/12/chartex" xmlns:cx7="http://schemas.microsoft.com/office/drawing/2016/5/13/chartex" xmlns:cx8="http://schemas.microsoft.com/office/drawing/2016/5/14/chartex" xmlns:mc="http://schemas.openxmlformats.org/markup-compatibility/2006" xmlns:aink="http://schemas.microsoft.com/office/drawing/2016/ink" xmlns:am3d="http://schemas.microsoft.com/office/drawing/2017/model3d" xmlns:o="urn:schemas-microsoft-com:office:office" xmlns:oel="http://schemas.microsoft.com/office/2019/extlst" xmlns:r="http://schemas.openxmlformats.org/officeDocument/2006/relationships" xmlns:m="http://schemas.openxmlformats.org/officeDocument/2006/math" xmlns:v="urn:schemas-microsoft-com:vml" xmlns:wp14="http://schemas.microsoft.com/office/word/2010/wordprocessingDrawing" xmlns:wp="http://schemas.openxmlformats.org/drawingml/2006/wordprocessingDrawing" xmlns:w10="urn:schemas-microsoft-com:office:word" xmlns:w="http://schemas.openxmlformats.org/wordprocessingml/2006/main" xmlns:w14="http://schemas.microsoft.com/office/word/2010/wordml" xmlns:w15="http://schemas.microsoft.com/office/word/2012/wordml" xmlns:w16cex="http://schemas.microsoft.com/office/word/2018/wordml/cex" xmlns:w16cid="http://schemas.microsoft.com/office/word/2016/wordml/cid" xmlns:w16="http://schemas.microsoft.com/office/word/2018/wordml" xmlns:w16du="http://schemas.microsoft.com/office/word/2023/wordml/word16du" xmlns:w16sdtdh="http://schemas.microsoft.com/office/word/2020/wordml/sdtdatahash" xmlns:w16sdtfl="http://schemas.microsoft.com/office/word/2024/wordml/sdtformatlock" xmlns:w16se="http://schemas.microsoft.com/office/word/2015/wordml/symex" xmlns:wpg="http://schemas.microsoft.com/office/word/2010/wordprocessingGroup" xmlns:wpi="http://schemas.microsoft.com/office/word/2010/wordprocessingInk" xmlns:wne="http://schemas.microsoft.com/office/word/2006/wordml" xmlns:wps="http://schemas.microsoft.com/office/word/2010/wordprocessingShape" mc:Ignorable="w14 w15 w16se w16cid w16 w16cex w16sdtdh w16sdtfl w16du wp14">
+  <w:docParts>
+    <w:docPart>
+      <w:docPartPr>
+        <w:name w:val="DFCB6D6FC29D43BDAE77D2FD9BC18410"/>
+        <w:category>
+          <w:name w:val="General"/>
+          <w:gallery w:val="placeholder"/>
+        </w:category>
+        <w:types>
+          <w:type w:val="bbPlcHdr"/>
+        </w:types>
+        <w:behaviors>
+          <w:behavior w:val="content"/>
+        </w:behaviors>
+        <w:guid w:val="{6B5D6EDA-4C14-4985-91F4-9D1860F102BA}"/>
+      </w:docPartPr>
+      <w:docPartBody>
+        <w:p>
+          <w:pPr>
+            <w:pStyle w:val="DFCB6D6FC29D43BDAE77D2FD9BC18410"/>
+          </w:pPr>
+          <w:r>
+            <w:rPr>
+              <w:color w:val="4472C4" w:themeColor="accent1"/>
+              <w:sz w:val="20"/>
+              <w:szCs w:val="20"/>
+            </w:rPr>
+            <w:t>[Author name]</w:t>
+          </w:r>
+        </w:p>
+      </w:docPartBody>
+    </w:docPart>
+    <w:docPart>
+      <w:docPartPr>
+        <w:name w:val="28FFBB55A1514376B3F89B9B2D838959"/>
+        <w:category>
+          <w:name w:val="General"/>
+          <w:gallery w:val="placeholder"/>
+        </w:category>
+        <w:types>
+          <w:type w:val="bbPlcHdr"/>
+        </w:types>
+        <w:behaviors>
+          <w:behavior w:val="content"/>
+        </w:behaviors>
+        <w:guid w:val="{3F6766A8-A6A4-4F73-AD07-FE6BFF94DBBF}"/>
+      </w:docPartPr>
+      <w:docPartBody>
+        <w:p>
+          <w:pPr>
+            <w:pStyle w:val="28FFBB55A1514376B3F89B9B2D838959"/>
+          </w:pPr>
+          <w:r>
+            <w:rPr>
+              <w:caps/>
+              <w:color w:val="4472C4" w:themeColor="accent1"/>
+            </w:rPr>
+            <w:t>[Document title]</w:t>
+          </w:r>
+        </w:p>
+      </w:docPartBody>
+    </w:docPart>
+  </w:docParts>
+</w:glossaryDocument>
+</file>
+
+<file path=word/glossary/fontTable.xml><?xml version="1.0" encoding="utf-8"?>
+<w:fonts xmlns:mc="http://schemas.openxmlformats.org/markup-compatibility/2006" xmlns:r="http://schemas.openxmlformats.org/officeDocument/2006/relationships" xmlns:w="http://schemas.openxmlformats.org/wordprocessingml/2006/main" xmlns:w14="http://schemas.microsoft.com/office/word/2010/wordml" xmlns:w15="http://schemas.microsoft.com/office/word/2012/wordml" xmlns:w16cex="http://schemas.microsoft.com/office/word/2018/wordml/cex" xmlns:w16cid="http://schemas.microsoft.com/office/word/2016/wordml/cid" xmlns:w16="http://schemas.microsoft.com/office/word/2018/wordml" xmlns:w16du="http://schemas.microsoft.com/office/word/2023/wordml/word16du" xmlns:w16sdtdh="http://schemas.microsoft.com/office/word/2020/wordml/sdtdatahash" xmlns:w16sdtfl="http://schemas.microsoft.com/office/word/2024/wordml/sdtformatlock" xmlns:w16se="http://schemas.microsoft.com/office/word/2015/wordml/symex" mc:Ignorable="w14 w15 w16se w16cid w16 w16cex w16sdtdh w16sdtfl w16du">
+  <w:font w:name="Symbol">
+    <w:panose1 w:val="05050102010706020507"/>
+    <w:charset w:val="02"/>
+    <w:family w:val="roman"/>
+    <w:pitch w:val="variable"/>
+    <w:sig w:usb0="00000000" w:usb1="10000000" w:usb2="00000000" w:usb3="00000000" w:csb0="80000000" w:csb1="00000000"/>
+  </w:font>
+  <w:font w:name="Times New Roman">
+    <w:panose1 w:val="02020603050405020304"/>
+    <w:charset w:val="00"/>
+    <w:family w:val="roman"/>
+    <w:pitch w:val="variable"/>
+    <w:sig w:usb0="E0002EFF" w:usb1="C000785B" w:usb2="00000009" w:usb3="00000000" w:csb0="000001FF" w:csb1="00000000"/>
+  </w:font>
+  <w:font w:name="Courier New">
+    <w:panose1 w:val="02070309020205020404"/>
+    <w:charset w:val="00"/>
+    <w:family w:val="modern"/>
+    <w:pitch w:val="fixed"/>
+    <w:sig w:usb0="E0002EFF" w:usb1="C0007843" w:usb2="00000009" w:usb3="00000000" w:csb0="000001FF" w:csb1="00000000"/>
+  </w:font>
+  <w:font w:name="Wingdings">
+    <w:panose1 w:val="05000000000000000000"/>
+    <w:charset w:val="02"/>
+    <w:family w:val="auto"/>
+    <w:pitch w:val="variable"/>
+    <w:sig w:usb0="00000000" w:usb1="10000000" w:usb2="00000000" w:usb3="00000000" w:csb0="80000000" w:csb1="00000000"/>
+  </w:font>
+  <w:font w:name="Calibri">
+    <w:panose1 w:val="020F0502020204030204"/>
+    <w:charset w:val="00"/>
+    <w:family w:val="swiss"/>
+    <w:pitch w:val="variable"/>
+    <w:sig w:usb0="E4002EFF" w:usb1="C200247B" w:usb2="00000009" w:usb3="00000000" w:csb0="000001FF" w:csb1="00000000"/>
+  </w:font>
+  <w:font w:name="Calibri Light">
+    <w:panose1 w:val="020F0302020204030204"/>
+    <w:charset w:val="00"/>
+    <w:family w:val="swiss"/>
+    <w:pitch w:val="variable"/>
+    <w:sig w:usb0="E4002EFF" w:usb1="C200247B" w:usb2="00000009" w:usb3="00000000" w:csb0="000001FF" w:csb1="00000000"/>
+  </w:font>
+</w:fonts>
+</file>
+
+<file path=word/glossary/settings.xml><?xml version="1.0" encoding="utf-8"?>
+<w:settings xmlns:mc="http://schemas.openxmlformats.org/markup-compatibility/2006" xmlns:o="urn:schemas-microsoft-com:office:office" xmlns:r="http://schemas.openxmlformats.org/officeDocument/2006/relationships" xmlns:m="http://schemas.openxmlformats.org/officeDocument/2006/math" xmlns:v="urn:schemas-microsoft-com:vml" xmlns:w10="urn:schemas-microsoft-com:office:word" xmlns:w="http://schemas.openxmlformats.org/wordprocessingml/2006/main" xmlns:w14="http://schemas.microsoft.com/office/word/2010/wordml" xmlns:w15="http://schemas.microsoft.com/office/word/2012/wordml" xmlns:w16cex="http://schemas.microsoft.com/office/word/2018/wordml/cex" xmlns:w16cid="http://schemas.microsoft.com/office/word/2016/wordml/cid" xmlns:w16="http://schemas.microsoft.com/office/word/2018/wordml" xmlns:w16du="http://schemas.microsoft.com/office/word/2023/wordml/word16du" xmlns:w16sdtdh="http://schemas.microsoft.com/office/word/2020/wordml/sdtdatahash" xmlns:w16sdtfl="http://schemas.microsoft.com/office/word/2024/wordml/sdtformatlock" xmlns:w16se="http://schemas.microsoft.com/office/word/2015/wordml/symex" xmlns:sl="http://schemas.openxmlformats.org/schemaLibrary/2006/main" mc:Ignorable="w14 w15 w16se w16cid w16 w16cex w16sdtdh w16sdtfl w16du">
+  <w:view w:val="normal"/>
+  <w:defaultTabStop w:val="720"/>
+  <w:characterSpacingControl w:val="doNotCompress"/>
+  <w:compat>
+    <w:useFELayout/>
+    <w:compatSetting w:name="compatibilityMode" w:uri="http://schemas.microsoft.com/office/word" w:val="15"/>
+    <w:compatSetting w:name="overrideTableStyleFontSizeAndJustification" w:uri="http://schemas.microsoft.com/office/word" w:val="1"/>
+    <w:compatSetting w:name="enableOpenTypeFeatures" w:uri="http://schemas.microsoft.com/office/word" w:val="1"/>
+    <w:compatSetting w:name="doNotFlipMirrorIndents" w:uri="http://schemas.microsoft.com/office/word" w:val="1"/>
+    <w:compatSetting w:name="differentiateMultirowTableHeaders" w:uri="http://schemas.microsoft.com/office/word" w:val="1"/>
+    <w:compatSetting w:name="useWord2013TrackBottomHyphenation" w:uri="http://schemas.microsoft.com/office/word" w:val="0"/>
+  </w:compat>
+  <w:rsids>
+    <w:rsidRoot w:val="00AE63AA"/>
+    <w:rsid w:val="005671E9"/>
+    <w:rsid w:val="007F5521"/>
+    <w:rsid w:val="00AE63AA"/>
+  </w:rsids>
+  <m:mathPr>
+    <m:mathFont m:val="Cambria Math"/>
+    <m:brkBin m:val="before"/>
+    <m:brkBinSub m:val="--"/>
+    <m:smallFrac m:val="0"/>
+    <m:dispDef/>
+    <m:lMargin m:val="0"/>
+    <m:rMargin m:val="0"/>
+    <m:defJc m:val="centerGroup"/>
+    <m:wrapIndent m:val="1440"/>
+    <m:intLim m:val="subSup"/>
+    <m:naryLim m:val="undOvr"/>
+  </m:mathPr>
+  <w:themeFontLang w:val="en-IN"/>
+  <w:clrSchemeMapping w:bg1="light1" w:t1="dark1" w:bg2="light2" w:t2="dark2" w:accent1="accent1" w:accent2="accent2" w:accent3="accent3" w:accent4="accent4" w:accent5="accent5" w:accent6="accent6" w:hyperlink="hyperlink" w:followedHyperlink="followedHyperlink"/>
+  <w:decimalSymbol w:val="."/>
+  <w:listSeparator w:val=","/>
+  <w15:chartTrackingRefBased/>
+</w:settings>
+</file>
+
+<file path=word/glossary/styles.xml><?xml version="1.0" encoding="utf-8"?>
+<w:styles xmlns:mc="http://schemas.openxmlformats.org/markup-compatibility/2006" xmlns:r="http://schemas.openxmlformats.org/officeDocument/2006/relationships" xmlns:w="http://schemas.openxmlformats.org/wordprocessingml/2006/main" xmlns:w14="http://schemas.microsoft.com/office/word/2010/wordml" xmlns:w15="http://schemas.microsoft.com/office/word/2012/wordml" xmlns:w16cex="http://schemas.microsoft.com/office/word/2018/wordml/cex" xmlns:w16cid="http://schemas.microsoft.com/office/word/2016/wordml/cid" xmlns:w16="http://schemas.microsoft.com/office/word/2018/wordml" xmlns:w16du="http://schemas.microsoft.com/office/word/2023/wordml/word16du" xmlns:w16sdtdh="http://schemas.microsoft.com/office/word/2020/wordml/sdtdatahash" xmlns:w16sdtfl="http://schemas.microsoft.com/office/word/2024/wordml/sdtformatlock" xmlns:w16se="http://schemas.microsoft.com/office/word/2015/wordml/symex" mc:Ignorable="w14 w15 w16se w16cid w16 w16cex w16sdtdh w16sdtfl w16du">
+  <w:docDefaults>
+    <w:rPrDefault>
+      <w:rPr>
+        <w:rFonts w:asciiTheme="minorHAnsi" w:eastAsiaTheme="minorEastAsia" w:hAnsiTheme="minorHAnsi" w:cstheme="minorBidi"/>
+        <w:kern w:val="2"/>
+        <w:sz w:val="24"/>
+        <w:szCs w:val="24"/>
+        <w:lang w:val="en-IN" w:eastAsia="en-IN" w:bidi="ar-SA"/>
+        <w14:ligatures w14:val="standardContextual"/>
+      </w:rPr>
+    </w:rPrDefault>
+    <w:pPrDefault>
+      <w:pPr>
+        <w:spacing w:after="160" w:line="278" w:lineRule="auto"/>
+      </w:pPr>
+    </w:pPrDefault>
+  </w:docDefaults>
+  <w:latentStyles w:defLockedState="0" w:defUIPriority="99" w:defSemiHidden="0" w:defUnhideWhenUsed="0" w:defQFormat="0" w:count="376">
+    <w:lsdException w:name="Normal" w:uiPriority="0" w:qFormat="1"/>
+    <w:lsdException w:name="heading 1" w:uiPriority="9" w:qFormat="1"/>
+    <w:lsdException w:name="heading 2" w:semiHidden="1" w:uiPriority="9" w:unhideWhenUsed="1" w:qFormat="1"/>
+    <w:lsdException w:name="heading 3" w:semiHidden="1" w:uiPriority="9" w:unhideWhenUsed="1" w:qFormat="1"/>
+    <w:lsdException w:name="heading 4" w:semiHidden="1" w:uiPriority="9" w:unhideWhenUsed="1" w:qFormat="1"/>
+    <w:lsdException w:name="heading 5" w:semiHidden="1" w:uiPriority="9" w:unhideWhenUsed="1" w:qFormat="1"/>
+    <w:lsdException w:name="heading 6" w:semiHidden="1" w:uiPriority="9" w:unhideWhenUsed="1" w:qFormat="1"/>
+    <w:lsdException w:name="heading 7" w:semiHidden="1" w:uiPriority="9" w:unhideWhenUsed="1" w:qFormat="1"/>
+    <w:lsdException w:name="heading 8" w:semiHidden="1" w:uiPriority="9" w:unhideWhenUsed="1" w:qFormat="1"/>
+    <w:lsdException w:name="heading 9" w:semiHidden="1" w:uiPriority="9" w:unhideWhenUsed="1" w:qFormat="1"/>
+    <w:lsdException w:name="index 1" w:semiHidden="1" w:unhideWhenUsed="1"/>
+    <w:lsdException w:name="index 2" w:semiHidden="1" w:unhideWhenUsed="1"/>
+    <w:lsdException w:name="index 3" w:semiHidden="1" w:unhideWhenUsed="1"/>
+    <w:lsdException w:name="index 4" w:semiHidden="1" w:unhideWhenUsed="1"/>
+    <w:lsdException w:name="index 5" w:semiHidden="1" w:unhideWhenUsed="1"/>
+    <w:lsdException w:name="index 6" w:semiHidden="1" w:unhideWhenUsed="1"/>
+    <w:lsdException w:name="index 7" w:semiHidden="1" w:unhideWhenUsed="1"/>
+    <w:lsdException w:name="index 8" w:semiHidden="1" w:unhideWhenUsed="1"/>
+    <w:lsdException w:name="index 9" w:semiHidden="1" w:unhideWhenUsed="1"/>
+    <w:lsdException w:name="toc 1" w:semiHidden="1" w:uiPriority="39" w:unhideWhenUsed="1"/>
+    <w:lsdException w:name="toc 2" w:semiHidden="1" w:uiPriority="39" w:unhideWhenUsed="1"/>
+    <w:lsdException w:name="toc 3" w:semiHidden="1" w:uiPriority="39" w:unhideWhenUsed="1"/>
+    <w:lsdException w:name="toc 4" w:semiHidden="1" w:uiPriority="39" w:unhideWhenUsed="1"/>
+    <w:lsdException w:name="toc 5" w:semiHidden="1" w:uiPriority="39" w:unhideWhenUsed="1"/>
+    <w:lsdException w:name="toc 6" w:semiHidden="1" w:uiPriority="39" w:unhideWhenUsed="1"/>
+    <w:lsdException w:name="toc 7" w:semiHidden="1" w:uiPriority="39" w:unhideWhenUsed="1"/>
+    <w:lsdException w:name="toc 8" w:semiHidden="1" w:uiPriority="39" w:unhideWhenUsed="1"/>
+    <w:lsdException w:name="toc 9" w:semiHidden="1" w:uiPriority="39" w:unhideWhenUsed="1"/>
+    <w:lsdException w:name="Normal Indent" w:semiHidden="1" w:unhideWhenUsed="1"/>
+    <w:lsdException w:name="footnote text" w:semiHidden="1" w:unhideWhenUsed="1"/>
+    <w:lsdException w:name="annotation text" w:semiHidden="1" w:unhideWhenUsed="1"/>
+    <w:lsdException w:name="header" w:semiHidden="1" w:unhideWhenUsed="1"/>
+    <w:lsdException w:name="footer" w:semiHidden="1" w:unhideWhenUsed="1"/>
+    <w:lsdException w:name="index heading" w:semiHidden="1" w:unhideWhenUsed="1"/>
+    <w:lsdException w:name="caption" w:semiHidden="1" w:uiPriority="35" w:unhideWhenUsed="1" w:qFormat="1"/>
+    <w:lsdException w:name="table of figures" w:semiHidden="1" w:unhideWhenUsed="1"/>
+    <w:lsdException w:name="envelope address" w:semiHidden="1" w:unhideWhenUsed="1"/>
+    <w:lsdException w:name="envelope return" w:semiHidden="1" w:unhideWhenUsed="1"/>
+    <w:lsdException w:name="footnote reference" w:semiHidden="1" w:unhideWhenUsed="1"/>
+    <w:lsdException w:name="annotation reference" w:semiHidden="1" w:unhideWhenUsed="1"/>
+    <w:lsdException w:name="line number" w:semiHidden="1" w:unhideWhenUsed="1"/>
+    <w:lsdException w:name="page number" w:semiHidden="1" w:unhideWhenUsed="1"/>
+    <w:lsdException w:name="endnote reference" w:semiHidden="1" w:unhideWhenUsed="1"/>
+    <w:lsdException w:name="endnote text" w:semiHidden="1" w:unhideWhenUsed="1"/>
+    <w:lsdException w:name="table of authorities" w:semiHidden="1" w:unhideWhenUsed="1"/>
+    <w:lsdException w:name="macro" w:semiHidden="1" w:unhideWhenUsed="1"/>
+    <w:lsdException w:name="toa heading" w:semiHidden="1" w:unhideWhenUsed="1"/>
+    <w:lsdException w:name="List" w:semiHidden="1" w:unhideWhenUsed="1"/>
+    <w:lsdException w:name="List Bullet" w:semiHidden="1" w:unhideWhenUsed="1"/>
+    <w:lsdException w:name="List Number" w:semiHidden="1" w:unhideWhenUsed="1"/>
+    <w:lsdException w:name="List 2" w:semiHidden="1" w:unhideWhenUsed="1"/>
+    <w:lsdException w:name="List 3" w:semiHidden="1" w:unhideWhenUsed="1"/>
+    <w:lsdException w:name="List 4" w:semiHidden="1" w:unhideWhenUsed="1"/>
+    <w:lsdException w:name="List 5" w:semiHidden="1" w:unhideWhenUsed="1"/>
+    <w:lsdException w:name="List Bullet 2" w:semiHidden="1" w:unhideWhenUsed="1"/>
+    <w:lsdException w:name="List Bullet 3" w:semiHidden="1" w:unhideWhenUsed="1"/>
+    <w:lsdException w:name="List Bullet 4" w:semiHidden="1" w:unhideWhenUsed="1"/>
+    <w:lsdException w:name="List Bullet 5" w:semiHidden="1" w:unhideWhenUsed="1"/>
+    <w:lsdException w:name="List Number 2" w:semiHidden="1" w:unhideWhenUsed="1"/>
+    <w:lsdException w:name="List Number 3" w:semiHidden="1" w:unhideWhenUsed="1"/>
+    <w:lsdException w:name="List Number 4" w:semiHidden="1" w:unhideWhenUsed="1"/>
+    <w:lsdException w:name="List Number 5" w:semiHidden="1" w:unhideWhenUsed="1"/>
+    <w:lsdException w:name="Title" w:uiPriority="10" w:qFormat="1"/>
+    <w:lsdException w:name="Closing" w:semiHidden="1" w:unhideWhenUsed="1"/>
+    <w:lsdException w:name="Signature" w:semiHidden="1" w:unhideWhenUsed="1"/>
+    <w:lsdException w:name="Default Paragraph Font" w:semiHidden="1" w:uiPriority="1" w:unhideWhenUsed="1"/>
+    <w:lsdException w:name="Body Text" w:semiHidden="1" w:unhideWhenUsed="1"/>
+    <w:lsdException w:name="Body Text Indent" w:semiHidden="1" w:unhideWhenUsed="1"/>
+    <w:lsdException w:name="List Continue" w:semiHidden="1" w:unhideWhenUsed="1"/>
+    <w:lsdException w:name="List Continue 2" w:semiHidden="1" w:unhideWhenUsed="1"/>
+    <w:lsdException w:name="List Continue 3" w:semiHidden="1" w:unhideWhenUsed="1"/>
+    <w:lsdException w:name="List Continue 4" w:semiHidden="1" w:unhideWhenUsed="1"/>
+    <w:lsdException w:name="List Continue 5" w:semiHidden="1" w:unhideWhenUsed="1"/>
+    <w:lsdException w:name="Message Header" w:semiHidden="1" w:unhideWhenUsed="1"/>
+    <w:lsdException w:name="Subtitle" w:uiPriority="11" w:qFormat="1"/>
+    <w:lsdException w:name="Salutation" w:semiHidden="1" w:unhideWhenUsed="1"/>
+    <w:lsdException w:name="Date" w:semiHidden="1" w:unhideWhenUsed="1"/>
+    <w:lsdException w:name="Body Text First Indent" w:semiHidden="1" w:unhideWhenUsed="1"/>
+    <w:lsdException w:name="Body Text First Indent 2" w:semiHidden="1" w:unhideWhenUsed="1"/>
+    <w:lsdException w:name="Note Heading" w:semiHidden="1" w:unhideWhenUsed="1"/>
+    <w:lsdException w:name="Body Text 2" w:semiHidden="1" w:unhideWhenUsed="1"/>
+    <w:lsdException w:name="Body Text 3" w:semiHidden="1" w:unhideWhenUsed="1"/>
+    <w:lsdException w:name="Body Text Indent 2" w:semiHidden="1" w:unhideWhenUsed="1"/>
+    <w:lsdException w:name="Body Text Indent 3" w:semiHidden="1" w:unhideWhenUsed="1"/>
+    <w:lsdException w:name="Block Text" w:semiHidden="1" w:unhideWhenUsed="1"/>
+    <w:lsdException w:name="Hyperlink" w:semiHidden="1" w:unhideWhenUsed="1"/>
+    <w:lsdException w:name="FollowedHyperlink" w:semiHidden="1" w:unhideWhenUsed="1"/>
+    <w:lsdException w:name="Strong" w:uiPriority="22" w:qFormat="1"/>
+    <w:lsdException w:name="Emphasis" w:uiPriority="20" w:qFormat="1"/>
+    <w:lsdException w:name="Document Map" w:semiHidden="1" w:unhideWhenUsed="1"/>
+    <w:lsdException w:name="Plain Text" w:semiHidden="1" w:unhideWhenUsed="1"/>
+    <w:lsdException w:name="E-mail Signature" w:semiHidden="1" w:unhideWhenUsed="1"/>
+    <w:lsdException w:name="HTML Top of Form" w:semiHidden="1" w:unhideWhenUsed="1"/>
+    <w:lsdException w:name="HTML Bottom of Form" w:semiHidden="1" w:unhideWhenUsed="1"/>
+    <w:lsdException w:name="Normal (Web)" w:semiHidden="1" w:unhideWhenUsed="1"/>
+    <w:lsdException w:name="HTML Acronym" w:semiHidden="1" w:unhideWhenUsed="1"/>
+    <w:lsdException w:name="HTML Address" w:semiHidden="1" w:unhideWhenUsed="1"/>
+    <w:lsdException w:name="HTML Cite" w:semiHidden="1" w:unhideWhenUsed="1"/>
+    <w:lsdException w:name="HTML Code" w:semiHidden="1" w:unhideWhenUsed="1"/>
+    <w:lsdException w:name="HTML Definition" w:semiHidden="1" w:unhideWhenUsed="1"/>
+    <w:lsdException w:name="HTML Keyboard" w:semiHidden="1" w:unhideWhenUsed="1"/>
+    <w:lsdException w:name="HTML Preformatted" w:semiHidden="1" w:unhideWhenUsed="1"/>
+    <w:lsdException w:name="HTML Sample" w:semiHidden="1" w:unhideWhenUsed="1"/>
+    <w:lsdException w:name="HTML Typewriter" w:semiHidden="1" w:unhideWhenUsed="1"/>
+    <w:lsdException w:name="HTML Variable" w:semiHidden="1" w:unhideWhenUsed="1"/>
+    <w:lsdException w:name="Normal Table" w:semiHidden="1" w:unhideWhenUsed="1"/>
+    <w:lsdException w:name="annotation subject" w:semiHidden="1" w:unhideWhenUsed="1"/>
+    <w:lsdException w:name="No List" w:semiHidden="1" w:unhideWhenUsed="1"/>
+    <w:lsdException w:name="Outline List 1" w:semiHidden="1" w:unhideWhenUsed="1"/>
+    <w:lsdException w:name="Outline List 2" w:semiHidden="1" w:unhideWhenUsed="1"/>
+    <w:lsdException w:name="Outline List 3" w:semiHidden="1" w:unhideWhenUsed="1"/>
+    <w:lsdException w:name="Table Simple 1" w:semiHidden="1" w:unhideWhenUsed="1"/>
+    <w:lsdException w:name="Table Simple 2" w:semiHidden="1" w:unhideWhenUsed="1"/>
+    <w:lsdException w:name="Table Simple 3" w:semiHidden="1" w:unhideWhenUsed="1"/>
+    <w:lsdException w:name="Table Classic 1" w:semiHidden="1" w:unhideWhenUsed="1"/>
+    <w:lsdException w:name="Table Classic 2" w:semiHidden="1" w:unhideWhenUsed="1"/>
+    <w:lsdException w:name="Table Classic 3" w:semiHidden="1" w:unhideWhenUsed="1"/>
+    <w:lsdException w:name="Table Classic 4" w:semiHidden="1" w:unhideWhenUsed="1"/>
+    <w:lsdException w:name="Table Colorful 1" w:semiHidden="1" w:unhideWhenUsed="1"/>
+    <w:lsdException w:name="Table Colorful 2" w:semiHidden="1" w:unhideWhenUsed="1"/>
+    <w:lsdException w:name="Table Colorful 3" w:semiHidden="1" w:unhideWhenUsed="1"/>
+    <w:lsdException w:name="Table Columns 1" w:semiHidden="1" w:unhideWhenUsed="1"/>
+    <w:lsdException w:name="Table Columns 2" w:semiHidden="1" w:unhideWhenUsed="1"/>
+    <w:lsdException w:name="Table Columns 3" w:semiHidden="1" w:unhideWhenUsed="1"/>
+    <w:lsdException w:name="Table Columns 4" w:semiHidden="1" w:unhideWhenUsed="1"/>
+    <w:lsdException w:name="Table Columns 5" w:semiHidden="1" w:unhideWhenUsed="1"/>
+    <w:lsdException w:name="Table Grid 1" w:semiHidden="1" w:unhideWhenUsed="1"/>
+    <w:lsdException w:name="Table Grid 2" w:semiHidden="1" w:unhideWhenUsed="1"/>
+    <w:lsdException w:name="Table Grid 3" w:semiHidden="1" w:unhideWhenUsed="1"/>
+    <w:lsdException w:name="Table Grid 4" w:semiHidden="1" w:unhideWhenUsed="1"/>
+    <w:lsdException w:name="Table Grid 5" w:semiHidden="1" w:unhideWhenUsed="1"/>
+    <w:lsdException w:name="Table Grid 6" w:semiHidden="1" w:unhideWhenUsed="1"/>
+    <w:lsdException w:name="Table Grid 7" w:semiHidden="1" w:unhideWhenUsed="1"/>
+    <w:lsdException w:name="Table Grid 8" w:semiHidden="1" w:unhideWhenUsed="1"/>
+    <w:lsdException w:name="Table List 1" w:semiHidden="1" w:unhideWhenUsed="1"/>
+    <w:lsdException w:name="Table List 2" w:semiHidden="1" w:unhideWhenUsed="1"/>
+    <w:lsdException w:name="Table List 3" w:semiHidden="1" w:unhideWhenUsed="1"/>
+    <w:lsdException w:name="Table List 4" w:semiHidden="1" w:unhideWhenUsed="1"/>
+    <w:lsdException w:name="Table List 5" w:semiHidden="1" w:unhideWhenUsed="1"/>
+    <w:lsdException w:name="Table List 6" w:semiHidden="1" w:unhideWhenUsed="1"/>
+    <w:lsdException w:name="Table List 7" w:semiHidden="1" w:unhideWhenUsed="1"/>
+    <w:lsdException w:name="Table List 8" w:semiHidden="1" w:unhideWhenUsed="1"/>
+    <w:lsdException w:name="Table 3D effects 1" w:semiHidden="1" w:unhideWhenUsed="1"/>
+    <w:lsdException w:name="Table 3D effects 2" w:semiHidden="1" w:unhideWhenUsed="1"/>
+    <w:lsdException w:name="Table 3D effects 3" w:semiHidden="1" w:unhideWhenUsed="1"/>
+    <w:lsdException w:name="Table Contemporary" w:semiHidden="1" w:unhideWhenUsed="1"/>
+    <w:lsdException w:name="Table Elegant" w:semiHidden="1" w:unhideWhenUsed="1"/>
+    <w:lsdException w:name="Table Professional" w:semiHidden="1" w:unhideWhenUsed="1"/>
+    <w:lsdException w:name="Table Subtle 1" w:semiHidden="1" w:unhideWhenUsed="1"/>
+    <w:lsdException w:name="Table Subtle 2" w:semiHidden="1" w:unhideWhenUsed="1"/>
+    <w:lsdException w:name="Table Web 1" w:semiHidden="1" w:unhideWhenUsed="1"/>
+    <w:lsdException w:name="Table Web 2" w:semiHidden="1" w:unhideWhenUsed="1"/>
+    <w:lsdException w:name="Table Web 3" w:semiHidden="1" w:unhideWhenUsed="1"/>
+    <w:lsdException w:name="Balloon Text" w:semiHidden="1" w:unhideWhenUsed="1"/>
+    <w:lsdException w:name="Table Grid" w:uiPriority="39"/>
+    <w:lsdException w:name="Table Theme" w:semiHidden="1" w:unhideWhenUsed="1"/>
+    <w:lsdException w:name="Placeholder Text" w:semiHidden="1"/>
+    <w:lsdException w:name="No Spacing" w:uiPriority="1" w:qFormat="1"/>
+    <w:lsdException w:name="Light Shading" w:uiPriority="60"/>
+    <w:lsdException w:name="Light List" w:uiPriority="61"/>
+    <w:lsdException w:name="Light Grid" w:uiPriority="62"/>
+    <w:lsdException w:name="Medium Shading 1" w:uiPriority="63"/>
+    <w:lsdException w:name="Medium Shading 2" w:uiPriority="64"/>
+    <w:lsdException w:name="Medium List 1" w:uiPriority="65"/>
+    <w:lsdException w:name="Medium List 2" w:uiPriority="66"/>
+    <w:lsdException w:name="Medium Grid 1" w:uiPriority="67"/>
+    <w:lsdException w:name="Medium Grid 2" w:uiPriority="68"/>
+    <w:lsdException w:name="Medium Grid 3" w:uiPriority="69"/>
+    <w:lsdException w:name="Dark List" w:uiPriority="70"/>
+    <w:lsdException w:name="Colorful Shading" w:uiPriority="71"/>
+    <w:lsdException w:name="Colorful List" w:uiPriority="72"/>
+    <w:lsdException w:name="Colorful Grid" w:uiPriority="73"/>
+    <w:lsdException w:name="Light Shading Accent 1" w:uiPriority="60"/>
+    <w:lsdException w:name="Light List Accent 1" w:uiPriority="61"/>
+    <w:lsdException w:name="Light Grid Accent 1" w:uiPriority="62"/>
+    <w:lsdException w:name="Medium Shading 1 Accent 1" w:uiPriority="63"/>
+    <w:lsdException w:name="Medium Shading 2 Accent 1" w:uiPriority="64"/>
+    <w:lsdException w:name="Medium List 1 Accent 1" w:uiPriority="65"/>
+    <w:lsdException w:name="Revision" w:semiHidden="1"/>
+    <w:lsdException w:name="List Paragraph" w:uiPriority="34" w:qFormat="1"/>
+    <w:lsdException w:name="Quote" w:uiPriority="29" w:qFormat="1"/>
+    <w:lsdException w:name="Intense Quote" w:uiPriority="30" w:qFormat="1"/>
+    <w:lsdException w:name="Medium List 2 Accent 1" w:uiPriority="66"/>
+    <w:lsdException w:name="Medium Grid 1 Accent 1" w:uiPriority="67"/>
+    <w:lsdException w:name="Medium Grid 2 Accent 1" w:uiPriority="68"/>
+    <w:lsdException w:name="Medium Grid 3 Accent 1" w:uiPriority="69"/>
+    <w:lsdException w:name="Dark List Accent 1" w:uiPriority="70"/>
+    <w:lsdException w:name="Colorful Shading Accent 1" w:uiPriority="71"/>
+    <w:lsdException w:name="Colorful List Accent 1" w:uiPriority="72"/>
+    <w:lsdException w:name="Colorful Grid Accent 1" w:uiPriority="73"/>
+    <w:lsdException w:name="Light Shading Accent 2" w:uiPriority="60"/>
+    <w:lsdException w:name="Light List Accent 2" w:uiPriority="61"/>
+    <w:lsdException w:name="Light Grid Accent 2" w:uiPriority="62"/>
+    <w:lsdException w:name="Medium Shading 1 Accent 2" w:uiPriority="63"/>
+    <w:lsdException w:name="Medium Shading 2 Accent 2" w:uiPriority="64"/>
+    <w:lsdException w:name="Medium List 1 Accent 2" w:uiPriority="65"/>
+    <w:lsdException w:name="Medium List 2 Accent 2" w:uiPriority="66"/>
+    <w:lsdException w:name="Medium Grid 1 Accent 2" w:uiPriority="67"/>
+    <w:lsdException w:name="Medium Grid 2 Accent 2" w:uiPriority="68"/>
+    <w:lsdException w:name="Medium Grid 3 Accent 2" w:uiPriority="69"/>
+    <w:lsdException w:name="Dark List Accent 2" w:uiPriority="70"/>
+    <w:lsdException w:name="Colorful Shading Accent 2" w:uiPriority="71"/>
+    <w:lsdException w:name="Colorful List Accent 2" w:uiPriority="72"/>
+    <w:lsdException w:name="Colorful Grid Accent 2" w:uiPriority="73"/>
+    <w:lsdException w:name="Light Shading Accent 3" w:uiPriority="60"/>
+    <w:lsdException w:name="Light List Accent 3" w:uiPriority="61"/>
+    <w:lsdException w:name="Light Grid Accent 3" w:uiPriority="62"/>
+    <w:lsdException w:name="Medium Shading 1 Accent 3" w:uiPriority="63"/>
+    <w:lsdException w:name="Medium Shading 2 Accent 3" w:uiPriority="64"/>
+    <w:lsdException w:name="Medium List 1 Accent 3" w:uiPriority="65"/>
+    <w:lsdException w:name="Medium List 2 Accent 3" w:uiPriority="66"/>
+    <w:lsdException w:name="Medium Grid 1 Accent 3" w:uiPriority="67"/>
+    <w:lsdException w:name="Medium Grid 2 Accent 3" w:uiPriority="68"/>
+    <w:lsdException w:name="Medium Grid 3 Accent 3" w:uiPriority="69"/>
+    <w:lsdException w:name="Dark List Accent 3" w:uiPriority="70"/>
+    <w:lsdException w:name="Colorful Shading Accent 3" w:uiPriority="71"/>
+    <w:lsdException w:name="Colorful List Accent 3" w:uiPriority="72"/>
+    <w:lsdException w:name="Colorful Grid Accent 3" w:uiPriority="73"/>
+    <w:lsdException w:name="Light Shading Accent 4" w:uiPriority="60"/>
+    <w:lsdException w:name="Light List Accent 4" w:uiPriority="61"/>
+    <w:lsdException w:name="Light Grid Accent 4" w:uiPriority="62"/>
+    <w:lsdException w:name="Medium Shading 1 Accent 4" w:uiPriority="63"/>
+    <w:lsdException w:name="Medium Shading 2 Accent 4" w:uiPriority="64"/>
+    <w:lsdException w:name="Medium List 1 Accent 4" w:uiPriority="65"/>
+    <w:lsdException w:name="Medium List 2 Accent 4" w:uiPriority="66"/>
+    <w:lsdException w:name="Medium Grid 1 Accent 4" w:uiPriority="67"/>
+    <w:lsdException w:name="Medium Grid 2 Accent 4" w:uiPriority="68"/>
+    <w:lsdException w:name="Medium Grid 3 Accent 4" w:uiPriority="69"/>
+    <w:lsdException w:name="Dark List Accent 4" w:uiPriority="70"/>
+    <w:lsdException w:name="Colorful Shading Accent 4" w:uiPriority="71"/>
+    <w:lsdException w:name="Colorful List Accent 4" w:uiPriority="72"/>
+    <w:lsdException w:name="Colorful Grid Accent 4" w:uiPriority="73"/>
+    <w:lsdException w:name="Light Shading Accent 5" w:uiPriority="60"/>
+    <w:lsdException w:name="Light List Accent 5" w:uiPriority="61"/>
+    <w:lsdException w:name="Light Grid Accent 5" w:uiPriority="62"/>
+    <w:lsdException w:name="Medium Shading 1 Accent 5" w:uiPriority="63"/>
+    <w:lsdException w:name="Medium Shading 2 Accent 5" w:uiPriority="64"/>
+    <w:lsdException w:name="Medium List 1 Accent 5" w:uiPriority="65"/>
+    <w:lsdException w:name="Medium List 2 Accent 5" w:uiPriority="66"/>
+    <w:lsdException w:name="Medium Grid 1 Accent 5" w:uiPriority="67"/>
+    <w:lsdException w:name="Medium Grid 2 Accent 5" w:uiPriority="68"/>
+    <w:lsdException w:name="Medium Grid 3 Accent 5" w:uiPriority="69"/>
+    <w:lsdException w:name="Dark List Accent 5" w:uiPriority="70"/>
+    <w:lsdException w:name="Colorful Shading Accent 5" w:uiPriority="71"/>
+    <w:lsdException w:name="Colorful List Accent 5" w:uiPriority="72"/>
+    <w:lsdException w:name="Colorful Grid Accent 5" w:uiPriority="73"/>
+    <w:lsdException w:name="Light Shading Accent 6" w:uiPriority="60"/>
+    <w:lsdException w:name="Light List Accent 6" w:uiPriority="61"/>
+    <w:lsdException w:name="Light Grid Accent 6" w:uiPriority="62"/>
+    <w:lsdException w:name="Medium Shading 1 Accent 6" w:uiPriority="63"/>
+    <w:lsdException w:name="Medium Shading 2 Accent 6" w:uiPriority="64"/>
+    <w:lsdException w:name="Medium List 1 Accent 6" w:uiPriority="65"/>
+    <w:lsdException w:name="Medium List 2 Accent 6" w:uiPriority="66"/>
+    <w:lsdException w:name="Medium Grid 1 Accent 6" w:uiPriority="67"/>
+    <w:lsdException w:name="Medium Grid 2 Accent 6" w:uiPriority="68"/>
+    <w:lsdException w:name="Medium Grid 3 Accent 6" w:uiPriority="69"/>
+    <w:lsdException w:name="Dark List Accent 6" w:uiPriority="70"/>
+    <w:lsdException w:name="Colorful Shading Accent 6" w:uiPriority="71"/>
+    <w:lsdException w:name="Colorful List Accent 6" w:uiPriority="72"/>
+    <w:lsdException w:name="Colorful Grid Accent 6" w:uiPriority="73"/>
+    <w:lsdException w:name="Subtle Emphasis" w:uiPriority="19" w:qFormat="1"/>
+    <w:lsdException w:name="Intense Emphasis" w:uiPriority="21" w:qFormat="1"/>
+    <w:lsdException w:name="Subtle Reference" w:uiPriority="31" w:qFormat="1"/>
+    <w:lsdException w:name="Intense Reference" w:uiPriority="32" w:qFormat="1"/>
+    <w:lsdException w:name="Book Title" w:uiPriority="33" w:qFormat="1"/>
+    <w:lsdException w:name="Bibliography" w:semiHidden="1" w:uiPriority="37" w:unhideWhenUsed="1"/>
+    <w:lsdException w:name="TOC Heading" w:semiHidden="1" w:uiPriority="39" w:unhideWhenUsed="1" w:qFormat="1"/>
+    <w:lsdException w:name="Plain Table 1" w:uiPriority="41"/>
+    <w:lsdException w:name="Plain Table 2" w:uiPriority="42"/>
+    <w:lsdException w:name="Plain Table 3" w:uiPriority="43"/>
+    <w:lsdException w:name="Plain Table 4" w:uiPriority="44"/>
+    <w:lsdException w:name="Plain Table 5" w:uiPriority="45"/>
+    <w:lsdException w:name="Grid Table Light" w:uiPriority="40"/>
+    <w:lsdException w:name="Grid Table 1 Light" w:uiPriority="46"/>
+    <w:lsdException w:name="Grid Table 2" w:uiPriority="47"/>
+    <w:lsdException w:name="Grid Table 3" w:uiPriority="48"/>
+    <w:lsdException w:name="Grid Table 4" w:uiPriority="49"/>
+    <w:lsdException w:name="Grid Table 5 Dark" w:uiPriority="50"/>
+    <w:lsdException w:name="Grid Table 6 Colorful" w:uiPriority="51"/>
+    <w:lsdException w:name="Grid Table 7 Colorful" w:uiPriority="52"/>
+    <w:lsdException w:name="Grid Table 1 Light Accent 1" w:uiPriority="46"/>
+    <w:lsdException w:name="Grid Table 2 Accent 1" w:uiPriority="47"/>
+    <w:lsdException w:name="Grid Table 3 Accent 1" w:uiPriority="48"/>
+    <w:lsdException w:name="Grid Table 4 Accent 1" w:uiPriority="49"/>
+    <w:lsdException w:name="Grid Table 5 Dark Accent 1" w:uiPriority="50"/>
+    <w:lsdException w:name="Grid Table 6 Colorful Accent 1" w:uiPriority="51"/>
+    <w:lsdException w:name="Grid Table 7 Colorful Accent 1" w:uiPriority="52"/>
+    <w:lsdException w:name="Grid Table 1 Light Accent 2" w:uiPriority="46"/>
+    <w:lsdException w:name="Grid Table 2 Accent 2" w:uiPriority="47"/>
+    <w:lsdException w:name="Grid Table 3 Accent 2" w:uiPriority="48"/>
+    <w:lsdException w:name="Grid Table 4 Accent 2" w:uiPriority="49"/>
+    <w:lsdException w:name="Grid Table 5 Dark Accent 2" w:uiPriority="50"/>
+    <w:lsdException w:name="Grid Table 6 Colorful Accent 2" w:uiPriority="51"/>
+    <w:lsdException w:name="Grid Table 7 Colorful Accent 2" w:uiPriority="52"/>
+    <w:lsdException w:name="Grid Table 1 Light Accent 3" w:uiPriority="46"/>
+    <w:lsdException w:name="Grid Table 2 Accent 3" w:uiPriority="47"/>
+    <w:lsdException w:name="Grid Table 3 Accent 3" w:uiPriority="48"/>
+    <w:lsdException w:name="Grid Table 4 Accent 3" w:uiPriority="49"/>
+    <w:lsdException w:name="Grid Table 5 Dark Accent 3" w:uiPriority="50"/>
+    <w:lsdException w:name="Grid Table 6 Colorful Accent 3" w:uiPriority="51"/>
+    <w:lsdException w:name="Grid Table 7 Colorful Accent 3" w:uiPriority="52"/>
+    <w:lsdException w:name="Grid Table 1 Light Accent 4" w:uiPriority="46"/>
+    <w:lsdException w:name="Grid Table 2 Accent 4" w:uiPriority="47"/>
+    <w:lsdException w:name="Grid Table 3 Accent 4" w:uiPriority="48"/>
+    <w:lsdException w:name="Grid Table 4 Accent 4" w:uiPriority="49"/>
+    <w:lsdException w:name="Grid Table 5 Dark Accent 4" w:uiPriority="50"/>
+    <w:lsdException w:name="Grid Table 6 Colorful Accent 4" w:uiPriority="51"/>
+    <w:lsdException w:name="Grid Table 7 Colorful Accent 4" w:uiPriority="52"/>
+    <w:lsdException w:name="Grid Table 1 Light Accent 5" w:uiPriority="46"/>
+    <w:lsdException w:name="Grid Table 2 Accent 5" w:uiPriority="47"/>
+    <w:lsdException w:name="Grid Table 3 Accent 5" w:uiPriority="48"/>
+    <w:lsdException w:name="Grid Table 4 Accent 5" w:uiPriority="49"/>
+    <w:lsdException w:name="Grid Table 5 Dark Accent 5" w:uiPriority="50"/>
+    <w:lsdException w:name="Grid Table 6 Colorful Accent 5" w:uiPriority="51"/>
+    <w:lsdException w:name="Grid Table 7 Colorful Accent 5" w:uiPriority="52"/>
+    <w:lsdException w:name="Grid Table 1 Light Accent 6" w:uiPriority="46"/>
+    <w:lsdException w:name="Grid Table 2 Accent 6" w:uiPriority="47"/>
+    <w:lsdException w:name="Grid Table 3 Accent 6" w:uiPriority="48"/>
+    <w:lsdException w:name="Grid Table 4 Accent 6" w:uiPriority="49"/>
+    <w:lsdException w:name="Grid Table 5 Dark Accent 6" w:uiPriority="50"/>
+    <w:lsdException w:name="Grid Table 6 Colorful Accent 6" w:uiPriority="51"/>
+    <w:lsdException w:name="Grid Table 7 Colorful Accent 6" w:uiPriority="52"/>
+    <w:lsdException w:name="List Table 1 Light" w:uiPriority="46"/>
+    <w:lsdException w:name="List Table 2" w:uiPriority="47"/>
+    <w:lsdException w:name="List Table 3" w:uiPriority="48"/>
+    <w:lsdException w:name="List Table 4" w:uiPriority="49"/>
+    <w:lsdException w:name="List Table 5 Dark" w:uiPriority="50"/>
+    <w:lsdException w:name="List Table 6 Colorful" w:uiPriority="51"/>
+    <w:lsdException w:name="List Table 7 Colorful" w:uiPriority="52"/>
+    <w:lsdException w:name="List Table 1 Light Accent 1" w:uiPriority="46"/>
+    <w:lsdException w:name="List Table 2 Accent 1" w:uiPriority="47"/>
+    <w:lsdException w:name="List Table 3 Accent 1" w:uiPriority="48"/>
+    <w:lsdException w:name="List Table 4 Accent 1" w:uiPriority="49"/>
+    <w:lsdException w:name="List Table 5 Dark Accent 1" w:uiPriority="50"/>
+    <w:lsdException w:name="List Table 6 Colorful Accent 1" w:uiPriority="51"/>
+    <w:lsdException w:name="List Table 7 Colorful Accent 1" w:uiPriority="52"/>
+    <w:lsdException w:name="List Table 1 Light Accent 2" w:uiPriority="46"/>
+    <w:lsdException w:name="List Table 2 Accent 2" w:uiPriority="47"/>
+    <w:lsdException w:name="List Table 3 Accent 2" w:uiPriority="48"/>
+    <w:lsdException w:name="List Table 4 Accent 2" w:uiPriority="49"/>
+    <w:lsdException w:name="List Table 5 Dark Accent 2" w:uiPriority="50"/>
+    <w:lsdException w:name="List Table 6 Colorful Accent 2" w:uiPriority="51"/>
+    <w:lsdException w:name="List Table 7 Colorful Accent 2" w:uiPriority="52"/>
+    <w:lsdException w:name="List Table 1 Light Accent 3" w:uiPriority="46"/>
+    <w:lsdException w:name="List Table 2 Accent 3" w:uiPriority="47"/>
+    <w:lsdException w:name="List Table 3 Accent 3" w:uiPriority="48"/>
+    <w:lsdException w:name="List Table 4 Accent 3" w:uiPriority="49"/>
+    <w:lsdException w:name="List Table 5 Dark Accent 3" w:uiPriority="50"/>
+    <w:lsdException w:name="List Table 6 Colorful Accent 3" w:uiPriority="51"/>
+    <w:lsdException w:name="List Table 7 Colorful Accent 3" w:uiPriority="52"/>
+    <w:lsdException w:name="List Table 1 Light Accent 4" w:uiPriority="46"/>
+    <w:lsdException w:name="List Table 2 Accent 4" w:uiPriority="47"/>
+    <w:lsdException w:name="List Table 3 Accent 4" w:uiPriority="48"/>
+    <w:lsdException w:name="List Table 4 Accent 4" w:uiPriority="49"/>
+    <w:lsdException w:name="List Table 5 Dark Accent 4" w:uiPriority="50"/>
+    <w:lsdException w:name="List Table 6 Colorful Accent 4" w:uiPriority="51"/>
+    <w:lsdException w:name="List Table 7 Colorful Accent 4" w:uiPriority="52"/>
+    <w:lsdException w:name="List Table 1 Light Accent 5" w:uiPriority="46"/>
+    <w:lsdException w:name="List Table 2 Accent 5" w:uiPriority="47"/>
+    <w:lsdException w:name="List Table 3 Accent 5" w:uiPriority="48"/>
+    <w:lsdException w:name="List Table 4 Accent 5" w:uiPriority="49"/>
+    <w:lsdException w:name="List Table 5 Dark Accent 5" w:uiPriority="50"/>
+    <w:lsdException w:name="List Table 6 Colorful Accent 5" w:uiPriority="51"/>
+    <w:lsdException w:name="List Table 7 Colorful Accent 5" w:uiPriority="52"/>
+    <w:lsdException w:name="List Table 1 Light Accent 6" w:uiPriority="46"/>
+    <w:lsdException w:name="List Table 2 Accent 6" w:uiPriority="47"/>
+    <w:lsdException w:name="List Table 3 Accent 6" w:uiPriority="48"/>
+    <w:lsdException w:name="List Table 4 Accent 6" w:uiPriority="49"/>
+    <w:lsdException w:name="List Table 5 Dark Accent 6" w:uiPriority="50"/>
+    <w:lsdException w:name="List Table 6 Colorful Accent 6" w:uiPriority="51"/>
+    <w:lsdException w:name="List Table 7 Colorful Accent 6" w:uiPriority="52"/>
+    <w:lsdException w:name="Mention" w:semiHidden="1" w:unhideWhenUsed="1"/>
+    <w:lsdException w:name="Smart Hyperlink" w:semiHidden="1" w:unhideWhenUsed="1"/>
+    <w:lsdException w:name="Hashtag" w:semiHidden="1" w:unhideWhenUsed="1"/>
+    <w:lsdException w:name="Unresolved Mention" w:semiHidden="1" w:unhideWhenUsed="1"/>
+    <w:lsdException w:name="Smart Link" w:semiHidden="1" w:unhideWhenUsed="1"/>
+  </w:latentStyles>
+  <w:style w:type="paragraph" w:default="1" w:styleId="Normal">
+    <w:name w:val="Normal"/>
+    <w:qFormat/>
+  </w:style>
+  <w:style w:type="character" w:default="1" w:styleId="DefaultParagraphFont">
+    <w:name w:val="Default Paragraph Font"/>
+    <w:uiPriority w:val="1"/>
+    <w:semiHidden/>
+    <w:unhideWhenUsed/>
+  </w:style>
+  <w:style w:type="table" w:default="1" w:styleId="TableNormal">
+    <w:name w:val="Normal Table"/>
+    <w:uiPriority w:val="99"/>
+    <w:semiHidden/>
+    <w:unhideWhenUsed/>
+    <w:tblPr>
+      <w:tblInd w:w="0" w:type="dxa"/>
+      <w:tblCellMar>
+        <w:top w:w="0" w:type="dxa"/>
+        <w:left w:w="108" w:type="dxa"/>
+        <w:bottom w:w="0" w:type="dxa"/>
+        <w:right w:w="108" w:type="dxa"/>
+      </w:tblCellMar>
+    </w:tblPr>
+  </w:style>
+  <w:style w:type="numbering" w:default="1" w:styleId="NoList">
+    <w:name w:val="No List"/>
+    <w:uiPriority w:val="99"/>
+    <w:semiHidden/>
+    <w:unhideWhenUsed/>
+  </w:style>
+  <w:style w:type="paragraph" w:customStyle="1" w:styleId="DFCB6D6FC29D43BDAE77D2FD9BC18410">
+    <w:name w:val="DFCB6D6FC29D43BDAE77D2FD9BC18410"/>
+    <w:rsid w:val="00AE63AA"/>
+  </w:style>
+  <w:style w:type="paragraph" w:customStyle="1" w:styleId="28FFBB55A1514376B3F89B9B2D838959">
+    <w:name w:val="28FFBB55A1514376B3F89B9B2D838959"/>
+    <w:rsid w:val="00AE63AA"/>
+  </w:style>
+</w:styles>
+</file>
+
+<file path=word/glossary/webSettings.xml><?xml version="1.0" encoding="utf-8"?>
+<w:webSettings xmlns:mc="http://schemas.openxmlformats.org/markup-compatibility/2006" xmlns:r="http://schemas.openxmlformats.org/officeDocument/2006/relationships" xmlns:w="http://schemas.openxmlformats.org/wordprocessingml/2006/main" xmlns:w14="http://schemas.microsoft.com/office/word/2010/wordml" xmlns:w15="http://schemas.microsoft.com/office/word/2012/wordml" xmlns:w16cex="http://schemas.microsoft.com/office/word/2018/wordml/cex" xmlns:w16cid="http://schemas.microsoft.com/office/word/2016/wordml/cid" xmlns:w16="http://schemas.microsoft.com/office/word/2018/wordml" xmlns:w16du="http://schemas.microsoft.com/office/word/2023/wordml/word16du" xmlns:w16sdtdh="http://schemas.microsoft.com/office/word/2020/wordml/sdtdatahash" xmlns:w16sdtfl="http://schemas.microsoft.com/office/word/2024/wordml/sdtformatlock" xmlns:w16se="http://schemas.microsoft.com/office/word/2015/wordml/symex" mc:Ignorable="w14 w15 w16se w16cid w16 w16cex w16sdtdh w16sdtfl w16du">
+  <w:optimizeForBrowser/>
+  <w:allowPNG/>
+</w:webSettings>
 </file>
 
 <file path=word/theme/theme1.xml><?xml version="1.0" encoding="utf-8"?>
@@ -3443,4 +7018,16 @@
     </a:ext>
   </a:extLst>
 </a:theme>
+</file>
+
+<file path=customXml/item1.xml><?xml version="1.0" encoding="utf-8"?>
+<b:Sources xmlns:b="http://schemas.openxmlformats.org/officeDocument/2006/bibliography" xmlns="http://schemas.openxmlformats.org/officeDocument/2006/bibliography" SelectedStyle="\APASixthEditionOfficeOnline.xsl" StyleName="APA" Version="6"/>
+</file>
+
+<file path=customXml/itemProps1.xml><?xml version="1.0" encoding="utf-8"?>
+<ds:datastoreItem xmlns:ds="http://schemas.openxmlformats.org/officeDocument/2006/customXml" ds:itemID="{F7FAD6D6-870E-4A6F-9E23-45015A311FDA}">
+  <ds:schemaRefs>
+    <ds:schemaRef ds:uri="http://schemas.openxmlformats.org/officeDocument/2006/bibliography"/>
+  </ds:schemaRefs>
+</ds:datastoreItem>
 </file>